--- a/Formato_Artículo.docx
+++ b/Formato_Artículo.docx
@@ -314,9 +314,8 @@
           <w:szCs w:val="18"/>
           <w:lang w:val="es-ES"/>
         </w:rPr>
-        <w:t>Resumen (5%-</w:t>
-      </w:r>
-      <w:proofErr w:type="spellStart"/>
+        <w:t xml:space="preserve">Resumen </w:t>
+      </w:r>
       <w:r>
         <w:rPr>
           <w:i/>
@@ -326,9 +325,8 @@
           <w:szCs w:val="18"/>
           <w:lang w:val="es-ES"/>
         </w:rPr>
-        <w:t>max</w:t>
-      </w:r>
-      <w:proofErr w:type="spellEnd"/>
+        <w:t xml:space="preserve">-- </w:t>
+      </w:r>
       <w:r>
         <w:rPr>
           <w:i/>
@@ -336,10 +334,11 @@
           <w:snapToGrid w:val="0"/>
           <w:sz w:val="18"/>
           <w:szCs w:val="18"/>
-          <w:lang w:val="es-ES"/>
-        </w:rPr>
-        <w:t xml:space="preserve"> 250 palabras)</w:t>
-      </w:r>
+          <w:lang w:val="es-CO"/>
+        </w:rPr>
+        <w:t>El presente trabajo modeló la relación dinámica entre el flujo y el esfuerzo respiratorios de un voluntario en vigilia y sueño avanzado mediante técnicas paramétricas de identificación de sistemas lineales en Python. Las señales, adquiridas a 1024 Hz, fueron preprocesadas con eliminación de tendencias, filtrado pasa-bajas Butterworth (</w:t>
+      </w:r>
+      <w:proofErr w:type="spellStart"/>
       <w:r>
         <w:rPr>
           <w:i/>
@@ -347,139 +346,142 @@
           <w:snapToGrid w:val="0"/>
           <w:sz w:val="18"/>
           <w:szCs w:val="18"/>
-          <w:lang w:val="es-ES"/>
-        </w:rPr>
-        <w:t xml:space="preserve"> ––</w:t>
-      </w:r>
-    </w:p>
-    <w:p>
-      <w:pPr>
-        <w:tabs>
-          <w:tab w:val="left" w:pos="340"/>
-        </w:tabs>
-        <w:ind w:firstLine="340"/>
-        <w:jc w:val="both"/>
-        <w:rPr>
-          <w:b/>
-          <w:bCs/>
+          <w:lang w:val="es-CO"/>
+        </w:rPr>
+        <w:t>fc</w:t>
+      </w:r>
+      <w:proofErr w:type="spellEnd"/>
+      <w:r>
+        <w:rPr>
+          <w:i/>
+          <w:iCs/>
           <w:snapToGrid w:val="0"/>
           <w:sz w:val="18"/>
           <w:szCs w:val="18"/>
-          <w:lang w:val="es-ES"/>
-        </w:rPr>
-      </w:pPr>
-      <w:r>
-        <w:rPr>
-          <w:b/>
-          <w:bCs/>
+          <w:lang w:val="es-CO"/>
+        </w:rPr>
+        <w:t xml:space="preserve"> = 3 Hz), submuestreo por factor 32 y normalización estadística. Se compararon seis estructuras —AR, ARMA, ARX, ARMAX, OE y BJ— seleccionando el modelo ARMAX (</w:t>
+      </w:r>
+      <w:proofErr w:type="spellStart"/>
+      <w:r>
+        <w:rPr>
+          <w:i/>
+          <w:iCs/>
           <w:snapToGrid w:val="0"/>
           <w:sz w:val="18"/>
           <w:szCs w:val="18"/>
-          <w:lang w:val="es-ES"/>
-        </w:rPr>
-        <w:t>Objetivo</w:t>
-      </w:r>
-    </w:p>
-    <w:p>
-      <w:pPr>
-        <w:tabs>
-          <w:tab w:val="left" w:pos="340"/>
-        </w:tabs>
-        <w:ind w:firstLine="340"/>
-        <w:jc w:val="both"/>
-        <w:rPr>
-          <w:b/>
-          <w:bCs/>
+          <w:lang w:val="es-CO"/>
+        </w:rPr>
+        <w:t>na</w:t>
+      </w:r>
+      <w:proofErr w:type="spellEnd"/>
+      <w:r>
+        <w:rPr>
+          <w:i/>
+          <w:iCs/>
           <w:snapToGrid w:val="0"/>
           <w:sz w:val="18"/>
           <w:szCs w:val="18"/>
-          <w:lang w:val="es-ES"/>
-        </w:rPr>
-      </w:pPr>
-      <w:r>
-        <w:rPr>
-          <w:b/>
-          <w:bCs/>
+          <w:lang w:val="es-CO"/>
+        </w:rPr>
+        <w:t xml:space="preserve">=6, </w:t>
+      </w:r>
+      <w:proofErr w:type="spellStart"/>
+      <w:r>
+        <w:rPr>
+          <w:i/>
+          <w:iCs/>
           <w:snapToGrid w:val="0"/>
           <w:sz w:val="18"/>
           <w:szCs w:val="18"/>
-          <w:lang w:val="es-ES"/>
-        </w:rPr>
-        <w:t>Metodología</w:t>
-      </w:r>
-    </w:p>
-    <w:p>
-      <w:pPr>
-        <w:tabs>
-          <w:tab w:val="left" w:pos="340"/>
-        </w:tabs>
-        <w:ind w:firstLine="340"/>
-        <w:jc w:val="both"/>
-        <w:rPr>
-          <w:b/>
-          <w:bCs/>
+          <w:lang w:val="es-CO"/>
+        </w:rPr>
+        <w:t>nb</w:t>
+      </w:r>
+      <w:proofErr w:type="spellEnd"/>
+      <w:r>
+        <w:rPr>
+          <w:i/>
+          <w:iCs/>
           <w:snapToGrid w:val="0"/>
           <w:sz w:val="18"/>
           <w:szCs w:val="18"/>
-          <w:lang w:val="es-ES"/>
-        </w:rPr>
-      </w:pPr>
-      <w:r>
-        <w:rPr>
-          <w:b/>
-          <w:bCs/>
+          <w:lang w:val="es-CO"/>
+        </w:rPr>
+        <w:t xml:space="preserve">=6, </w:t>
+      </w:r>
+      <w:proofErr w:type="spellStart"/>
+      <w:r>
+        <w:rPr>
+          <w:i/>
+          <w:iCs/>
           <w:snapToGrid w:val="0"/>
           <w:sz w:val="18"/>
           <w:szCs w:val="18"/>
-          <w:lang w:val="es-ES"/>
-        </w:rPr>
-        <w:t>Resultados principales</w:t>
-      </w:r>
-    </w:p>
-    <w:p>
-      <w:pPr>
-        <w:tabs>
-          <w:tab w:val="left" w:pos="340"/>
-        </w:tabs>
-        <w:ind w:firstLine="340"/>
-        <w:jc w:val="both"/>
-        <w:rPr>
-          <w:b/>
-          <w:bCs/>
+          <w:lang w:val="es-CO"/>
+        </w:rPr>
+        <w:t>nc</w:t>
+      </w:r>
+      <w:proofErr w:type="spellEnd"/>
+      <w:r>
+        <w:rPr>
+          <w:i/>
+          <w:iCs/>
           <w:snapToGrid w:val="0"/>
           <w:sz w:val="18"/>
           <w:szCs w:val="18"/>
-          <w:lang w:val="es-ES"/>
-        </w:rPr>
-      </w:pPr>
-      <w:r>
-        <w:rPr>
-          <w:b/>
-          <w:bCs/>
+          <w:lang w:val="es-CO"/>
+        </w:rPr>
+        <w:t xml:space="preserve">=3, </w:t>
+      </w:r>
+      <w:proofErr w:type="spellStart"/>
+      <w:r>
+        <w:rPr>
+          <w:i/>
+          <w:iCs/>
           <w:snapToGrid w:val="0"/>
           <w:sz w:val="18"/>
           <w:szCs w:val="18"/>
-          <w:lang w:val="es-ES"/>
-        </w:rPr>
-        <w:t>Conclusión</w:t>
-      </w:r>
-    </w:p>
-    <w:p>
-      <w:pPr>
-        <w:tabs>
-          <w:tab w:val="left" w:pos="340"/>
-        </w:tabs>
-        <w:ind w:firstLine="340"/>
-        <w:jc w:val="both"/>
-        <w:rPr>
-          <w:b/>
-          <w:bCs/>
+          <w:lang w:val="es-CO"/>
+        </w:rPr>
+        <w:t>nk</w:t>
+      </w:r>
+      <w:proofErr w:type="spellEnd"/>
+      <w:r>
+        <w:rPr>
+          <w:i/>
+          <w:iCs/>
           <w:snapToGrid w:val="0"/>
           <w:sz w:val="18"/>
           <w:szCs w:val="18"/>
-          <w:lang w:val="es-ES"/>
-        </w:rPr>
-      </w:pPr>
+          <w:lang w:val="es-CO"/>
+        </w:rPr>
+        <w:t xml:space="preserve">=1) por su mejor desempeño en validación. El análisis de sensibilidad identificó a₂, a₃, a₄ y a₅ como los parámetros más influyentes, asociados a la elasticidad pulmonar y la mecánica torácica, los cuales fueron optimizados con el algoritmo Nelder-Mead para el estado de sueño, mejorando el </w:t>
+      </w:r>
+      <w:proofErr w:type="spellStart"/>
+      <w:r>
+        <w:rPr>
+          <w:i/>
+          <w:iCs/>
+          <w:snapToGrid w:val="0"/>
+          <w:sz w:val="18"/>
+          <w:szCs w:val="18"/>
+          <w:lang w:val="es-CO"/>
+        </w:rPr>
+        <w:t>Fit</w:t>
+      </w:r>
+      <w:proofErr w:type="spellEnd"/>
+      <w:r>
+        <w:rPr>
+          <w:i/>
+          <w:iCs/>
+          <w:snapToGrid w:val="0"/>
+          <w:sz w:val="18"/>
+          <w:szCs w:val="18"/>
+          <w:lang w:val="es-CO"/>
+        </w:rPr>
+        <w:t xml:space="preserve"> de simulación libre de 26.06% a 54.81%. Los parámetros óptimos difirieron menos del 0.06% respecto a los de vigilia, y los coeficientes B(q), que representan la transmisión mecánica del flujo al esfuerzo, permanecieron invariantes. El análisis frecuencial mostró resonancias ligeramente más pronunciadas en sueño, coherentes con la reducción del tono muscular y del drive ventilatorio cortical. En conjunto, los resultados indican que la transición de vigilia a sueño no reorganiza la dinámica respiratoria fundamental, sino que produce ajustes sutiles en el control autorregresivo, consistentes con el predominio del control automático del tronco encefálico durante el sueño normal.</w:t>
+      </w:r>
     </w:p>
     <w:p>
       <w:pPr>
@@ -527,7 +529,7 @@
           <w:szCs w:val="16"/>
           <w:lang w:val="es-ES" w:eastAsia="en-US"/>
         </w:rPr>
-        <w:t xml:space="preserve"> (10%)</w:t>
+        <w:t xml:space="preserve"> </w:t>
       </w:r>
     </w:p>
     <w:p>
@@ -544,202 +546,91 @@
     </w:p>
     <w:p>
       <w:pPr>
-        <w:jc w:val="both"/>
+        <w:pStyle w:val="Sangra2detindependiente"/>
+        <w:tabs>
+          <w:tab w:val="left" w:pos="340"/>
+        </w:tabs>
         <w:rPr>
           <w:snapToGrid w:val="0"/>
-          <w:lang w:val="es-ES" w:eastAsia="en-US"/>
+          <w:lang w:val="es-CO"/>
         </w:rPr>
       </w:pPr>
       <w:r>
         <w:rPr>
           <w:snapToGrid w:val="0"/>
-          <w:lang w:val="es-ES" w:eastAsia="en-US"/>
-        </w:rPr>
-        <w:t>¿Para qué se realizó?</w:t>
+          <w:lang w:val="es-CO"/>
+        </w:rPr>
+        <w:t xml:space="preserve">La respiración es un proceso fisiológico complejo regulado por el sistema nervioso central mediante mecanismos automáticos y voluntarios que interactúan de forma continua. Durante el sueño, el control cortical voluntario se suprime progresivamente, quedando la ventilación bajo el gobierno casi exclusivo de los centros automáticos del bulbo raquídeo y la protuberancia. Este cambio en el control neurológico produce modificaciones observables en el patrón respiratorio: reducción de la ventilación minuto, disminución del volumen </w:t>
+      </w:r>
+      <w:proofErr w:type="spellStart"/>
+      <w:r>
+        <w:rPr>
+          <w:snapToGrid w:val="0"/>
+          <w:lang w:val="es-CO"/>
+        </w:rPr>
+        <w:t>tidal</w:t>
+      </w:r>
+      <w:proofErr w:type="spellEnd"/>
+      <w:r>
+        <w:rPr>
+          <w:snapToGrid w:val="0"/>
+          <w:lang w:val="es-CO"/>
+        </w:rPr>
+        <w:t xml:space="preserve"> y menor variabilidad ciclo a ciclo, fenómenos documentados desde estudios clásicos en adultos sanos [1]. Comprender cómo evoluciona la dinámica del sistema respiratorio entre la vigilia y el sueño tiene relevancia médica directa, pues alteraciones en estos mecanismos están asociadas a trastornos como el síndrome de apnea obstructiva del sueño, la hipoventilación nocturna y la hipoxemia en pacientes con enfermedad pulmonar obstructiva crónica [1], [2].</w:t>
       </w:r>
     </w:p>
     <w:p>
       <w:pPr>
-        <w:jc w:val="both"/>
+        <w:pStyle w:val="Sangra2detindependiente"/>
+        <w:tabs>
+          <w:tab w:val="left" w:pos="340"/>
+        </w:tabs>
         <w:rPr>
           <w:snapToGrid w:val="0"/>
-          <w:lang w:val="es-ES" w:eastAsia="en-US"/>
+          <w:lang w:val="es-CO"/>
         </w:rPr>
       </w:pPr>
       <w:r>
         <w:rPr>
           <w:snapToGrid w:val="0"/>
-          <w:lang w:val="es-ES" w:eastAsia="en-US"/>
-        </w:rPr>
-        <w:t>¿</w:t>
-      </w:r>
+          <w:lang w:val="es-CO"/>
+        </w:rPr>
+        <w:t xml:space="preserve">Para estudiar esta dinámica de forma cuantitativa, la identificación paramétrica de sistemas lineales ofrece un marco matemático riguroso que permite representar la relación entre señales fisiológicas mediante modelos en diferencias con interpretación estructural clara. Las estructuras paramétricas como ARX, ARMAX, OE y BJ han sido ampliamente utilizadas en el modelado de sistemas biomédicos porque permiten separar explícitamente la dinámica de la planta, la influencia de la entrada y el efecto del ruido, facilitando tanto la estimación de parámetros como su interpretación fisiológica [2]. A diferencia de enfoques no paramétricos, estos modelos producen ecuaciones en diferencias directamente relacionables con las propiedades mecánicas del sistema respiratorio, como la elasticidad pulmonar, la resistencia de la vía aérea y la </w:t>
+      </w:r>
+      <w:proofErr w:type="spellStart"/>
       <w:r>
         <w:rPr>
           <w:snapToGrid w:val="0"/>
-          <w:lang w:val="es-ES" w:eastAsia="en-US"/>
-        </w:rPr>
-        <w:t>Por qu</w:t>
-      </w:r>
+          <w:lang w:val="es-CO"/>
+        </w:rPr>
+        <w:t>complianza</w:t>
+      </w:r>
+      <w:proofErr w:type="spellEnd"/>
       <w:r>
         <w:rPr>
           <w:snapToGrid w:val="0"/>
-          <w:lang w:val="es-ES" w:eastAsia="en-US"/>
-        </w:rPr>
-        <w:t>é se utilizan las técnicas propuestas?</w:t>
+          <w:lang w:val="es-CO"/>
+        </w:rPr>
+        <w:t xml:space="preserve"> torácica.</w:t>
       </w:r>
     </w:p>
     <w:p>
       <w:pPr>
-        <w:jc w:val="both"/>
+        <w:pStyle w:val="Sangra2detindependiente"/>
+        <w:tabs>
+          <w:tab w:val="left" w:pos="340"/>
+        </w:tabs>
         <w:rPr>
           <w:snapToGrid w:val="0"/>
-          <w:lang w:val="es-ES" w:eastAsia="en-US"/>
+          <w:lang w:val="es-CO"/>
         </w:rPr>
       </w:pPr>
       <w:r>
         <w:rPr>
           <w:snapToGrid w:val="0"/>
-          <w:lang w:val="es-ES" w:eastAsia="en-US"/>
-        </w:rPr>
-        <w:t>Objetivo e hipótesis del trabajo.</w:t>
-      </w:r>
-    </w:p>
-    <w:p>
-      <w:pPr>
-        <w:jc w:val="both"/>
-        <w:rPr>
-          <w:snapToGrid w:val="0"/>
-          <w:lang w:val="es-ES" w:eastAsia="en-US"/>
-        </w:rPr>
-      </w:pPr>
-    </w:p>
-    <w:p>
-      <w:pPr>
-        <w:jc w:val="both"/>
-        <w:rPr>
-          <w:b/>
-          <w:snapToGrid w:val="0"/>
-          <w:lang w:val="es-ES" w:eastAsia="en-US"/>
-        </w:rPr>
-      </w:pPr>
-      <w:r>
-        <w:rPr>
-          <w:b/>
-          <w:snapToGrid w:val="0"/>
-          <w:lang w:val="es-ES" w:eastAsia="en-US"/>
-        </w:rPr>
-        <w:t>Nota: Se debe referenciar</w:t>
-      </w:r>
-      <w:r>
-        <w:rPr>
-          <w:b/>
-          <w:snapToGrid w:val="0"/>
-          <w:lang w:val="es-ES" w:eastAsia="en-US"/>
-        </w:rPr>
-        <w:t xml:space="preserve"> correctamente en formato IEEE </w:t>
-      </w:r>
-      <w:r>
-        <w:rPr>
-          <w:b/>
-          <w:snapToGrid w:val="0"/>
-          <w:lang w:val="es-ES" w:eastAsia="en-US"/>
-        </w:rPr>
-        <w:t xml:space="preserve"> </w:t>
-      </w:r>
-      <w:r>
-        <w:rPr>
-          <w:b/>
-          <w:snapToGrid w:val="0"/>
-          <w:lang w:val="es-ES" w:eastAsia="en-US"/>
-        </w:rPr>
-        <w:tab/>
-      </w:r>
-      <w:r>
-        <w:rPr>
-          <w:b/>
-        </w:rPr>
-        <w:fldChar w:fldCharType="begin" w:fldLock="1"/>
-      </w:r>
-      <w:r>
-        <w:rPr>
-          <w:b/>
-          <w:lang w:val="es-ES"/>
-        </w:rPr>
-        <w:instrText>ADDIN CSL_CITATION { "citationItems" : [ { "id" : "ITEM-1", "itemData" : { "DOI" : "10.1097/00000542-196203000-00038", "ISBN" : "9781848003347", "ISSN" : "0020-1324", "PMID" : "11262556", "abstract" : "Respiratory acidosis, or primary hypercapnia, is the acid-base disorder that results from an increase in arterial partial pressure of carbon dioxide. Acute respiratory acidosis occurs with acute (Type II) respiratory failure, which can result from any sudden respiratory parenchymal (eg, pulmonary edema), airways (eg, chronic obstructive pulmonary disease or asthma), pleural, chest wall, neuromuscular (eg, spinal cord injury), or central nervous system event (eg, drug overdose). Chronic respiratory acidosis can result from numerous processes and is typified by a sustained increase in arterial partial pressure of carbon dio</w:instrText>
-      </w:r>
-      <w:r>
-        <w:rPr>
-          <w:b/>
-          <w:lang w:val="es-ES"/>
-        </w:rPr>
-        <w:instrText>xide, resulting in renal adaptation, and a more marked increase in plasma bicarbonate. Mechanisms of respiratory acidosis include increased carbon dioxide production, alveolar hypoventilation, abnormal respiratory drive, abnormalities of the chest wall and respiratory muscles, and increased dead space. Although the symptoms, signs, and physiologic consequences of respiratory acidosis are numerous, the principal effects are on the central nervous and cardiovascular systems. Treatment for respiratory acidosis may include invasive or noninvasive ventilatory support and specific medical therapies directed at the underlying pathophysiology.", "author" : [ { "dropping-particle" : "", "family" : "Epstein", "given" : "S K", "non-dropping-particle" : "", "parse-names" : false, "suffix" : "" }, { "dropping-particle" : "", "family" : "Singh", "given" : "N", "non-dropping-particle" : "", "parse-names" : false, "suffix" : "" } ], "container-title" : "Respiratory care", "id" : "ITEM-1", "issue" : "4", "issued" : { "date-parts" : [ [ "2001" ] ] }, "page" : "366-83", "title" : "Respiratory acidosis.", "type" : "article-journal", "volume" : "46" }, "uris" : [ "http://www.mendeley.com/documents/?uuid=35dc117f-f105-4404-b53b-3eaf215d427b" ] } ], "mendeley" : { "formattedCitation" : "[1]", "plainTextFormattedCitation" : "[1]", "previouslyFormattedCitation" : "[1]" }, "properties" : { "noteIndex" : 0 }, "schema" : "https://github.com/citation-style-language/schema/raw/master/csl-citation.json" }</w:instrText>
-      </w:r>
-      <w:r>
-        <w:rPr>
-          <w:b/>
-        </w:rPr>
-        <w:fldChar w:fldCharType="separate"/>
-      </w:r>
-      <w:r>
-        <w:rPr>
-          <w:b/>
-          <w:noProof/>
-          <w:lang w:val="es-ES"/>
-        </w:rPr>
-        <w:t>[1]</w:t>
-      </w:r>
-      <w:r>
-        <w:rPr>
-          <w:b/>
-        </w:rPr>
-        <w:fldChar w:fldCharType="end"/>
-      </w:r>
-      <w:r>
-        <w:rPr>
-          <w:b/>
-          <w:lang w:val="es-ES"/>
-        </w:rPr>
-        <w:t xml:space="preserve"> </w:t>
-      </w:r>
-      <w:r>
-        <w:rPr>
-          <w:b/>
-        </w:rPr>
-        <w:fldChar w:fldCharType="begin" w:fldLock="1"/>
-      </w:r>
-      <w:r>
-        <w:rPr>
-          <w:b/>
-          <w:lang w:val="es-ES"/>
-        </w:rPr>
-        <w:instrText>ADDIN CSL_CITATION { "citationItems" : [ { "id" : "ITEM-1", "itemData" : { "author" : [ { "dropping-particle" : "", "family" : "Rodr\u00edguez-Rois\u00edn", "given" : "R", "non-dropping-particle" : "", "parse-names" : false, "suffix" : "" } ], "container-title" : "Farreras-Rozman. Medicina Interna", "id" : "ITEM-1", "issued" : { "date-parts" : [ [ "2004" ] ] }, "page" : "1-2", "title" : "Insuficiencia respiratoria", "type" : "webpage" }, "uris" : [ "http://www.mendeley.com/documents/?uuid=19c3bbab-bdc5-4b5d-bd0c-154660885390" ] } ], "mendeley" : { "formattedCitation" : "[2]", "plainTextFormattedCitation" : "[2]", "previouslyFormattedCitation" : "[2]" }, "properties" : { "noteIndex" : 0 }, "schema" : "https://github.com/citation-style-language/schema/raw/master/csl-citation.json" }</w:instrText>
-      </w:r>
-      <w:r>
-        <w:rPr>
-          <w:b/>
-        </w:rPr>
-        <w:fldChar w:fldCharType="separate"/>
-      </w:r>
-      <w:r>
-        <w:rPr>
-          <w:b/>
-          <w:noProof/>
-          <w:lang w:val="es-ES"/>
-        </w:rPr>
-        <w:t>[2]</w:t>
-      </w:r>
-      <w:r>
-        <w:rPr>
-          <w:b/>
-        </w:rPr>
-        <w:fldChar w:fldCharType="end"/>
-      </w:r>
-      <w:r>
-        <w:rPr>
-          <w:b/>
-          <w:lang w:val="es-ES"/>
-        </w:rPr>
-        <w:t>.</w:t>
+          <w:lang w:val="es-CO"/>
+        </w:rPr>
+        <w:t>El presente trabajo tuvo como objetivo identificar un modelo paramétrico que describa la relación dinámica entre el flujo respiratorio como entrada y el esfuerzo respiratorio como salida, utilizando señales registradas en dos momentos de la noche: el inicio, con el sujeto despierto en reposo, y una etapa avanzada, con el sujeto dormido. A partir del modelo identificado en vigilia, se realizó un análisis de sensibilidad para determinar los parámetros más influyentes y se optimizaron dichos parámetros para representar la dinámica durante el sueño. Se plantea como hipótesis que la estructura dinámica fundamental del sistema respiratorio se conserva entre ambos estados, manifestándose el efecto del sueño únicamente como ajustes sutiles en los parámetros autorregresivos del modelo, coherentes con la reducción del drive ventilatorio y el predominio del control automático de la respiración durante el sueño normal.</w:t>
       </w:r>
     </w:p>
     <w:p>
@@ -750,46 +641,7 @@
         </w:tabs>
         <w:ind w:firstLine="0"/>
         <w:rPr>
-          <w:lang w:val="es-ES"/>
-        </w:rPr>
-      </w:pPr>
-      <w:r>
-        <w:rPr>
-          <w:b/>
-          <w:lang w:val="es-ES"/>
-        </w:rPr>
-        <w:t xml:space="preserve">Nota: El artículo no debe superar las </w:t>
-      </w:r>
-      <w:r>
-        <w:rPr>
-          <w:b/>
-          <w:lang w:val="es-ES"/>
-        </w:rPr>
-        <w:t>4</w:t>
-      </w:r>
-      <w:r>
-        <w:rPr>
-          <w:b/>
-          <w:lang w:val="es-ES"/>
-        </w:rPr>
-        <w:t xml:space="preserve"> hojas</w:t>
-      </w:r>
-      <w:r>
-        <w:rPr>
-          <w:lang w:val="es-ES"/>
-        </w:rPr>
-        <w:tab/>
-      </w:r>
-    </w:p>
-    <w:p>
-      <w:pPr>
-        <w:pStyle w:val="Sangra2detindependiente"/>
-        <w:tabs>
-          <w:tab w:val="left" w:pos="340"/>
-        </w:tabs>
-        <w:ind w:firstLine="0"/>
-        <w:rPr>
-          <w:lang w:val="es-ES"/>
+          <w:lang w:val="es-CO"/>
         </w:rPr>
       </w:pPr>
     </w:p>
@@ -831,23 +683,7 @@
           <w:iCs w:val="0"/>
           <w:lang w:val="es-ES"/>
         </w:rPr>
-        <w:t xml:space="preserve"> (</w:t>
-      </w:r>
-      <w:r>
-        <w:rPr>
-          <w:i w:val="0"/>
-          <w:iCs w:val="0"/>
-          <w:lang w:val="es-ES"/>
-        </w:rPr>
-        <w:t>25</w:t>
-      </w:r>
-      <w:r>
-        <w:rPr>
-          <w:i w:val="0"/>
-          <w:iCs w:val="0"/>
-          <w:lang w:val="es-ES"/>
-        </w:rPr>
-        <w:t>%)</w:t>
+        <w:t xml:space="preserve"> </w:t>
       </w:r>
     </w:p>
     <w:p>
@@ -861,33 +697,524 @@
       <w:pPr>
         <w:jc w:val="both"/>
         <w:rPr>
-          <w:lang w:val="es-ES" w:eastAsia="en-US"/>
-        </w:rPr>
-      </w:pPr>
-      <w:r>
-        <w:rPr>
-          <w:lang w:val="es-ES" w:eastAsia="en-US"/>
-        </w:rPr>
-        <w:t>Se deben explicar todas las técnicas utilizadas</w:t>
-      </w:r>
-      <w:r>
-        <w:rPr>
-          <w:lang w:val="es-ES" w:eastAsia="en-US"/>
-        </w:rPr>
-        <w:t xml:space="preserve"> con su respectiva referencia</w:t>
-      </w:r>
-      <w:r>
-        <w:rPr>
-          <w:lang w:val="es-ES" w:eastAsia="en-US"/>
-        </w:rPr>
-        <w:t xml:space="preserve"> y el procedimiento realizado paso a paso.</w:t>
+          <w:b/>
+          <w:bCs/>
+          <w:lang w:val="es-CO" w:eastAsia="en-US"/>
+        </w:rPr>
+      </w:pPr>
+      <w:r>
+        <w:rPr>
+          <w:b/>
+          <w:bCs/>
+          <w:lang w:val="es-CO" w:eastAsia="en-US"/>
+        </w:rPr>
+        <w:t>A. Adquisición y descripción de las señales</w:t>
       </w:r>
     </w:p>
     <w:p>
       <w:pPr>
         <w:jc w:val="both"/>
         <w:rPr>
-          <w:lang w:val="es-ES" w:eastAsia="en-US"/>
+          <w:lang w:val="es-CO" w:eastAsia="en-US"/>
+        </w:rPr>
+      </w:pPr>
+      <w:r>
+        <w:rPr>
+          <w:lang w:val="es-CO" w:eastAsia="en-US"/>
+        </w:rPr>
+        <w:t>Las señales utilizadas en este trabajo fueron registradas en un voluntario sano durante dos momentos distintos de la noche. Un sensor ubicado bajo la nariz registró el flujo respiratorio a la entrada de la vía aérea (</w:t>
+      </w:r>
+      <w:proofErr w:type="spellStart"/>
+      <w:r>
+        <w:rPr>
+          <w:lang w:val="es-CO" w:eastAsia="en-US"/>
+        </w:rPr>
+        <w:t>mL</w:t>
+      </w:r>
+      <w:proofErr w:type="spellEnd"/>
+      <w:r>
+        <w:rPr>
+          <w:lang w:val="es-CO" w:eastAsia="en-US"/>
+        </w:rPr>
+        <w:t>/s), empleado como señal de entrada u(k), y una banda torácica registró el esfuerzo respiratorio (</w:t>
+      </w:r>
+      <w:proofErr w:type="spellStart"/>
+      <w:r>
+        <w:rPr>
+          <w:lang w:val="es-CO" w:eastAsia="en-US"/>
+        </w:rPr>
+        <w:t>u.a</w:t>
+      </w:r>
+      <w:proofErr w:type="spellEnd"/>
+      <w:r>
+        <w:rPr>
+          <w:lang w:val="es-CO" w:eastAsia="en-US"/>
+        </w:rPr>
+        <w:t>.), empleado como señal de salida y(k). Los registros se almacenaron a una frecuencia de muestreo de</w:t>
+      </w:r>
+      <w:r>
+        <w:rPr>
+          <w:lang w:val="es-CO" w:eastAsia="en-US"/>
+        </w:rPr>
+        <w:t xml:space="preserve"> </w:t>
+      </w:r>
+      <w:r>
+        <w:rPr>
+          <w:lang w:val="es-CO" w:eastAsia="en-US"/>
+        </w:rPr>
+        <w:t>1024 Hz, con</w:t>
+      </w:r>
+      <w:r>
+        <w:rPr>
+          <w:lang w:val="es-CO" w:eastAsia="en-US"/>
+        </w:rPr>
+        <w:t xml:space="preserve"> </w:t>
+      </w:r>
+      <w:r>
+        <w:rPr>
+          <w:lang w:val="es-CO" w:eastAsia="en-US"/>
+        </w:rPr>
+        <w:t>30720 muestras por segmento</w:t>
+      </w:r>
+      <w:r>
+        <w:rPr>
+          <w:lang w:val="es-CO" w:eastAsia="en-US"/>
+        </w:rPr>
+        <w:t xml:space="preserve"> </w:t>
+      </w:r>
+      <w:r>
+        <w:rPr>
+          <w:lang w:val="es-CO" w:eastAsia="en-US"/>
+        </w:rPr>
+        <w:t>(aproximadamente 30 segundos). El conjunto de datos quedó organizado en tres segmentos según lo descrito en la Tabla I.</w:t>
+      </w:r>
+    </w:p>
+    <w:p>
+      <w:pPr>
+        <w:jc w:val="both"/>
+        <w:rPr>
+          <w:b/>
+          <w:bCs/>
+          <w:lang w:val="es-CO" w:eastAsia="en-US"/>
+        </w:rPr>
+      </w:pPr>
+      <w:r>
+        <w:rPr>
+          <w:b/>
+          <w:bCs/>
+          <w:lang w:val="es-CO" w:eastAsia="en-US"/>
+        </w:rPr>
+        <w:t>B. Preprocesamiento de las señales</w:t>
+      </w:r>
+    </w:p>
+    <w:p>
+      <w:pPr>
+        <w:jc w:val="both"/>
+        <w:rPr>
+          <w:lang w:val="es-CO" w:eastAsia="en-US"/>
+        </w:rPr>
+      </w:pPr>
+      <w:r>
+        <w:rPr>
+          <w:lang w:val="es-CO" w:eastAsia="en-US"/>
+        </w:rPr>
+        <w:t xml:space="preserve">Previo a la identificación se aplicó una cadena de preprocesamiento para eliminar componentes no asociadas a la dinámica respiratoria y garantizar la comparabilidad entre segmentos [2]. Primero se eliminó la tendencia de cada señal mediante </w:t>
+      </w:r>
+      <w:proofErr w:type="spellStart"/>
+      <w:r>
+        <w:rPr>
+          <w:i/>
+          <w:iCs/>
+          <w:lang w:val="es-CO" w:eastAsia="en-US"/>
+        </w:rPr>
+        <w:t>detrend</w:t>
+      </w:r>
+      <w:proofErr w:type="spellEnd"/>
+      <w:r>
+        <w:rPr>
+          <w:lang w:val="es-CO" w:eastAsia="en-US"/>
+        </w:rPr>
+        <w:t xml:space="preserve"> para remover componentes de muy baja frecuencia no relacionadas con el ciclo respiratorio. Posteriormente, se analizó la densidad espectral de potencia (PSD) mediante el método de Welch, cuyos resultados se presentan en la Fig. 2. Como se observa en dicha figura, la energía de ambas señales se concentra principalmente entre 0 y 2 Hz, con un pico dominante alrededor de 0.3–0.5 Hz correspondiente a la frecuencia respiratoria del voluntario en </w:t>
+      </w:r>
+      <w:r>
+        <w:rPr>
+          <w:lang w:val="es-CO" w:eastAsia="en-US"/>
+        </w:rPr>
+        <w:lastRenderedPageBreak/>
+        <w:t xml:space="preserve">reposo, valor coherente con una frecuencia normal de 15–20 respiraciones por minuto. A partir de 3 Hz la potencia de ambas señales decae varios órdenes de magnitud, confirmando que el contenido fisiológico relevante se encuentra completamente dentro de esta banda. Con base en este análisis, se diseñó un filtro pasa-bajas Butterworth de orden 4 con </w:t>
+      </w:r>
+      <w:proofErr w:type="spellStart"/>
+      <w:r>
+        <w:rPr>
+          <w:lang w:val="es-CO" w:eastAsia="en-US"/>
+        </w:rPr>
+        <w:t>fc</w:t>
+      </w:r>
+      <w:proofErr w:type="spellEnd"/>
+      <w:r>
+        <w:rPr>
+          <w:lang w:val="es-CO" w:eastAsia="en-US"/>
+        </w:rPr>
+        <w:t xml:space="preserve"> = 3 Hz, aplicado de forma bidireccional mediante </w:t>
+      </w:r>
+      <w:proofErr w:type="spellStart"/>
+      <w:r>
+        <w:rPr>
+          <w:i/>
+          <w:iCs/>
+          <w:lang w:val="es-CO" w:eastAsia="en-US"/>
+        </w:rPr>
+        <w:t>filtfilt</w:t>
+      </w:r>
+      <w:proofErr w:type="spellEnd"/>
+      <w:r>
+        <w:rPr>
+          <w:lang w:val="es-CO" w:eastAsia="en-US"/>
+        </w:rPr>
+        <w:t xml:space="preserve"> para evitar distorsión de fase [3]. Posteriormente se realizó un submuestreo por factor 32, reduciendo la frecuencia de muestreo de 1024 Hz a 32 Hz, frecuencia que supera ampliamente el criterio de Nyquist para la banda respiratoria y evita predicciones triviales por </w:t>
+      </w:r>
+      <w:proofErr w:type="spellStart"/>
+      <w:r>
+        <w:rPr>
+          <w:lang w:val="es-CO" w:eastAsia="en-US"/>
+        </w:rPr>
+        <w:t>sobremuestreo</w:t>
+      </w:r>
+      <w:proofErr w:type="spellEnd"/>
+      <w:r>
+        <w:rPr>
+          <w:lang w:val="es-CO" w:eastAsia="en-US"/>
+        </w:rPr>
+        <w:t>. Finalmente, se aplicó normalización estadística con media cero y desviación estándar unitaria usando los estadísticos del segmento de estimación, aplicando la misma escala a los segmentos de validación y sueño para garantizar comparabilidad entre estados.</w:t>
+      </w:r>
+    </w:p>
+    <w:p>
+      <w:pPr>
+        <w:jc w:val="both"/>
+        <w:rPr>
+          <w:b/>
+          <w:bCs/>
+          <w:lang w:val="es-CO" w:eastAsia="en-US"/>
+        </w:rPr>
+      </w:pPr>
+      <w:r>
+        <w:rPr>
+          <w:b/>
+          <w:bCs/>
+          <w:lang w:val="es-CO" w:eastAsia="en-US"/>
+        </w:rPr>
+        <w:t>C. Identificación paramétrica del sistema</w:t>
+      </w:r>
+    </w:p>
+    <w:p>
+      <w:pPr>
+        <w:jc w:val="both"/>
+        <w:rPr>
+          <w:lang w:val="es-CO" w:eastAsia="en-US"/>
+        </w:rPr>
+      </w:pPr>
+      <w:r>
+        <w:rPr>
+          <w:lang w:val="es-CO" w:eastAsia="en-US"/>
+        </w:rPr>
+        <w:t>La identificación se realizó mediante seis estructuras paramétricas en tiempo discreto que representan la relación entrada-salida mediante polinomios en el operador de retardo q⁻¹ [2]. El modelo AR, dado por la ecuación (1), y el modelo ARMA, expresado en la ecuación (2), describen la salida sin entrada explícita y fueron incluidos como referencia comparativa. El modelo ARX, mostrado en la ecuación (3), introduce la entrada con ruido aditivo directo. El modelo ARMAX, presentado en la ecuación (4), combina entrada explícita con media móvil sobre el ruido. El modelo OE, definido en la ecuación (5), separa la dinámica de la planta del ruido aditivo, y el modelo BJ, expresado en la ecuación (6), generaliza esta separación con polinomios independientes para planta y ruido. Los polinomios A(q) y B(q) que comparten estas estructuras se definen en las ecuaciones (7) y (8). Los candidatos principales para la selección final fueron ARX, ARMAX, OE y BJ por incorporar la entrada explícita, requisito indispensable para describir la relación flujo-esfuerzo.</w:t>
+      </w:r>
+    </w:p>
+    <w:p>
+      <w:pPr>
+        <w:jc w:val="both"/>
+        <w:rPr>
+          <w:lang w:val="es-CO" w:eastAsia="en-US"/>
+        </w:rPr>
+      </w:pPr>
+      <w:r>
+        <w:rPr>
+          <w:lang w:val="es-CO" w:eastAsia="en-US"/>
+        </w:rPr>
+        <w:t xml:space="preserve">Los parámetros fueron estimados por mínimos cuadrados sobre la matriz de regresión construida con los retardos de entrada y salida [2], con </w:t>
+      </w:r>
+      <m:oMath>
+        <m:sSub>
+          <m:sSubPr>
+            <m:ctrlPr>
+              <w:rPr>
+                <w:rFonts w:ascii="Cambria Math" w:hAnsi="Cambria Math"/>
+                <w:lang w:val="es-CO" w:eastAsia="en-US"/>
+              </w:rPr>
+            </m:ctrlPr>
+          </m:sSubPr>
+          <m:e>
+            <m:r>
+              <w:rPr>
+                <w:rFonts w:ascii="Cambria Math" w:hAnsi="Cambria Math"/>
+                <w:lang w:val="es-CO" w:eastAsia="en-US"/>
+              </w:rPr>
+              <m:t>n</m:t>
+            </m:r>
+          </m:e>
+          <m:sub>
+            <m:r>
+              <w:rPr>
+                <w:rFonts w:ascii="Cambria Math" w:hAnsi="Cambria Math"/>
+                <w:lang w:val="es-CO" w:eastAsia="en-US"/>
+              </w:rPr>
+              <m:t>a</m:t>
+            </m:r>
+          </m:sub>
+        </m:sSub>
+        <m:r>
+          <w:rPr>
+            <w:rFonts w:ascii="Cambria Math" w:hAnsi="Cambria Math"/>
+            <w:lang w:val="es-CO" w:eastAsia="en-US"/>
+          </w:rPr>
+          <m:t>=6</m:t>
+        </m:r>
+      </m:oMath>
+      <w:r>
+        <w:rPr>
+          <w:lang w:val="es-CO" w:eastAsia="en-US"/>
+        </w:rPr>
+        <w:t xml:space="preserve">, </w:t>
+      </w:r>
+      <m:oMath>
+        <m:sSub>
+          <m:sSubPr>
+            <m:ctrlPr>
+              <w:rPr>
+                <w:rFonts w:ascii="Cambria Math" w:hAnsi="Cambria Math"/>
+                <w:lang w:val="es-CO" w:eastAsia="en-US"/>
+              </w:rPr>
+            </m:ctrlPr>
+          </m:sSubPr>
+          <m:e>
+            <m:r>
+              <w:rPr>
+                <w:rFonts w:ascii="Cambria Math" w:hAnsi="Cambria Math"/>
+                <w:lang w:val="es-CO" w:eastAsia="en-US"/>
+              </w:rPr>
+              <m:t>n</m:t>
+            </m:r>
+          </m:e>
+          <m:sub>
+            <m:r>
+              <w:rPr>
+                <w:rFonts w:ascii="Cambria Math" w:hAnsi="Cambria Math"/>
+                <w:lang w:val="es-CO" w:eastAsia="en-US"/>
+              </w:rPr>
+              <m:t>b</m:t>
+            </m:r>
+          </m:sub>
+        </m:sSub>
+        <m:r>
+          <w:rPr>
+            <w:rFonts w:ascii="Cambria Math" w:hAnsi="Cambria Math"/>
+            <w:lang w:val="es-CO" w:eastAsia="en-US"/>
+          </w:rPr>
+          <m:t>=6</m:t>
+        </m:r>
+      </m:oMath>
+      <w:r>
+        <w:rPr>
+          <w:lang w:val="es-CO" w:eastAsia="en-US"/>
+        </w:rPr>
+        <w:t xml:space="preserve">, </w:t>
+      </w:r>
+      <m:oMath>
+        <m:sSub>
+          <m:sSubPr>
+            <m:ctrlPr>
+              <w:rPr>
+                <w:rFonts w:ascii="Cambria Math" w:hAnsi="Cambria Math"/>
+                <w:lang w:val="es-CO" w:eastAsia="en-US"/>
+              </w:rPr>
+            </m:ctrlPr>
+          </m:sSubPr>
+          <m:e>
+            <m:r>
+              <w:rPr>
+                <w:rFonts w:ascii="Cambria Math" w:hAnsi="Cambria Math"/>
+                <w:lang w:val="es-CO" w:eastAsia="en-US"/>
+              </w:rPr>
+              <m:t>n</m:t>
+            </m:r>
+          </m:e>
+          <m:sub>
+            <m:r>
+              <w:rPr>
+                <w:rFonts w:ascii="Cambria Math" w:hAnsi="Cambria Math"/>
+                <w:lang w:val="es-CO" w:eastAsia="en-US"/>
+              </w:rPr>
+              <m:t>k</m:t>
+            </m:r>
+          </m:sub>
+        </m:sSub>
+        <m:r>
+          <w:rPr>
+            <w:rFonts w:ascii="Cambria Math" w:hAnsi="Cambria Math"/>
+            <w:lang w:val="es-CO" w:eastAsia="en-US"/>
+          </w:rPr>
+          <m:t>=1</m:t>
+        </m:r>
+      </m:oMath>
+      <w:r>
+        <w:rPr>
+          <w:lang w:val="es-CO" w:eastAsia="en-US"/>
+        </w:rPr>
+        <w:t xml:space="preserve">y </w:t>
+      </w:r>
+      <m:oMath>
+        <m:sSub>
+          <m:sSubPr>
+            <m:ctrlPr>
+              <w:rPr>
+                <w:rFonts w:ascii="Cambria Math" w:hAnsi="Cambria Math"/>
+                <w:lang w:val="es-CO" w:eastAsia="en-US"/>
+              </w:rPr>
+            </m:ctrlPr>
+          </m:sSubPr>
+          <m:e>
+            <m:r>
+              <w:rPr>
+                <w:rFonts w:ascii="Cambria Math" w:hAnsi="Cambria Math"/>
+                <w:lang w:val="es-CO" w:eastAsia="en-US"/>
+              </w:rPr>
+              <m:t>n</m:t>
+            </m:r>
+          </m:e>
+          <m:sub>
+            <m:r>
+              <w:rPr>
+                <w:rFonts w:ascii="Cambria Math" w:hAnsi="Cambria Math"/>
+                <w:lang w:val="es-CO" w:eastAsia="en-US"/>
+              </w:rPr>
+              <m:t>c</m:t>
+            </m:r>
+          </m:sub>
+        </m:sSub>
+        <m:r>
+          <w:rPr>
+            <w:rFonts w:ascii="Cambria Math" w:hAnsi="Cambria Math"/>
+            <w:lang w:val="es-CO" w:eastAsia="en-US"/>
+          </w:rPr>
+          <m:t>=3</m:t>
+        </m:r>
+      </m:oMath>
+      <w:r>
+        <w:rPr>
+          <w:lang w:val="es-CO" w:eastAsia="en-US"/>
+        </w:rPr>
+        <w:t>para las estructuras que lo requieren. La selección del modelo final se basó en el porcentaje de ajuste Fit, ecuación (9), y el RMSE, ecuación (10), evaluados sobre señales de validación independientes, priorizando el Fit de simulación libre por ser la métrica más exigente para evaluar la dinámica entrada-salida real del sistema [2].</w:t>
+      </w:r>
+    </w:p>
+    <w:p>
+      <w:pPr>
+        <w:jc w:val="both"/>
+        <w:rPr>
+          <w:lang w:val="es-CO" w:eastAsia="en-US"/>
+        </w:rPr>
+      </w:pPr>
+      <w:r>
+        <w:rPr>
+          <w:b/>
+          <w:bCs/>
+          <w:lang w:val="es-CO" w:eastAsia="en-US"/>
+        </w:rPr>
+        <w:t>D. Análisis de sensibilidad</w:t>
+      </w:r>
+    </w:p>
+    <w:p>
+      <w:pPr>
+        <w:jc w:val="both"/>
+        <w:rPr>
+          <w:lang w:val="es-CO" w:eastAsia="en-US"/>
+        </w:rPr>
+      </w:pPr>
+      <w:r>
+        <w:rPr>
+          <w:lang w:val="es-CO" w:eastAsia="en-US"/>
+        </w:rPr>
+        <w:t>Para determinar los parámetros más influyentes del modelo seleccionado se realizó un análisis de sensibilidad normalizada según la ecuación (11), donde cada parámetro θᵢ fue perturbado un 1% (Δ = 0.01) y se cuantificó el cambio relativo producido en la salida estimada durante validación. Los cuatro parámetros con mayor Sᵢ fueron seleccionados para la etapa de optimización [2].</w:t>
+      </w:r>
+    </w:p>
+    <w:p>
+      <w:pPr>
+        <w:jc w:val="both"/>
+        <w:rPr>
+          <w:lang w:val="es-CO" w:eastAsia="en-US"/>
+        </w:rPr>
+      </w:pPr>
+      <w:r>
+        <w:rPr>
+          <w:b/>
+          <w:bCs/>
+          <w:lang w:val="es-CO" w:eastAsia="en-US"/>
+        </w:rPr>
+        <w:t>E. Optimización de parámetros para el estado de sueño</w:t>
+      </w:r>
+    </w:p>
+    <w:p>
+      <w:pPr>
+        <w:jc w:val="both"/>
+        <w:rPr>
+          <w:lang w:val="es-CO" w:eastAsia="en-US"/>
+        </w:rPr>
+      </w:pPr>
+      <w:r>
+        <w:rPr>
+          <w:lang w:val="es-CO" w:eastAsia="en-US"/>
+        </w:rPr>
+        <w:t>Manteniendo fija la estructura ARMAX identificada en vigilia, los cuatro parámetros más sensibles fueron optimizados minimizando la función de costo MSE definida en la ecuación (12) sobre las señales de sueño. La minimización se realizó con el algoritmo Nelder-Mead [4], método simplex directo robusto ante funciones de costo no diferenciables. Como valores semilla se utilizaron los parámetros identificados en vigilia, dado que ambos estados corresponden al mismo sistema fisiológico.</w:t>
+      </w:r>
+    </w:p>
+    <w:p>
+      <w:pPr>
+        <w:jc w:val="both"/>
+        <w:rPr>
+          <w:lang w:val="es-CO" w:eastAsia="en-US"/>
+        </w:rPr>
+      </w:pPr>
+      <w:r>
+        <w:rPr>
+          <w:b/>
+          <w:bCs/>
+          <w:lang w:val="es-CO" w:eastAsia="en-US"/>
+        </w:rPr>
+        <w:t>F. Análisis en tiempo y frecuencia</w:t>
+      </w:r>
+    </w:p>
+    <w:p>
+      <w:pPr>
+        <w:jc w:val="both"/>
+        <w:rPr>
+          <w:lang w:val="es-CO" w:eastAsia="en-US"/>
+        </w:rPr>
+      </w:pPr>
+      <w:r>
+        <w:rPr>
+          <w:lang w:val="es-CO" w:eastAsia="en-US"/>
+        </w:rPr>
+        <w:t xml:space="preserve">Para comparar el comportamiento dinámico de ambos modelos se construyó la función de transferencia discreta G(z) = B(z)/A(z) y se obtuvieron los diagramas de Bode a 32 Hz. El análisis temporal consistió en la simulación libre de ambos modelos sobre sus respectivas señales, evaluando cuantitativamente el desempeño mediante </w:t>
+      </w:r>
+      <w:proofErr w:type="spellStart"/>
+      <w:r>
+        <w:rPr>
+          <w:lang w:val="es-CO" w:eastAsia="en-US"/>
+        </w:rPr>
+        <w:t>Fit</w:t>
+      </w:r>
+      <w:proofErr w:type="spellEnd"/>
+      <w:r>
+        <w:rPr>
+          <w:lang w:val="es-CO" w:eastAsia="en-US"/>
+        </w:rPr>
+        <w:t xml:space="preserve"> y RMSE.</w:t>
+      </w:r>
+    </w:p>
+    <w:p>
+      <w:pPr>
+        <w:jc w:val="both"/>
+        <w:rPr>
+          <w:lang w:val="es-CO" w:eastAsia="en-US"/>
         </w:rPr>
       </w:pPr>
     </w:p>
@@ -936,63 +1263,48 @@
     </w:p>
     <w:p>
       <w:pPr>
-        <w:jc w:val="both"/>
+        <w:pStyle w:val="Sangra2detindependiente"/>
+        <w:tabs>
+          <w:tab w:val="left" w:pos="340"/>
+        </w:tabs>
+        <w:ind w:left="720" w:firstLine="0"/>
+        <w:rPr>
+          <w:i/>
+          <w:iCs/>
+          <w:lang w:val="en-GB"/>
+        </w:rPr>
       </w:pPr>
     </w:p>
     <w:p>
       <w:pPr>
-        <w:ind w:firstLine="340"/>
-        <w:jc w:val="both"/>
+        <w:jc w:val="center"/>
+        <w:rPr>
+          <w:sz w:val="18"/>
+          <w:szCs w:val="18"/>
+        </w:rPr>
       </w:pPr>
       <m:oMath>
-        <m:sSub>
-          <m:sSubPr>
-            <m:ctrlPr>
-              <w:rPr>
-                <w:rFonts w:ascii="Cambria Math" w:hAnsi="Cambria Math"/>
-              </w:rPr>
-            </m:ctrlPr>
-          </m:sSubPr>
-          <m:e>
-            <m:r>
-              <m:rPr>
-                <m:sty m:val="p"/>
-              </m:rPr>
-              <w:rPr>
-                <w:rFonts w:ascii="Cambria Math" w:hAnsi="Cambria Math"/>
-              </w:rPr>
-              <m:t>PaCO</m:t>
-            </m:r>
-          </m:e>
-          <m:sub>
-            <m:r>
-              <m:rPr>
-                <m:sty m:val="p"/>
-              </m:rPr>
-              <w:rPr>
-                <w:rFonts w:ascii="Cambria Math" w:hAnsi="Cambria Math"/>
-              </w:rPr>
-              <m:t>2</m:t>
-            </m:r>
-          </m:sub>
-        </m:sSub>
         <m:r>
           <m:rPr>
             <m:sty m:val="p"/>
           </m:rPr>
           <w:rPr>
             <w:rFonts w:ascii="Cambria Math" w:hAnsi="Cambria Math"/>
+            <w:sz w:val="18"/>
+            <w:szCs w:val="18"/>
           </w:rPr>
-          <m:t>=</m:t>
+          <m:t>A</m:t>
         </m:r>
-        <m:sSub>
-          <m:sSubPr>
+        <m:d>
+          <m:dPr>
             <m:ctrlPr>
               <w:rPr>
                 <w:rFonts w:ascii="Cambria Math" w:hAnsi="Cambria Math"/>
+                <w:sz w:val="18"/>
+                <w:szCs w:val="18"/>
               </w:rPr>
             </m:ctrlPr>
-          </m:sSubPr>
+          </m:dPr>
           <m:e>
             <m:r>
               <m:rPr>
@@ -1000,35 +1312,2741 @@
               </m:rPr>
               <w:rPr>
                 <w:rFonts w:ascii="Cambria Math" w:hAnsi="Cambria Math"/>
-              </w:rPr>
-              <m:t>0.9PetCO</m:t>
+                <w:sz w:val="18"/>
+                <w:szCs w:val="18"/>
+              </w:rPr>
+              <m:t>q</m:t>
             </m:r>
           </m:e>
-          <m:sub>
-            <m:r>
-              <m:rPr>
-                <m:sty m:val="p"/>
-              </m:rPr>
-              <w:rPr>
-                <w:rFonts w:ascii="Cambria Math" w:hAnsi="Cambria Math"/>
-              </w:rPr>
-              <m:t>2</m:t>
-            </m:r>
-          </m:sub>
-        </m:sSub>
+        </m:d>
         <m:r>
           <m:rPr>
             <m:sty m:val="p"/>
           </m:rPr>
           <w:rPr>
             <w:rFonts w:ascii="Cambria Math" w:hAnsi="Cambria Math"/>
+            <w:sz w:val="18"/>
+            <w:szCs w:val="18"/>
           </w:rPr>
-          <m:t xml:space="preserve">+5.5-0.0021Vt                     </m:t>
+          <m:t>y</m:t>
+        </m:r>
+        <m:d>
+          <m:dPr>
+            <m:ctrlPr>
+              <w:rPr>
+                <w:rFonts w:ascii="Cambria Math" w:hAnsi="Cambria Math"/>
+                <w:sz w:val="18"/>
+                <w:szCs w:val="18"/>
+              </w:rPr>
+            </m:ctrlPr>
+          </m:dPr>
+          <m:e>
+            <m:r>
+              <m:rPr>
+                <m:sty m:val="p"/>
+              </m:rPr>
+              <w:rPr>
+                <w:rFonts w:ascii="Cambria Math" w:hAnsi="Cambria Math"/>
+                <w:sz w:val="18"/>
+                <w:szCs w:val="18"/>
+              </w:rPr>
+              <m:t>k</m:t>
+            </m:r>
+          </m:e>
+        </m:d>
+        <m:r>
+          <m:rPr>
+            <m:sty m:val="p"/>
+          </m:rPr>
+          <w:rPr>
+            <w:rFonts w:ascii="Cambria Math" w:hAnsi="Cambria Math"/>
+            <w:sz w:val="18"/>
+            <w:szCs w:val="18"/>
+          </w:rPr>
+          <m:t>=e(k)</m:t>
+        </m:r>
+        <m:r>
+          <m:rPr>
+            <m:sty m:val="p"/>
+          </m:rPr>
+          <w:rPr>
+            <w:rFonts w:ascii="Cambria Math" w:hAnsi="Cambria Math"/>
+            <w:sz w:val="18"/>
+            <w:szCs w:val="18"/>
+          </w:rPr>
+          <m:t xml:space="preserve">               </m:t>
+        </m:r>
+        <m:r>
+          <m:rPr>
+            <m:sty m:val="p"/>
+          </m:rPr>
+          <w:rPr>
+            <w:rFonts w:ascii="Cambria Math" w:hAnsi="Cambria Math"/>
+            <w:sz w:val="18"/>
+            <w:szCs w:val="18"/>
+          </w:rPr>
+          <m:t xml:space="preserve">                         </m:t>
+        </m:r>
+        <m:r>
+          <m:rPr>
+            <m:sty m:val="p"/>
+          </m:rPr>
+          <w:rPr>
+            <w:rFonts w:ascii="Cambria Math" w:hAnsi="Cambria Math"/>
+            <w:sz w:val="18"/>
+            <w:szCs w:val="18"/>
+          </w:rPr>
+          <m:t xml:space="preserve"> </m:t>
         </m:r>
       </m:oMath>
       <w:r>
+        <w:rPr>
+          <w:sz w:val="18"/>
+          <w:szCs w:val="18"/>
+        </w:rPr>
         <w:t>(1)</w:t>
       </w:r>
+    </w:p>
+    <w:p>
+      <w:pPr>
+        <w:jc w:val="center"/>
+        <w:rPr>
+          <w:sz w:val="18"/>
+          <w:szCs w:val="18"/>
+        </w:rPr>
+      </w:pPr>
+      <m:oMathPara>
+        <m:oMathParaPr>
+          <m:jc m:val="center"/>
+        </m:oMathParaPr>
+        <m:oMath>
+          <m:r>
+            <w:rPr>
+              <w:rFonts w:ascii="Cambria Math" w:hAnsi="Cambria Math"/>
+              <w:sz w:val="18"/>
+              <w:szCs w:val="18"/>
+            </w:rPr>
+            <m:t>A</m:t>
+          </m:r>
+          <m:d>
+            <m:dPr>
+              <m:ctrlPr>
+                <w:rPr>
+                  <w:rFonts w:ascii="Cambria Math" w:hAnsi="Cambria Math"/>
+                  <w:i/>
+                  <w:sz w:val="18"/>
+                  <w:szCs w:val="18"/>
+                </w:rPr>
+              </m:ctrlPr>
+            </m:dPr>
+            <m:e>
+              <m:r>
+                <w:rPr>
+                  <w:rFonts w:ascii="Cambria Math" w:hAnsi="Cambria Math"/>
+                  <w:sz w:val="18"/>
+                  <w:szCs w:val="18"/>
+                </w:rPr>
+                <m:t>q</m:t>
+              </m:r>
+            </m:e>
+          </m:d>
+          <m:r>
+            <w:rPr>
+              <w:rFonts w:ascii="Cambria Math" w:hAnsi="Cambria Math"/>
+              <w:sz w:val="18"/>
+              <w:szCs w:val="18"/>
+            </w:rPr>
+            <m:t>y</m:t>
+          </m:r>
+          <m:d>
+            <m:dPr>
+              <m:ctrlPr>
+                <w:rPr>
+                  <w:rFonts w:ascii="Cambria Math" w:hAnsi="Cambria Math"/>
+                  <w:i/>
+                  <w:sz w:val="18"/>
+                  <w:szCs w:val="18"/>
+                </w:rPr>
+              </m:ctrlPr>
+            </m:dPr>
+            <m:e>
+              <m:r>
+                <w:rPr>
+                  <w:rFonts w:ascii="Cambria Math" w:hAnsi="Cambria Math"/>
+                  <w:sz w:val="18"/>
+                  <w:szCs w:val="18"/>
+                </w:rPr>
+                <m:t>k</m:t>
+              </m:r>
+            </m:e>
+          </m:d>
+          <m:r>
+            <w:rPr>
+              <w:rFonts w:ascii="Cambria Math" w:hAnsi="Cambria Math"/>
+              <w:sz w:val="18"/>
+              <w:szCs w:val="18"/>
+            </w:rPr>
+            <m:t>=C</m:t>
+          </m:r>
+          <m:d>
+            <m:dPr>
+              <m:ctrlPr>
+                <w:rPr>
+                  <w:rFonts w:ascii="Cambria Math" w:hAnsi="Cambria Math"/>
+                  <w:i/>
+                  <w:sz w:val="18"/>
+                  <w:szCs w:val="18"/>
+                </w:rPr>
+              </m:ctrlPr>
+            </m:dPr>
+            <m:e>
+              <m:r>
+                <w:rPr>
+                  <w:rFonts w:ascii="Cambria Math" w:hAnsi="Cambria Math"/>
+                  <w:sz w:val="18"/>
+                  <w:szCs w:val="18"/>
+                </w:rPr>
+                <m:t>q</m:t>
+              </m:r>
+            </m:e>
+          </m:d>
+          <m:r>
+            <w:rPr>
+              <w:rFonts w:ascii="Cambria Math" w:hAnsi="Cambria Math"/>
+              <w:sz w:val="18"/>
+              <w:szCs w:val="18"/>
+            </w:rPr>
+            <m:t>e</m:t>
+          </m:r>
+          <m:d>
+            <m:dPr>
+              <m:ctrlPr>
+                <w:rPr>
+                  <w:rFonts w:ascii="Cambria Math" w:hAnsi="Cambria Math"/>
+                  <w:i/>
+                  <w:sz w:val="18"/>
+                  <w:szCs w:val="18"/>
+                </w:rPr>
+              </m:ctrlPr>
+            </m:dPr>
+            <m:e>
+              <m:r>
+                <w:rPr>
+                  <w:rFonts w:ascii="Cambria Math" w:hAnsi="Cambria Math"/>
+                  <w:sz w:val="18"/>
+                  <w:szCs w:val="18"/>
+                </w:rPr>
+                <m:t>k</m:t>
+              </m:r>
+            </m:e>
+          </m:d>
+          <m:r>
+            <w:rPr>
+              <w:rFonts w:ascii="Cambria Math" w:hAnsi="Cambria Math"/>
+              <w:sz w:val="18"/>
+              <w:szCs w:val="18"/>
+            </w:rPr>
+            <m:t xml:space="preserve">                              (2</m:t>
+          </m:r>
+          <m:r>
+            <w:rPr>
+              <w:rFonts w:ascii="Cambria Math" w:hAnsi="Cambria Math"/>
+              <w:sz w:val="18"/>
+              <w:szCs w:val="18"/>
+            </w:rPr>
+            <m:t>)</m:t>
+          </m:r>
+        </m:oMath>
+      </m:oMathPara>
+    </w:p>
+    <w:p>
+      <w:pPr>
+        <w:jc w:val="center"/>
+        <w:rPr>
+          <w:sz w:val="18"/>
+          <w:szCs w:val="18"/>
+        </w:rPr>
+      </w:pPr>
+      <m:oMathPara>
+        <m:oMathParaPr>
+          <m:jc m:val="center"/>
+        </m:oMathParaPr>
+        <m:oMath>
+          <m:r>
+            <w:rPr>
+              <w:rFonts w:ascii="Cambria Math" w:hAnsi="Cambria Math"/>
+              <w:sz w:val="18"/>
+              <w:szCs w:val="18"/>
+            </w:rPr>
+            <m:t>A</m:t>
+          </m:r>
+          <m:d>
+            <m:dPr>
+              <m:ctrlPr>
+                <w:rPr>
+                  <w:rFonts w:ascii="Cambria Math" w:hAnsi="Cambria Math"/>
+                  <w:i/>
+                  <w:sz w:val="18"/>
+                  <w:szCs w:val="18"/>
+                </w:rPr>
+              </m:ctrlPr>
+            </m:dPr>
+            <m:e>
+              <m:r>
+                <w:rPr>
+                  <w:rFonts w:ascii="Cambria Math" w:hAnsi="Cambria Math"/>
+                  <w:sz w:val="18"/>
+                  <w:szCs w:val="18"/>
+                </w:rPr>
+                <m:t>q</m:t>
+              </m:r>
+            </m:e>
+          </m:d>
+          <m:r>
+            <w:rPr>
+              <w:rFonts w:ascii="Cambria Math" w:hAnsi="Cambria Math"/>
+              <w:sz w:val="18"/>
+              <w:szCs w:val="18"/>
+            </w:rPr>
+            <m:t>y</m:t>
+          </m:r>
+          <m:d>
+            <m:dPr>
+              <m:ctrlPr>
+                <w:rPr>
+                  <w:rFonts w:ascii="Cambria Math" w:hAnsi="Cambria Math"/>
+                  <w:i/>
+                  <w:sz w:val="18"/>
+                  <w:szCs w:val="18"/>
+                </w:rPr>
+              </m:ctrlPr>
+            </m:dPr>
+            <m:e>
+              <m:r>
+                <w:rPr>
+                  <w:rFonts w:ascii="Cambria Math" w:hAnsi="Cambria Math"/>
+                  <w:sz w:val="18"/>
+                  <w:szCs w:val="18"/>
+                </w:rPr>
+                <m:t>k</m:t>
+              </m:r>
+            </m:e>
+          </m:d>
+          <m:r>
+            <w:rPr>
+              <w:rFonts w:ascii="Cambria Math" w:hAnsi="Cambria Math"/>
+              <w:sz w:val="18"/>
+              <w:szCs w:val="18"/>
+            </w:rPr>
+            <m:t>=B</m:t>
+          </m:r>
+          <m:d>
+            <m:dPr>
+              <m:ctrlPr>
+                <w:rPr>
+                  <w:rFonts w:ascii="Cambria Math" w:hAnsi="Cambria Math"/>
+                  <w:i/>
+                  <w:sz w:val="18"/>
+                  <w:szCs w:val="18"/>
+                </w:rPr>
+              </m:ctrlPr>
+            </m:dPr>
+            <m:e>
+              <m:r>
+                <w:rPr>
+                  <w:rFonts w:ascii="Cambria Math" w:hAnsi="Cambria Math"/>
+                  <w:sz w:val="18"/>
+                  <w:szCs w:val="18"/>
+                </w:rPr>
+                <m:t>q</m:t>
+              </m:r>
+            </m:e>
+          </m:d>
+          <m:r>
+            <w:rPr>
+              <w:rFonts w:ascii="Cambria Math" w:hAnsi="Cambria Math"/>
+              <w:sz w:val="18"/>
+              <w:szCs w:val="18"/>
+            </w:rPr>
+            <m:t>u</m:t>
+          </m:r>
+          <m:d>
+            <m:dPr>
+              <m:ctrlPr>
+                <w:rPr>
+                  <w:rFonts w:ascii="Cambria Math" w:hAnsi="Cambria Math"/>
+                  <w:i/>
+                  <w:sz w:val="18"/>
+                  <w:szCs w:val="18"/>
+                </w:rPr>
+              </m:ctrlPr>
+            </m:dPr>
+            <m:e>
+              <m:r>
+                <w:rPr>
+                  <w:rFonts w:ascii="Cambria Math" w:hAnsi="Cambria Math"/>
+                  <w:sz w:val="18"/>
+                  <w:szCs w:val="18"/>
+                </w:rPr>
+                <m:t>k</m:t>
+              </m:r>
+            </m:e>
+          </m:d>
+          <m:r>
+            <w:rPr>
+              <w:rFonts w:ascii="Cambria Math" w:hAnsi="Cambria Math"/>
+              <w:sz w:val="18"/>
+              <w:szCs w:val="18"/>
+            </w:rPr>
+            <m:t>+e</m:t>
+          </m:r>
+          <m:d>
+            <m:dPr>
+              <m:ctrlPr>
+                <w:rPr>
+                  <w:rFonts w:ascii="Cambria Math" w:hAnsi="Cambria Math"/>
+                  <w:i/>
+                  <w:sz w:val="18"/>
+                  <w:szCs w:val="18"/>
+                </w:rPr>
+              </m:ctrlPr>
+            </m:dPr>
+            <m:e>
+              <m:r>
+                <w:rPr>
+                  <w:rFonts w:ascii="Cambria Math" w:hAnsi="Cambria Math"/>
+                  <w:sz w:val="18"/>
+                  <w:szCs w:val="18"/>
+                </w:rPr>
+                <m:t>k</m:t>
+              </m:r>
+            </m:e>
+          </m:d>
+          <m:r>
+            <w:rPr>
+              <w:rFonts w:ascii="Cambria Math" w:hAnsi="Cambria Math"/>
+              <w:sz w:val="18"/>
+              <w:szCs w:val="18"/>
+            </w:rPr>
+            <m:t xml:space="preserve">                 (3)</m:t>
+          </m:r>
+        </m:oMath>
+      </m:oMathPara>
+    </w:p>
+    <w:p>
+      <w:pPr>
+        <w:jc w:val="center"/>
+        <w:rPr>
+          <w:sz w:val="18"/>
+          <w:szCs w:val="18"/>
+        </w:rPr>
+      </w:pPr>
+      <m:oMathPara>
+        <m:oMathParaPr>
+          <m:jc m:val="center"/>
+        </m:oMathParaPr>
+        <m:oMath>
+          <m:r>
+            <w:rPr>
+              <w:rFonts w:ascii="Cambria Math" w:hAnsi="Cambria Math"/>
+              <w:sz w:val="18"/>
+              <w:szCs w:val="18"/>
+            </w:rPr>
+            <m:t>A</m:t>
+          </m:r>
+          <m:d>
+            <m:dPr>
+              <m:ctrlPr>
+                <w:rPr>
+                  <w:rFonts w:ascii="Cambria Math" w:hAnsi="Cambria Math"/>
+                  <w:i/>
+                  <w:sz w:val="18"/>
+                  <w:szCs w:val="18"/>
+                </w:rPr>
+              </m:ctrlPr>
+            </m:dPr>
+            <m:e>
+              <m:r>
+                <w:rPr>
+                  <w:rFonts w:ascii="Cambria Math" w:hAnsi="Cambria Math"/>
+                  <w:sz w:val="18"/>
+                  <w:szCs w:val="18"/>
+                </w:rPr>
+                <m:t>q</m:t>
+              </m:r>
+            </m:e>
+          </m:d>
+          <m:r>
+            <w:rPr>
+              <w:rFonts w:ascii="Cambria Math" w:hAnsi="Cambria Math"/>
+              <w:sz w:val="18"/>
+              <w:szCs w:val="18"/>
+            </w:rPr>
+            <m:t>y</m:t>
+          </m:r>
+          <m:d>
+            <m:dPr>
+              <m:ctrlPr>
+                <w:rPr>
+                  <w:rFonts w:ascii="Cambria Math" w:hAnsi="Cambria Math"/>
+                  <w:i/>
+                  <w:sz w:val="18"/>
+                  <w:szCs w:val="18"/>
+                </w:rPr>
+              </m:ctrlPr>
+            </m:dPr>
+            <m:e>
+              <m:r>
+                <w:rPr>
+                  <w:rFonts w:ascii="Cambria Math" w:hAnsi="Cambria Math"/>
+                  <w:sz w:val="18"/>
+                  <w:szCs w:val="18"/>
+                </w:rPr>
+                <m:t>k</m:t>
+              </m:r>
+            </m:e>
+          </m:d>
+          <m:r>
+            <w:rPr>
+              <w:rFonts w:ascii="Cambria Math" w:hAnsi="Cambria Math"/>
+              <w:sz w:val="18"/>
+              <w:szCs w:val="18"/>
+            </w:rPr>
+            <m:t>=B</m:t>
+          </m:r>
+          <m:d>
+            <m:dPr>
+              <m:ctrlPr>
+                <w:rPr>
+                  <w:rFonts w:ascii="Cambria Math" w:hAnsi="Cambria Math"/>
+                  <w:i/>
+                  <w:sz w:val="18"/>
+                  <w:szCs w:val="18"/>
+                </w:rPr>
+              </m:ctrlPr>
+            </m:dPr>
+            <m:e>
+              <m:r>
+                <w:rPr>
+                  <w:rFonts w:ascii="Cambria Math" w:hAnsi="Cambria Math"/>
+                  <w:sz w:val="18"/>
+                  <w:szCs w:val="18"/>
+                </w:rPr>
+                <m:t>q</m:t>
+              </m:r>
+            </m:e>
+          </m:d>
+          <m:r>
+            <w:rPr>
+              <w:rFonts w:ascii="Cambria Math" w:hAnsi="Cambria Math"/>
+              <w:sz w:val="18"/>
+              <w:szCs w:val="18"/>
+            </w:rPr>
+            <m:t>u</m:t>
+          </m:r>
+          <m:d>
+            <m:dPr>
+              <m:ctrlPr>
+                <w:rPr>
+                  <w:rFonts w:ascii="Cambria Math" w:hAnsi="Cambria Math"/>
+                  <w:i/>
+                  <w:sz w:val="18"/>
+                  <w:szCs w:val="18"/>
+                </w:rPr>
+              </m:ctrlPr>
+            </m:dPr>
+            <m:e>
+              <m:r>
+                <w:rPr>
+                  <w:rFonts w:ascii="Cambria Math" w:hAnsi="Cambria Math"/>
+                  <w:sz w:val="18"/>
+                  <w:szCs w:val="18"/>
+                </w:rPr>
+                <m:t>k</m:t>
+              </m:r>
+            </m:e>
+          </m:d>
+          <m:r>
+            <w:rPr>
+              <w:rFonts w:ascii="Cambria Math" w:hAnsi="Cambria Math"/>
+              <w:sz w:val="18"/>
+              <w:szCs w:val="18"/>
+            </w:rPr>
+            <m:t>+C</m:t>
+          </m:r>
+          <m:d>
+            <m:dPr>
+              <m:ctrlPr>
+                <w:rPr>
+                  <w:rFonts w:ascii="Cambria Math" w:hAnsi="Cambria Math"/>
+                  <w:i/>
+                  <w:sz w:val="18"/>
+                  <w:szCs w:val="18"/>
+                </w:rPr>
+              </m:ctrlPr>
+            </m:dPr>
+            <m:e>
+              <m:r>
+                <w:rPr>
+                  <w:rFonts w:ascii="Cambria Math" w:hAnsi="Cambria Math"/>
+                  <w:sz w:val="18"/>
+                  <w:szCs w:val="18"/>
+                </w:rPr>
+                <m:t>q</m:t>
+              </m:r>
+            </m:e>
+          </m:d>
+          <m:r>
+            <w:rPr>
+              <w:rFonts w:ascii="Cambria Math" w:hAnsi="Cambria Math"/>
+              <w:sz w:val="18"/>
+              <w:szCs w:val="18"/>
+            </w:rPr>
+            <m:t>e</m:t>
+          </m:r>
+          <m:d>
+            <m:dPr>
+              <m:ctrlPr>
+                <w:rPr>
+                  <w:rFonts w:ascii="Cambria Math" w:hAnsi="Cambria Math"/>
+                  <w:i/>
+                  <w:sz w:val="18"/>
+                  <w:szCs w:val="18"/>
+                </w:rPr>
+              </m:ctrlPr>
+            </m:dPr>
+            <m:e>
+              <m:r>
+                <w:rPr>
+                  <w:rFonts w:ascii="Cambria Math" w:hAnsi="Cambria Math"/>
+                  <w:sz w:val="18"/>
+                  <w:szCs w:val="18"/>
+                </w:rPr>
+                <m:t>k</m:t>
+              </m:r>
+            </m:e>
+          </m:d>
+          <m:r>
+            <w:rPr>
+              <w:rFonts w:ascii="Cambria Math" w:hAnsi="Cambria Math"/>
+              <w:sz w:val="18"/>
+              <w:szCs w:val="18"/>
+            </w:rPr>
+            <m:t xml:space="preserve">         (4)</m:t>
+          </m:r>
+        </m:oMath>
+      </m:oMathPara>
+    </w:p>
+    <w:p>
+      <w:pPr>
+        <w:jc w:val="center"/>
+        <w:rPr>
+          <w:sz w:val="18"/>
+          <w:szCs w:val="18"/>
+        </w:rPr>
+      </w:pPr>
+      <m:oMathPara>
+        <m:oMath>
+          <m:r>
+            <w:rPr>
+              <w:rFonts w:ascii="Cambria Math" w:hAnsi="Cambria Math"/>
+              <w:sz w:val="18"/>
+              <w:szCs w:val="18"/>
+            </w:rPr>
+            <m:t>y</m:t>
+          </m:r>
+          <m:d>
+            <m:dPr>
+              <m:ctrlPr>
+                <w:rPr>
+                  <w:rFonts w:ascii="Cambria Math" w:hAnsi="Cambria Math"/>
+                  <w:i/>
+                  <w:sz w:val="18"/>
+                  <w:szCs w:val="18"/>
+                </w:rPr>
+              </m:ctrlPr>
+            </m:dPr>
+            <m:e>
+              <m:r>
+                <w:rPr>
+                  <w:rFonts w:ascii="Cambria Math" w:hAnsi="Cambria Math"/>
+                  <w:sz w:val="18"/>
+                  <w:szCs w:val="18"/>
+                </w:rPr>
+                <m:t>k</m:t>
+              </m:r>
+            </m:e>
+          </m:d>
+          <m:r>
+            <w:rPr>
+              <w:rFonts w:ascii="Cambria Math" w:hAnsi="Cambria Math"/>
+              <w:sz w:val="18"/>
+              <w:szCs w:val="18"/>
+            </w:rPr>
+            <m:t>=</m:t>
+          </m:r>
+          <m:f>
+            <m:fPr>
+              <m:ctrlPr>
+                <w:rPr>
+                  <w:rFonts w:ascii="Cambria Math" w:hAnsi="Cambria Math"/>
+                  <w:i/>
+                  <w:sz w:val="18"/>
+                  <w:szCs w:val="18"/>
+                </w:rPr>
+              </m:ctrlPr>
+            </m:fPr>
+            <m:num>
+              <m:r>
+                <w:rPr>
+                  <w:rFonts w:ascii="Cambria Math" w:hAnsi="Cambria Math"/>
+                  <w:sz w:val="18"/>
+                  <w:szCs w:val="18"/>
+                </w:rPr>
+                <m:t>B</m:t>
+              </m:r>
+              <m:d>
+                <m:dPr>
+                  <m:ctrlPr>
+                    <w:rPr>
+                      <w:rFonts w:ascii="Cambria Math" w:hAnsi="Cambria Math"/>
+                      <w:i/>
+                      <w:sz w:val="18"/>
+                      <w:szCs w:val="18"/>
+                    </w:rPr>
+                  </m:ctrlPr>
+                </m:dPr>
+                <m:e>
+                  <m:r>
+                    <w:rPr>
+                      <w:rFonts w:ascii="Cambria Math" w:hAnsi="Cambria Math"/>
+                      <w:sz w:val="18"/>
+                      <w:szCs w:val="18"/>
+                    </w:rPr>
+                    <m:t>q</m:t>
+                  </m:r>
+                </m:e>
+              </m:d>
+            </m:num>
+            <m:den>
+              <m:r>
+                <w:rPr>
+                  <w:rFonts w:ascii="Cambria Math" w:hAnsi="Cambria Math"/>
+                  <w:sz w:val="18"/>
+                  <w:szCs w:val="18"/>
+                </w:rPr>
+                <m:t>F</m:t>
+              </m:r>
+              <m:d>
+                <m:dPr>
+                  <m:ctrlPr>
+                    <w:rPr>
+                      <w:rFonts w:ascii="Cambria Math" w:hAnsi="Cambria Math"/>
+                      <w:i/>
+                      <w:sz w:val="18"/>
+                      <w:szCs w:val="18"/>
+                    </w:rPr>
+                  </m:ctrlPr>
+                </m:dPr>
+                <m:e>
+                  <m:r>
+                    <w:rPr>
+                      <w:rFonts w:ascii="Cambria Math" w:hAnsi="Cambria Math"/>
+                      <w:sz w:val="18"/>
+                      <w:szCs w:val="18"/>
+                    </w:rPr>
+                    <m:t>q</m:t>
+                  </m:r>
+                </m:e>
+              </m:d>
+            </m:den>
+          </m:f>
+          <m:r>
+            <w:rPr>
+              <w:rFonts w:ascii="Cambria Math" w:hAnsi="Cambria Math"/>
+              <w:sz w:val="18"/>
+              <w:szCs w:val="18"/>
+            </w:rPr>
+            <m:t>u</m:t>
+          </m:r>
+          <m:d>
+            <m:dPr>
+              <m:ctrlPr>
+                <w:rPr>
+                  <w:rFonts w:ascii="Cambria Math" w:hAnsi="Cambria Math"/>
+                  <w:i/>
+                  <w:sz w:val="18"/>
+                  <w:szCs w:val="18"/>
+                </w:rPr>
+              </m:ctrlPr>
+            </m:dPr>
+            <m:e>
+              <m:r>
+                <w:rPr>
+                  <w:rFonts w:ascii="Cambria Math" w:hAnsi="Cambria Math"/>
+                  <w:sz w:val="18"/>
+                  <w:szCs w:val="18"/>
+                </w:rPr>
+                <m:t>k</m:t>
+              </m:r>
+            </m:e>
+          </m:d>
+          <m:r>
+            <w:rPr>
+              <w:rFonts w:ascii="Cambria Math" w:hAnsi="Cambria Math"/>
+              <w:sz w:val="18"/>
+              <w:szCs w:val="18"/>
+            </w:rPr>
+            <m:t>+</m:t>
+          </m:r>
+          <m:f>
+            <m:fPr>
+              <m:ctrlPr>
+                <w:rPr>
+                  <w:rFonts w:ascii="Cambria Math" w:hAnsi="Cambria Math"/>
+                  <w:i/>
+                  <w:sz w:val="18"/>
+                  <w:szCs w:val="18"/>
+                </w:rPr>
+              </m:ctrlPr>
+            </m:fPr>
+            <m:num>
+              <m:r>
+                <w:rPr>
+                  <w:rFonts w:ascii="Cambria Math" w:hAnsi="Cambria Math"/>
+                  <w:sz w:val="18"/>
+                  <w:szCs w:val="18"/>
+                </w:rPr>
+                <m:t>C</m:t>
+              </m:r>
+              <m:d>
+                <m:dPr>
+                  <m:ctrlPr>
+                    <w:rPr>
+                      <w:rFonts w:ascii="Cambria Math" w:hAnsi="Cambria Math"/>
+                      <w:i/>
+                      <w:sz w:val="18"/>
+                      <w:szCs w:val="18"/>
+                    </w:rPr>
+                  </m:ctrlPr>
+                </m:dPr>
+                <m:e>
+                  <m:r>
+                    <w:rPr>
+                      <w:rFonts w:ascii="Cambria Math" w:hAnsi="Cambria Math"/>
+                      <w:sz w:val="18"/>
+                      <w:szCs w:val="18"/>
+                    </w:rPr>
+                    <m:t>q</m:t>
+                  </m:r>
+                </m:e>
+              </m:d>
+            </m:num>
+            <m:den>
+              <m:r>
+                <w:rPr>
+                  <w:rFonts w:ascii="Cambria Math" w:hAnsi="Cambria Math"/>
+                  <w:sz w:val="18"/>
+                  <w:szCs w:val="18"/>
+                </w:rPr>
+                <m:t>D</m:t>
+              </m:r>
+              <m:d>
+                <m:dPr>
+                  <m:ctrlPr>
+                    <w:rPr>
+                      <w:rFonts w:ascii="Cambria Math" w:hAnsi="Cambria Math"/>
+                      <w:i/>
+                      <w:sz w:val="18"/>
+                      <w:szCs w:val="18"/>
+                    </w:rPr>
+                  </m:ctrlPr>
+                </m:dPr>
+                <m:e>
+                  <m:r>
+                    <w:rPr>
+                      <w:rFonts w:ascii="Cambria Math" w:hAnsi="Cambria Math"/>
+                      <w:sz w:val="18"/>
+                      <w:szCs w:val="18"/>
+                    </w:rPr>
+                    <m:t>q</m:t>
+                  </m:r>
+                </m:e>
+              </m:d>
+            </m:den>
+          </m:f>
+          <m:r>
+            <w:rPr>
+              <w:rFonts w:ascii="Cambria Math" w:hAnsi="Cambria Math"/>
+              <w:sz w:val="18"/>
+              <w:szCs w:val="18"/>
+            </w:rPr>
+            <m:t>e</m:t>
+          </m:r>
+          <m:d>
+            <m:dPr>
+              <m:ctrlPr>
+                <w:rPr>
+                  <w:rFonts w:ascii="Cambria Math" w:hAnsi="Cambria Math"/>
+                  <w:i/>
+                  <w:sz w:val="18"/>
+                  <w:szCs w:val="18"/>
+                </w:rPr>
+              </m:ctrlPr>
+            </m:dPr>
+            <m:e>
+              <m:r>
+                <w:rPr>
+                  <w:rFonts w:ascii="Cambria Math" w:hAnsi="Cambria Math"/>
+                  <w:sz w:val="18"/>
+                  <w:szCs w:val="18"/>
+                </w:rPr>
+                <m:t>k</m:t>
+              </m:r>
+            </m:e>
+          </m:d>
+          <m:r>
+            <w:rPr>
+              <w:rFonts w:ascii="Cambria Math" w:hAnsi="Cambria Math"/>
+              <w:sz w:val="18"/>
+              <w:szCs w:val="18"/>
+            </w:rPr>
+            <m:t xml:space="preserve">            (5)</m:t>
+          </m:r>
+        </m:oMath>
+      </m:oMathPara>
+    </w:p>
+    <w:p>
+      <w:pPr>
+        <w:jc w:val="center"/>
+        <w:rPr>
+          <w:sz w:val="18"/>
+          <w:szCs w:val="18"/>
+        </w:rPr>
+      </w:pPr>
+      <m:oMathPara>
+        <m:oMath>
+          <m:r>
+            <w:rPr>
+              <w:rFonts w:ascii="Cambria Math" w:hAnsi="Cambria Math"/>
+              <w:sz w:val="18"/>
+              <w:szCs w:val="18"/>
+            </w:rPr>
+            <m:t>y</m:t>
+          </m:r>
+          <m:d>
+            <m:dPr>
+              <m:ctrlPr>
+                <w:rPr>
+                  <w:rFonts w:ascii="Cambria Math" w:hAnsi="Cambria Math"/>
+                  <w:i/>
+                  <w:sz w:val="18"/>
+                  <w:szCs w:val="18"/>
+                </w:rPr>
+              </m:ctrlPr>
+            </m:dPr>
+            <m:e>
+              <m:r>
+                <w:rPr>
+                  <w:rFonts w:ascii="Cambria Math" w:hAnsi="Cambria Math"/>
+                  <w:sz w:val="18"/>
+                  <w:szCs w:val="18"/>
+                </w:rPr>
+                <m:t>k</m:t>
+              </m:r>
+            </m:e>
+          </m:d>
+          <m:r>
+            <w:rPr>
+              <w:rFonts w:ascii="Cambria Math" w:hAnsi="Cambria Math"/>
+              <w:sz w:val="18"/>
+              <w:szCs w:val="18"/>
+            </w:rPr>
+            <m:t xml:space="preserve">= </m:t>
+          </m:r>
+          <m:f>
+            <m:fPr>
+              <m:ctrlPr>
+                <w:rPr>
+                  <w:rFonts w:ascii="Cambria Math" w:hAnsi="Cambria Math"/>
+                  <w:i/>
+                  <w:sz w:val="18"/>
+                  <w:szCs w:val="18"/>
+                </w:rPr>
+              </m:ctrlPr>
+            </m:fPr>
+            <m:num>
+              <m:r>
+                <w:rPr>
+                  <w:rFonts w:ascii="Cambria Math" w:hAnsi="Cambria Math"/>
+                  <w:sz w:val="18"/>
+                  <w:szCs w:val="18"/>
+                </w:rPr>
+                <m:t>B</m:t>
+              </m:r>
+              <m:d>
+                <m:dPr>
+                  <m:ctrlPr>
+                    <w:rPr>
+                      <w:rFonts w:ascii="Cambria Math" w:hAnsi="Cambria Math"/>
+                      <w:i/>
+                      <w:sz w:val="18"/>
+                      <w:szCs w:val="18"/>
+                    </w:rPr>
+                  </m:ctrlPr>
+                </m:dPr>
+                <m:e>
+                  <m:r>
+                    <w:rPr>
+                      <w:rFonts w:ascii="Cambria Math" w:hAnsi="Cambria Math"/>
+                      <w:sz w:val="18"/>
+                      <w:szCs w:val="18"/>
+                    </w:rPr>
+                    <m:t>q</m:t>
+                  </m:r>
+                </m:e>
+              </m:d>
+            </m:num>
+            <m:den>
+              <m:r>
+                <w:rPr>
+                  <w:rFonts w:ascii="Cambria Math" w:hAnsi="Cambria Math"/>
+                  <w:sz w:val="18"/>
+                  <w:szCs w:val="18"/>
+                </w:rPr>
+                <m:t>F</m:t>
+              </m:r>
+              <m:d>
+                <m:dPr>
+                  <m:ctrlPr>
+                    <w:rPr>
+                      <w:rFonts w:ascii="Cambria Math" w:hAnsi="Cambria Math"/>
+                      <w:i/>
+                      <w:sz w:val="18"/>
+                      <w:szCs w:val="18"/>
+                    </w:rPr>
+                  </m:ctrlPr>
+                </m:dPr>
+                <m:e>
+                  <m:r>
+                    <w:rPr>
+                      <w:rFonts w:ascii="Cambria Math" w:hAnsi="Cambria Math"/>
+                      <w:sz w:val="18"/>
+                      <w:szCs w:val="18"/>
+                    </w:rPr>
+                    <m:t>q</m:t>
+                  </m:r>
+                </m:e>
+              </m:d>
+            </m:den>
+          </m:f>
+          <m:r>
+            <w:rPr>
+              <w:rFonts w:ascii="Cambria Math" w:hAnsi="Cambria Math"/>
+              <w:sz w:val="18"/>
+              <w:szCs w:val="18"/>
+            </w:rPr>
+            <m:t>u</m:t>
+          </m:r>
+          <m:d>
+            <m:dPr>
+              <m:ctrlPr>
+                <w:rPr>
+                  <w:rFonts w:ascii="Cambria Math" w:hAnsi="Cambria Math"/>
+                  <w:i/>
+                  <w:sz w:val="18"/>
+                  <w:szCs w:val="18"/>
+                </w:rPr>
+              </m:ctrlPr>
+            </m:dPr>
+            <m:e>
+              <m:r>
+                <w:rPr>
+                  <w:rFonts w:ascii="Cambria Math" w:hAnsi="Cambria Math"/>
+                  <w:sz w:val="18"/>
+                  <w:szCs w:val="18"/>
+                </w:rPr>
+                <m:t>k</m:t>
+              </m:r>
+            </m:e>
+          </m:d>
+          <m:r>
+            <w:rPr>
+              <w:rFonts w:ascii="Cambria Math" w:hAnsi="Cambria Math"/>
+              <w:sz w:val="18"/>
+              <w:szCs w:val="18"/>
+            </w:rPr>
+            <m:t>+</m:t>
+          </m:r>
+          <m:f>
+            <m:fPr>
+              <m:ctrlPr>
+                <w:rPr>
+                  <w:rFonts w:ascii="Cambria Math" w:hAnsi="Cambria Math"/>
+                  <w:i/>
+                  <w:sz w:val="18"/>
+                  <w:szCs w:val="18"/>
+                </w:rPr>
+              </m:ctrlPr>
+            </m:fPr>
+            <m:num>
+              <m:r>
+                <w:rPr>
+                  <w:rFonts w:ascii="Cambria Math" w:hAnsi="Cambria Math"/>
+                  <w:sz w:val="18"/>
+                  <w:szCs w:val="18"/>
+                </w:rPr>
+                <m:t>C</m:t>
+              </m:r>
+              <m:d>
+                <m:dPr>
+                  <m:ctrlPr>
+                    <w:rPr>
+                      <w:rFonts w:ascii="Cambria Math" w:hAnsi="Cambria Math"/>
+                      <w:i/>
+                      <w:sz w:val="18"/>
+                      <w:szCs w:val="18"/>
+                    </w:rPr>
+                  </m:ctrlPr>
+                </m:dPr>
+                <m:e>
+                  <m:r>
+                    <w:rPr>
+                      <w:rFonts w:ascii="Cambria Math" w:hAnsi="Cambria Math"/>
+                      <w:sz w:val="18"/>
+                      <w:szCs w:val="18"/>
+                    </w:rPr>
+                    <m:t>q</m:t>
+                  </m:r>
+                </m:e>
+              </m:d>
+            </m:num>
+            <m:den>
+              <m:r>
+                <w:rPr>
+                  <w:rFonts w:ascii="Cambria Math" w:hAnsi="Cambria Math"/>
+                  <w:sz w:val="18"/>
+                  <w:szCs w:val="18"/>
+                </w:rPr>
+                <m:t>D</m:t>
+              </m:r>
+              <m:d>
+                <m:dPr>
+                  <m:ctrlPr>
+                    <w:rPr>
+                      <w:rFonts w:ascii="Cambria Math" w:hAnsi="Cambria Math"/>
+                      <w:i/>
+                      <w:sz w:val="18"/>
+                      <w:szCs w:val="18"/>
+                    </w:rPr>
+                  </m:ctrlPr>
+                </m:dPr>
+                <m:e>
+                  <m:r>
+                    <w:rPr>
+                      <w:rFonts w:ascii="Cambria Math" w:hAnsi="Cambria Math"/>
+                      <w:sz w:val="18"/>
+                      <w:szCs w:val="18"/>
+                    </w:rPr>
+                    <m:t>q</m:t>
+                  </m:r>
+                </m:e>
+              </m:d>
+            </m:den>
+          </m:f>
+          <m:r>
+            <w:rPr>
+              <w:rFonts w:ascii="Cambria Math" w:hAnsi="Cambria Math"/>
+              <w:sz w:val="18"/>
+              <w:szCs w:val="18"/>
+            </w:rPr>
+            <m:t>e</m:t>
+          </m:r>
+          <m:d>
+            <m:dPr>
+              <m:ctrlPr>
+                <w:rPr>
+                  <w:rFonts w:ascii="Cambria Math" w:hAnsi="Cambria Math"/>
+                  <w:i/>
+                  <w:sz w:val="18"/>
+                  <w:szCs w:val="18"/>
+                </w:rPr>
+              </m:ctrlPr>
+            </m:dPr>
+            <m:e>
+              <m:r>
+                <w:rPr>
+                  <w:rFonts w:ascii="Cambria Math" w:hAnsi="Cambria Math"/>
+                  <w:sz w:val="18"/>
+                  <w:szCs w:val="18"/>
+                </w:rPr>
+                <m:t>k</m:t>
+              </m:r>
+            </m:e>
+          </m:d>
+          <m:r>
+            <w:rPr>
+              <w:rFonts w:ascii="Cambria Math" w:hAnsi="Cambria Math"/>
+              <w:sz w:val="18"/>
+              <w:szCs w:val="18"/>
+            </w:rPr>
+            <m:t xml:space="preserve">           (6)</m:t>
+          </m:r>
+        </m:oMath>
+      </m:oMathPara>
+    </w:p>
+    <w:p>
+      <w:pPr>
+        <w:jc w:val="center"/>
+        <w:rPr>
+          <w:sz w:val="18"/>
+          <w:szCs w:val="18"/>
+        </w:rPr>
+      </w:pPr>
+      <m:oMath>
+        <m:r>
+          <w:rPr>
+            <w:rFonts w:ascii="Cambria Math" w:hAnsi="Cambria Math"/>
+            <w:sz w:val="18"/>
+            <w:szCs w:val="18"/>
+          </w:rPr>
+          <m:t>A</m:t>
+        </m:r>
+        <m:d>
+          <m:dPr>
+            <m:ctrlPr>
+              <w:rPr>
+                <w:rFonts w:ascii="Cambria Math" w:hAnsi="Cambria Math"/>
+                <w:i/>
+                <w:sz w:val="18"/>
+                <w:szCs w:val="18"/>
+              </w:rPr>
+            </m:ctrlPr>
+          </m:dPr>
+          <m:e>
+            <m:r>
+              <w:rPr>
+                <w:rFonts w:ascii="Cambria Math" w:hAnsi="Cambria Math"/>
+                <w:sz w:val="18"/>
+                <w:szCs w:val="18"/>
+              </w:rPr>
+              <m:t>q</m:t>
+            </m:r>
+          </m:e>
+        </m:d>
+        <m:r>
+          <w:rPr>
+            <w:rFonts w:ascii="Cambria Math" w:hAnsi="Cambria Math"/>
+            <w:sz w:val="18"/>
+            <w:szCs w:val="18"/>
+          </w:rPr>
+          <m:t>=1+</m:t>
+        </m:r>
+        <m:sSub>
+          <m:sSubPr>
+            <m:ctrlPr>
+              <w:rPr>
+                <w:rFonts w:ascii="Cambria Math" w:hAnsi="Cambria Math"/>
+                <w:i/>
+                <w:sz w:val="18"/>
+                <w:szCs w:val="18"/>
+              </w:rPr>
+            </m:ctrlPr>
+          </m:sSubPr>
+          <m:e>
+            <m:r>
+              <w:rPr>
+                <w:rFonts w:ascii="Cambria Math" w:hAnsi="Cambria Math"/>
+                <w:sz w:val="18"/>
+                <w:szCs w:val="18"/>
+              </w:rPr>
+              <m:t>a</m:t>
+            </m:r>
+          </m:e>
+          <m:sub>
+            <m:r>
+              <w:rPr>
+                <w:rFonts w:ascii="Cambria Math" w:hAnsi="Cambria Math"/>
+                <w:sz w:val="18"/>
+                <w:szCs w:val="18"/>
+              </w:rPr>
+              <m:t>1</m:t>
+            </m:r>
+          </m:sub>
+        </m:sSub>
+        <m:sSup>
+          <m:sSupPr>
+            <m:ctrlPr>
+              <w:rPr>
+                <w:rFonts w:ascii="Cambria Math" w:hAnsi="Cambria Math"/>
+                <w:i/>
+                <w:sz w:val="18"/>
+                <w:szCs w:val="18"/>
+              </w:rPr>
+            </m:ctrlPr>
+          </m:sSupPr>
+          <m:e>
+            <m:r>
+              <w:rPr>
+                <w:rFonts w:ascii="Cambria Math" w:hAnsi="Cambria Math"/>
+                <w:sz w:val="18"/>
+                <w:szCs w:val="18"/>
+              </w:rPr>
+              <m:t>q</m:t>
+            </m:r>
+          </m:e>
+          <m:sup>
+            <m:r>
+              <w:rPr>
+                <w:rFonts w:ascii="Cambria Math" w:hAnsi="Cambria Math"/>
+                <w:sz w:val="18"/>
+                <w:szCs w:val="18"/>
+              </w:rPr>
+              <m:t>-1</m:t>
+            </m:r>
+          </m:sup>
+        </m:sSup>
+        <m:r>
+          <w:rPr>
+            <w:rFonts w:ascii="Cambria Math" w:hAnsi="Cambria Math"/>
+            <w:sz w:val="18"/>
+            <w:szCs w:val="18"/>
+          </w:rPr>
+          <m:t>+…+</m:t>
+        </m:r>
+        <m:sSub>
+          <m:sSubPr>
+            <m:ctrlPr>
+              <w:rPr>
+                <w:rFonts w:ascii="Cambria Math" w:hAnsi="Cambria Math"/>
+                <w:i/>
+                <w:sz w:val="18"/>
+                <w:szCs w:val="18"/>
+              </w:rPr>
+            </m:ctrlPr>
+          </m:sSubPr>
+          <m:e>
+            <m:r>
+              <w:rPr>
+                <w:rFonts w:ascii="Cambria Math" w:hAnsi="Cambria Math"/>
+                <w:sz w:val="18"/>
+                <w:szCs w:val="18"/>
+              </w:rPr>
+              <m:t>a</m:t>
+            </m:r>
+          </m:e>
+          <m:sub>
+            <m:sSub>
+              <m:sSubPr>
+                <m:ctrlPr>
+                  <w:rPr>
+                    <w:rFonts w:ascii="Cambria Math" w:hAnsi="Cambria Math"/>
+                    <w:i/>
+                    <w:sz w:val="18"/>
+                    <w:szCs w:val="18"/>
+                  </w:rPr>
+                </m:ctrlPr>
+              </m:sSubPr>
+              <m:e>
+                <m:r>
+                  <w:rPr>
+                    <w:rFonts w:ascii="Cambria Math" w:hAnsi="Cambria Math"/>
+                    <w:sz w:val="18"/>
+                    <w:szCs w:val="18"/>
+                  </w:rPr>
+                  <m:t>n</m:t>
+                </m:r>
+              </m:e>
+              <m:sub>
+                <m:r>
+                  <w:rPr>
+                    <w:rFonts w:ascii="Cambria Math" w:hAnsi="Cambria Math"/>
+                    <w:sz w:val="18"/>
+                    <w:szCs w:val="18"/>
+                  </w:rPr>
+                  <m:t>a</m:t>
+                </m:r>
+              </m:sub>
+            </m:sSub>
+          </m:sub>
+        </m:sSub>
+        <m:sSup>
+          <m:sSupPr>
+            <m:ctrlPr>
+              <w:rPr>
+                <w:rFonts w:ascii="Cambria Math" w:hAnsi="Cambria Math"/>
+                <w:i/>
+                <w:sz w:val="18"/>
+                <w:szCs w:val="18"/>
+              </w:rPr>
+            </m:ctrlPr>
+          </m:sSupPr>
+          <m:e>
+            <m:r>
+              <w:rPr>
+                <w:rFonts w:ascii="Cambria Math" w:hAnsi="Cambria Math"/>
+                <w:sz w:val="18"/>
+                <w:szCs w:val="18"/>
+              </w:rPr>
+              <m:t>q</m:t>
+            </m:r>
+          </m:e>
+          <m:sup>
+            <m:r>
+              <w:rPr>
+                <w:rFonts w:ascii="Cambria Math" w:hAnsi="Cambria Math"/>
+                <w:sz w:val="18"/>
+                <w:szCs w:val="18"/>
+              </w:rPr>
+              <m:t>-</m:t>
+            </m:r>
+            <m:sSub>
+              <m:sSubPr>
+                <m:ctrlPr>
+                  <w:rPr>
+                    <w:rFonts w:ascii="Cambria Math" w:hAnsi="Cambria Math"/>
+                    <w:i/>
+                    <w:sz w:val="18"/>
+                    <w:szCs w:val="18"/>
+                  </w:rPr>
+                </m:ctrlPr>
+              </m:sSubPr>
+              <m:e>
+                <m:r>
+                  <w:rPr>
+                    <w:rFonts w:ascii="Cambria Math" w:hAnsi="Cambria Math"/>
+                    <w:sz w:val="18"/>
+                    <w:szCs w:val="18"/>
+                  </w:rPr>
+                  <m:t>n</m:t>
+                </m:r>
+              </m:e>
+              <m:sub>
+                <m:r>
+                  <w:rPr>
+                    <w:rFonts w:ascii="Cambria Math" w:hAnsi="Cambria Math"/>
+                    <w:sz w:val="18"/>
+                    <w:szCs w:val="18"/>
+                  </w:rPr>
+                  <m:t>a</m:t>
+                </m:r>
+              </m:sub>
+            </m:sSub>
+          </m:sup>
+        </m:sSup>
+      </m:oMath>
+      <w:r>
+        <w:rPr>
+          <w:sz w:val="18"/>
+          <w:szCs w:val="18"/>
+        </w:rPr>
+        <w:t xml:space="preserve">     (7)</w:t>
+      </w:r>
+    </w:p>
+    <w:p>
+      <w:pPr>
+        <w:jc w:val="center"/>
+        <w:rPr>
+          <w:sz w:val="18"/>
+          <w:szCs w:val="18"/>
+        </w:rPr>
+      </w:pPr>
+      <m:oMathPara>
+        <m:oMath>
+          <m:r>
+            <w:rPr>
+              <w:rFonts w:ascii="Cambria Math" w:hAnsi="Cambria Math"/>
+              <w:sz w:val="18"/>
+              <w:szCs w:val="18"/>
+            </w:rPr>
+            <m:t>B</m:t>
+          </m:r>
+          <m:d>
+            <m:dPr>
+              <m:ctrlPr>
+                <w:rPr>
+                  <w:rFonts w:ascii="Cambria Math" w:hAnsi="Cambria Math"/>
+                  <w:i/>
+                  <w:sz w:val="18"/>
+                  <w:szCs w:val="18"/>
+                </w:rPr>
+              </m:ctrlPr>
+            </m:dPr>
+            <m:e>
+              <m:r>
+                <w:rPr>
+                  <w:rFonts w:ascii="Cambria Math" w:hAnsi="Cambria Math"/>
+                  <w:sz w:val="18"/>
+                  <w:szCs w:val="18"/>
+                </w:rPr>
+                <m:t>q</m:t>
+              </m:r>
+            </m:e>
+          </m:d>
+          <m:r>
+            <w:rPr>
+              <w:rFonts w:ascii="Cambria Math" w:hAnsi="Cambria Math"/>
+              <w:sz w:val="18"/>
+              <w:szCs w:val="18"/>
+            </w:rPr>
+            <m:t xml:space="preserve">= </m:t>
+          </m:r>
+          <m:sSub>
+            <m:sSubPr>
+              <m:ctrlPr>
+                <w:rPr>
+                  <w:rFonts w:ascii="Cambria Math" w:hAnsi="Cambria Math"/>
+                  <w:i/>
+                  <w:sz w:val="18"/>
+                  <w:szCs w:val="18"/>
+                </w:rPr>
+              </m:ctrlPr>
+            </m:sSubPr>
+            <m:e>
+              <m:r>
+                <w:rPr>
+                  <w:rFonts w:ascii="Cambria Math" w:hAnsi="Cambria Math"/>
+                  <w:sz w:val="18"/>
+                  <w:szCs w:val="18"/>
+                </w:rPr>
+                <m:t>b</m:t>
+              </m:r>
+            </m:e>
+            <m:sub>
+              <m:r>
+                <w:rPr>
+                  <w:rFonts w:ascii="Cambria Math" w:hAnsi="Cambria Math"/>
+                  <w:sz w:val="18"/>
+                  <w:szCs w:val="18"/>
+                </w:rPr>
+                <m:t>1</m:t>
+              </m:r>
+            </m:sub>
+          </m:sSub>
+          <m:sSup>
+            <m:sSupPr>
+              <m:ctrlPr>
+                <w:rPr>
+                  <w:rFonts w:ascii="Cambria Math" w:hAnsi="Cambria Math"/>
+                  <w:i/>
+                  <w:sz w:val="18"/>
+                  <w:szCs w:val="18"/>
+                </w:rPr>
+              </m:ctrlPr>
+            </m:sSupPr>
+            <m:e>
+              <m:r>
+                <w:rPr>
+                  <w:rFonts w:ascii="Cambria Math" w:hAnsi="Cambria Math"/>
+                  <w:sz w:val="18"/>
+                  <w:szCs w:val="18"/>
+                </w:rPr>
+                <m:t>q</m:t>
+              </m:r>
+            </m:e>
+            <m:sup>
+              <m:r>
+                <w:rPr>
+                  <w:rFonts w:ascii="Cambria Math" w:hAnsi="Cambria Math"/>
+                  <w:sz w:val="18"/>
+                  <w:szCs w:val="18"/>
+                </w:rPr>
+                <m:t>-</m:t>
+              </m:r>
+              <m:sSub>
+                <m:sSubPr>
+                  <m:ctrlPr>
+                    <w:rPr>
+                      <w:rFonts w:ascii="Cambria Math" w:hAnsi="Cambria Math"/>
+                      <w:i/>
+                      <w:sz w:val="18"/>
+                      <w:szCs w:val="18"/>
+                    </w:rPr>
+                  </m:ctrlPr>
+                </m:sSubPr>
+                <m:e>
+                  <m:r>
+                    <w:rPr>
+                      <w:rFonts w:ascii="Cambria Math" w:hAnsi="Cambria Math"/>
+                      <w:sz w:val="18"/>
+                      <w:szCs w:val="18"/>
+                    </w:rPr>
+                    <m:t>n</m:t>
+                  </m:r>
+                </m:e>
+                <m:sub>
+                  <m:r>
+                    <w:rPr>
+                      <w:rFonts w:ascii="Cambria Math" w:hAnsi="Cambria Math"/>
+                      <w:sz w:val="18"/>
+                      <w:szCs w:val="18"/>
+                    </w:rPr>
+                    <m:t>k</m:t>
+                  </m:r>
+                </m:sub>
+              </m:sSub>
+            </m:sup>
+          </m:sSup>
+          <m:r>
+            <w:rPr>
+              <w:rFonts w:ascii="Cambria Math" w:hAnsi="Cambria Math"/>
+              <w:sz w:val="18"/>
+              <w:szCs w:val="18"/>
+            </w:rPr>
+            <m:t>+…+</m:t>
+          </m:r>
+          <m:sSub>
+            <m:sSubPr>
+              <m:ctrlPr>
+                <w:rPr>
+                  <w:rFonts w:ascii="Cambria Math" w:hAnsi="Cambria Math"/>
+                  <w:i/>
+                  <w:sz w:val="18"/>
+                  <w:szCs w:val="18"/>
+                </w:rPr>
+              </m:ctrlPr>
+            </m:sSubPr>
+            <m:e>
+              <m:r>
+                <w:rPr>
+                  <w:rFonts w:ascii="Cambria Math" w:hAnsi="Cambria Math"/>
+                  <w:sz w:val="18"/>
+                  <w:szCs w:val="18"/>
+                </w:rPr>
+                <m:t>b</m:t>
+              </m:r>
+            </m:e>
+            <m:sub>
+              <m:sSub>
+                <m:sSubPr>
+                  <m:ctrlPr>
+                    <w:rPr>
+                      <w:rFonts w:ascii="Cambria Math" w:hAnsi="Cambria Math"/>
+                      <w:i/>
+                      <w:sz w:val="18"/>
+                      <w:szCs w:val="18"/>
+                    </w:rPr>
+                  </m:ctrlPr>
+                </m:sSubPr>
+                <m:e>
+                  <m:r>
+                    <w:rPr>
+                      <w:rFonts w:ascii="Cambria Math" w:hAnsi="Cambria Math"/>
+                      <w:sz w:val="18"/>
+                      <w:szCs w:val="18"/>
+                    </w:rPr>
+                    <m:t>n</m:t>
+                  </m:r>
+                </m:e>
+                <m:sub>
+                  <m:r>
+                    <w:rPr>
+                      <w:rFonts w:ascii="Cambria Math" w:hAnsi="Cambria Math"/>
+                      <w:sz w:val="18"/>
+                      <w:szCs w:val="18"/>
+                    </w:rPr>
+                    <m:t>b</m:t>
+                  </m:r>
+                </m:sub>
+              </m:sSub>
+            </m:sub>
+          </m:sSub>
+          <m:sSup>
+            <m:sSupPr>
+              <m:ctrlPr>
+                <w:rPr>
+                  <w:rFonts w:ascii="Cambria Math" w:hAnsi="Cambria Math"/>
+                  <w:i/>
+                  <w:sz w:val="18"/>
+                  <w:szCs w:val="18"/>
+                </w:rPr>
+              </m:ctrlPr>
+            </m:sSupPr>
+            <m:e>
+              <m:r>
+                <w:rPr>
+                  <w:rFonts w:ascii="Cambria Math" w:hAnsi="Cambria Math"/>
+                  <w:sz w:val="18"/>
+                  <w:szCs w:val="18"/>
+                </w:rPr>
+                <m:t>q</m:t>
+              </m:r>
+            </m:e>
+            <m:sup>
+              <m:r>
+                <w:rPr>
+                  <w:rFonts w:ascii="Cambria Math" w:hAnsi="Cambria Math"/>
+                  <w:sz w:val="18"/>
+                  <w:szCs w:val="18"/>
+                </w:rPr>
+                <m:t>-</m:t>
+              </m:r>
+              <m:d>
+                <m:dPr>
+                  <m:ctrlPr>
+                    <w:rPr>
+                      <w:rFonts w:ascii="Cambria Math" w:hAnsi="Cambria Math"/>
+                      <w:i/>
+                      <w:sz w:val="18"/>
+                      <w:szCs w:val="18"/>
+                    </w:rPr>
+                  </m:ctrlPr>
+                </m:dPr>
+                <m:e>
+                  <m:sSub>
+                    <m:sSubPr>
+                      <m:ctrlPr>
+                        <w:rPr>
+                          <w:rFonts w:ascii="Cambria Math" w:hAnsi="Cambria Math"/>
+                          <w:i/>
+                          <w:sz w:val="18"/>
+                          <w:szCs w:val="18"/>
+                        </w:rPr>
+                      </m:ctrlPr>
+                    </m:sSubPr>
+                    <m:e>
+                      <m:r>
+                        <w:rPr>
+                          <w:rFonts w:ascii="Cambria Math" w:hAnsi="Cambria Math"/>
+                          <w:sz w:val="18"/>
+                          <w:szCs w:val="18"/>
+                        </w:rPr>
+                        <m:t>n</m:t>
+                      </m:r>
+                    </m:e>
+                    <m:sub>
+                      <m:r>
+                        <w:rPr>
+                          <w:rFonts w:ascii="Cambria Math" w:hAnsi="Cambria Math"/>
+                          <w:sz w:val="18"/>
+                          <w:szCs w:val="18"/>
+                        </w:rPr>
+                        <m:t>k</m:t>
+                      </m:r>
+                    </m:sub>
+                  </m:sSub>
+                  <m:r>
+                    <w:rPr>
+                      <w:rFonts w:ascii="Cambria Math" w:hAnsi="Cambria Math"/>
+                      <w:sz w:val="18"/>
+                      <w:szCs w:val="18"/>
+                    </w:rPr>
+                    <m:t>+</m:t>
+                  </m:r>
+                  <m:sSub>
+                    <m:sSubPr>
+                      <m:ctrlPr>
+                        <w:rPr>
+                          <w:rFonts w:ascii="Cambria Math" w:hAnsi="Cambria Math"/>
+                          <w:i/>
+                          <w:sz w:val="18"/>
+                          <w:szCs w:val="18"/>
+                        </w:rPr>
+                      </m:ctrlPr>
+                    </m:sSubPr>
+                    <m:e>
+                      <m:r>
+                        <w:rPr>
+                          <w:rFonts w:ascii="Cambria Math" w:hAnsi="Cambria Math"/>
+                          <w:sz w:val="18"/>
+                          <w:szCs w:val="18"/>
+                        </w:rPr>
+                        <m:t>n</m:t>
+                      </m:r>
+                    </m:e>
+                    <m:sub>
+                      <m:r>
+                        <w:rPr>
+                          <w:rFonts w:ascii="Cambria Math" w:hAnsi="Cambria Math"/>
+                          <w:sz w:val="18"/>
+                          <w:szCs w:val="18"/>
+                        </w:rPr>
+                        <m:t>b</m:t>
+                      </m:r>
+                    </m:sub>
+                  </m:sSub>
+                  <m:r>
+                    <w:rPr>
+                      <w:rFonts w:ascii="Cambria Math" w:hAnsi="Cambria Math"/>
+                      <w:sz w:val="18"/>
+                      <w:szCs w:val="18"/>
+                    </w:rPr>
+                    <m:t>-1</m:t>
+                  </m:r>
+                </m:e>
+              </m:d>
+            </m:sup>
+          </m:sSup>
+          <m:r>
+            <w:rPr>
+              <w:rFonts w:ascii="Cambria Math" w:hAnsi="Cambria Math"/>
+              <w:sz w:val="18"/>
+              <w:szCs w:val="18"/>
+            </w:rPr>
+            <m:t xml:space="preserve">         (8)</m:t>
+          </m:r>
+        </m:oMath>
+      </m:oMathPara>
+    </w:p>
+    <w:p>
+      <w:pPr>
+        <w:jc w:val="center"/>
+        <w:rPr>
+          <w:sz w:val="18"/>
+          <w:szCs w:val="18"/>
+        </w:rPr>
+      </w:pPr>
+      <m:oMathPara>
+        <m:oMath>
+          <m:r>
+            <w:rPr>
+              <w:rFonts w:ascii="Cambria Math" w:hAnsi="Cambria Math"/>
+              <w:sz w:val="18"/>
+              <w:szCs w:val="18"/>
+            </w:rPr>
+            <m:t xml:space="preserve">Fit </m:t>
+          </m:r>
+          <m:d>
+            <m:dPr>
+              <m:ctrlPr>
+                <w:rPr>
+                  <w:rFonts w:ascii="Cambria Math" w:hAnsi="Cambria Math"/>
+                  <w:i/>
+                  <w:sz w:val="18"/>
+                  <w:szCs w:val="18"/>
+                </w:rPr>
+              </m:ctrlPr>
+            </m:dPr>
+            <m:e>
+              <m:r>
+                <w:rPr>
+                  <w:rFonts w:ascii="Cambria Math" w:hAnsi="Cambria Math"/>
+                  <w:sz w:val="18"/>
+                  <w:szCs w:val="18"/>
+                </w:rPr>
+                <m:t>%</m:t>
+              </m:r>
+            </m:e>
+          </m:d>
+          <m:r>
+            <w:rPr>
+              <w:rFonts w:ascii="Cambria Math" w:hAnsi="Cambria Math"/>
+              <w:sz w:val="18"/>
+              <w:szCs w:val="18"/>
+            </w:rPr>
+            <m:t>=100</m:t>
+          </m:r>
+          <m:d>
+            <m:dPr>
+              <m:ctrlPr>
+                <w:rPr>
+                  <w:rFonts w:ascii="Cambria Math" w:hAnsi="Cambria Math"/>
+                  <w:i/>
+                  <w:sz w:val="18"/>
+                  <w:szCs w:val="18"/>
+                </w:rPr>
+              </m:ctrlPr>
+            </m:dPr>
+            <m:e>
+              <m:r>
+                <w:rPr>
+                  <w:rFonts w:ascii="Cambria Math" w:hAnsi="Cambria Math"/>
+                  <w:sz w:val="18"/>
+                  <w:szCs w:val="18"/>
+                </w:rPr>
+                <m:t>1-</m:t>
+              </m:r>
+              <m:f>
+                <m:fPr>
+                  <m:ctrlPr>
+                    <w:rPr>
+                      <w:rFonts w:ascii="Cambria Math" w:hAnsi="Cambria Math"/>
+                      <w:i/>
+                      <w:sz w:val="18"/>
+                      <w:szCs w:val="18"/>
+                    </w:rPr>
+                  </m:ctrlPr>
+                </m:fPr>
+                <m:num>
+                  <m:d>
+                    <m:dPr>
+                      <m:begChr m:val="‖"/>
+                      <m:endChr m:val="‖"/>
+                      <m:ctrlPr>
+                        <w:rPr>
+                          <w:rFonts w:ascii="Cambria Math" w:hAnsi="Cambria Math"/>
+                          <w:i/>
+                          <w:sz w:val="18"/>
+                          <w:szCs w:val="18"/>
+                        </w:rPr>
+                      </m:ctrlPr>
+                    </m:dPr>
+                    <m:e>
+                      <m:r>
+                        <w:rPr>
+                          <w:rFonts w:ascii="Cambria Math" w:hAnsi="Cambria Math"/>
+                          <w:sz w:val="18"/>
+                          <w:szCs w:val="18"/>
+                        </w:rPr>
+                        <m:t>y-</m:t>
+                      </m:r>
+                      <m:acc>
+                        <m:accPr>
+                          <m:ctrlPr>
+                            <w:rPr>
+                              <w:rFonts w:ascii="Cambria Math" w:hAnsi="Cambria Math"/>
+                              <w:i/>
+                              <w:sz w:val="18"/>
+                              <w:szCs w:val="18"/>
+                            </w:rPr>
+                          </m:ctrlPr>
+                        </m:accPr>
+                        <m:e>
+                          <m:r>
+                            <w:rPr>
+                              <w:rFonts w:ascii="Cambria Math" w:hAnsi="Cambria Math"/>
+                              <w:sz w:val="18"/>
+                              <w:szCs w:val="18"/>
+                            </w:rPr>
+                            <m:t>y</m:t>
+                          </m:r>
+                        </m:e>
+                      </m:acc>
+                    </m:e>
+                  </m:d>
+                </m:num>
+                <m:den>
+                  <m:d>
+                    <m:dPr>
+                      <m:begChr m:val="‖"/>
+                      <m:endChr m:val="‖"/>
+                      <m:ctrlPr>
+                        <w:rPr>
+                          <w:rFonts w:ascii="Cambria Math" w:hAnsi="Cambria Math"/>
+                          <w:i/>
+                          <w:sz w:val="18"/>
+                          <w:szCs w:val="18"/>
+                        </w:rPr>
+                      </m:ctrlPr>
+                    </m:dPr>
+                    <m:e>
+                      <m:r>
+                        <w:rPr>
+                          <w:rFonts w:ascii="Cambria Math" w:hAnsi="Cambria Math"/>
+                          <w:sz w:val="18"/>
+                          <w:szCs w:val="18"/>
+                        </w:rPr>
+                        <m:t>y-</m:t>
+                      </m:r>
+                      <m:acc>
+                        <m:accPr>
+                          <m:chr m:val="̅"/>
+                          <m:ctrlPr>
+                            <w:rPr>
+                              <w:rFonts w:ascii="Cambria Math" w:hAnsi="Cambria Math"/>
+                              <w:i/>
+                              <w:sz w:val="18"/>
+                              <w:szCs w:val="18"/>
+                            </w:rPr>
+                          </m:ctrlPr>
+                        </m:accPr>
+                        <m:e>
+                          <m:r>
+                            <w:rPr>
+                              <w:rFonts w:ascii="Cambria Math" w:hAnsi="Cambria Math"/>
+                              <w:sz w:val="18"/>
+                              <w:szCs w:val="18"/>
+                            </w:rPr>
+                            <m:t>y</m:t>
+                          </m:r>
+                        </m:e>
+                      </m:acc>
+                    </m:e>
+                  </m:d>
+                </m:den>
+              </m:f>
+            </m:e>
+          </m:d>
+          <m:r>
+            <w:rPr>
+              <w:rFonts w:ascii="Cambria Math" w:hAnsi="Cambria Math"/>
+              <w:sz w:val="18"/>
+              <w:szCs w:val="18"/>
+            </w:rPr>
+            <m:t xml:space="preserve">                  (9)</m:t>
+          </m:r>
+        </m:oMath>
+      </m:oMathPara>
+    </w:p>
+    <w:p>
+      <w:pPr>
+        <w:jc w:val="center"/>
+        <w:rPr>
+          <w:sz w:val="18"/>
+          <w:szCs w:val="18"/>
+        </w:rPr>
+      </w:pPr>
+      <m:oMathPara>
+        <m:oMath>
+          <m:r>
+            <w:rPr>
+              <w:rFonts w:ascii="Cambria Math" w:hAnsi="Cambria Math"/>
+              <w:sz w:val="18"/>
+              <w:szCs w:val="18"/>
+            </w:rPr>
+            <m:t xml:space="preserve">RMSE= </m:t>
+          </m:r>
+          <m:rad>
+            <m:radPr>
+              <m:degHide m:val="1"/>
+              <m:ctrlPr>
+                <w:rPr>
+                  <w:rFonts w:ascii="Cambria Math" w:hAnsi="Cambria Math"/>
+                  <w:i/>
+                  <w:sz w:val="18"/>
+                  <w:szCs w:val="18"/>
+                </w:rPr>
+              </m:ctrlPr>
+            </m:radPr>
+            <m:deg/>
+            <m:e>
+              <m:f>
+                <m:fPr>
+                  <m:ctrlPr>
+                    <w:rPr>
+                      <w:rFonts w:ascii="Cambria Math" w:hAnsi="Cambria Math"/>
+                      <w:i/>
+                      <w:sz w:val="18"/>
+                      <w:szCs w:val="18"/>
+                    </w:rPr>
+                  </m:ctrlPr>
+                </m:fPr>
+                <m:num>
+                  <m:r>
+                    <w:rPr>
+                      <w:rFonts w:ascii="Cambria Math" w:hAnsi="Cambria Math"/>
+                      <w:sz w:val="18"/>
+                      <w:szCs w:val="18"/>
+                    </w:rPr>
+                    <m:t>1</m:t>
+                  </m:r>
+                </m:num>
+                <m:den>
+                  <m:r>
+                    <w:rPr>
+                      <w:rFonts w:ascii="Cambria Math" w:hAnsi="Cambria Math"/>
+                      <w:sz w:val="18"/>
+                      <w:szCs w:val="18"/>
+                    </w:rPr>
+                    <m:t>N</m:t>
+                  </m:r>
+                </m:den>
+              </m:f>
+              <m:nary>
+                <m:naryPr>
+                  <m:chr m:val="∑"/>
+                  <m:limLoc m:val="subSup"/>
+                  <m:ctrlPr>
+                    <w:rPr>
+                      <w:rFonts w:ascii="Cambria Math" w:hAnsi="Cambria Math"/>
+                      <w:i/>
+                      <w:sz w:val="18"/>
+                      <w:szCs w:val="18"/>
+                    </w:rPr>
+                  </m:ctrlPr>
+                </m:naryPr>
+                <m:sub>
+                  <m:r>
+                    <w:rPr>
+                      <w:rFonts w:ascii="Cambria Math" w:hAnsi="Cambria Math"/>
+                      <w:sz w:val="18"/>
+                      <w:szCs w:val="18"/>
+                    </w:rPr>
+                    <m:t>k=1</m:t>
+                  </m:r>
+                </m:sub>
+                <m:sup>
+                  <m:r>
+                    <w:rPr>
+                      <w:rFonts w:ascii="Cambria Math" w:hAnsi="Cambria Math"/>
+                      <w:sz w:val="18"/>
+                      <w:szCs w:val="18"/>
+                    </w:rPr>
+                    <m:t>N</m:t>
+                  </m:r>
+                </m:sup>
+                <m:e>
+                  <m:sSup>
+                    <m:sSupPr>
+                      <m:ctrlPr>
+                        <w:rPr>
+                          <w:rFonts w:ascii="Cambria Math" w:hAnsi="Cambria Math"/>
+                          <w:i/>
+                          <w:sz w:val="18"/>
+                          <w:szCs w:val="18"/>
+                        </w:rPr>
+                      </m:ctrlPr>
+                    </m:sSupPr>
+                    <m:e>
+                      <m:r>
+                        <w:rPr>
+                          <w:rFonts w:ascii="Cambria Math" w:hAnsi="Cambria Math"/>
+                          <w:sz w:val="18"/>
+                          <w:szCs w:val="18"/>
+                        </w:rPr>
+                        <m:t>(y</m:t>
+                      </m:r>
+                      <m:d>
+                        <m:dPr>
+                          <m:ctrlPr>
+                            <w:rPr>
+                              <w:rFonts w:ascii="Cambria Math" w:hAnsi="Cambria Math"/>
+                              <w:i/>
+                              <w:sz w:val="18"/>
+                              <w:szCs w:val="18"/>
+                            </w:rPr>
+                          </m:ctrlPr>
+                        </m:dPr>
+                        <m:e>
+                          <m:r>
+                            <w:rPr>
+                              <w:rFonts w:ascii="Cambria Math" w:hAnsi="Cambria Math"/>
+                              <w:sz w:val="18"/>
+                              <w:szCs w:val="18"/>
+                            </w:rPr>
+                            <m:t>k</m:t>
+                          </m:r>
+                        </m:e>
+                      </m:d>
+                      <m:r>
+                        <w:rPr>
+                          <w:rFonts w:ascii="Cambria Math" w:hAnsi="Cambria Math"/>
+                          <w:sz w:val="18"/>
+                          <w:szCs w:val="18"/>
+                        </w:rPr>
+                        <m:t>-</m:t>
+                      </m:r>
+                      <m:acc>
+                        <m:accPr>
+                          <m:ctrlPr>
+                            <w:rPr>
+                              <w:rFonts w:ascii="Cambria Math" w:hAnsi="Cambria Math"/>
+                              <w:i/>
+                              <w:sz w:val="18"/>
+                              <w:szCs w:val="18"/>
+                            </w:rPr>
+                          </m:ctrlPr>
+                        </m:accPr>
+                        <m:e>
+                          <m:r>
+                            <w:rPr>
+                              <w:rFonts w:ascii="Cambria Math" w:hAnsi="Cambria Math"/>
+                              <w:sz w:val="18"/>
+                              <w:szCs w:val="18"/>
+                            </w:rPr>
+                            <m:t>y</m:t>
+                          </m:r>
+                        </m:e>
+                      </m:acc>
+                      <m:r>
+                        <w:rPr>
+                          <w:rFonts w:ascii="Cambria Math" w:hAnsi="Cambria Math"/>
+                          <w:sz w:val="18"/>
+                          <w:szCs w:val="18"/>
+                        </w:rPr>
+                        <m:t>(k))</m:t>
+                      </m:r>
+                    </m:e>
+                    <m:sup>
+                      <m:r>
+                        <w:rPr>
+                          <w:rFonts w:ascii="Cambria Math" w:hAnsi="Cambria Math"/>
+                          <w:sz w:val="18"/>
+                          <w:szCs w:val="18"/>
+                        </w:rPr>
+                        <m:t xml:space="preserve">2 </m:t>
+                      </m:r>
+                    </m:sup>
+                  </m:sSup>
+                </m:e>
+              </m:nary>
+            </m:e>
+          </m:rad>
+          <m:r>
+            <w:rPr>
+              <w:rFonts w:ascii="Cambria Math" w:hAnsi="Cambria Math"/>
+              <w:sz w:val="18"/>
+              <w:szCs w:val="18"/>
+            </w:rPr>
+            <m:t xml:space="preserve">        (10)</m:t>
+          </m:r>
+        </m:oMath>
+      </m:oMathPara>
+    </w:p>
+    <w:p>
+      <w:pPr>
+        <w:jc w:val="center"/>
+        <w:rPr>
+          <w:sz w:val="18"/>
+          <w:szCs w:val="18"/>
+        </w:rPr>
+      </w:pPr>
+      <m:oMath>
+        <m:sSub>
+          <m:sSubPr>
+            <m:ctrlPr>
+              <w:rPr>
+                <w:rFonts w:ascii="Cambria Math" w:hAnsi="Cambria Math"/>
+                <w:i/>
+                <w:sz w:val="18"/>
+                <w:szCs w:val="18"/>
+              </w:rPr>
+            </m:ctrlPr>
+          </m:sSubPr>
+          <m:e>
+            <m:r>
+              <w:rPr>
+                <w:rFonts w:ascii="Cambria Math" w:hAnsi="Cambria Math"/>
+                <w:sz w:val="18"/>
+                <w:szCs w:val="18"/>
+              </w:rPr>
+              <m:t>S</m:t>
+            </m:r>
+          </m:e>
+          <m:sub>
+            <m:r>
+              <w:rPr>
+                <w:rFonts w:ascii="Cambria Math" w:hAnsi="Cambria Math"/>
+                <w:sz w:val="18"/>
+                <w:szCs w:val="18"/>
+              </w:rPr>
+              <m:t>i</m:t>
+            </m:r>
+          </m:sub>
+        </m:sSub>
+        <m:r>
+          <w:rPr>
+            <w:rFonts w:ascii="Cambria Math" w:hAnsi="Cambria Math"/>
+            <w:sz w:val="18"/>
+            <w:szCs w:val="18"/>
+          </w:rPr>
+          <m:t>=</m:t>
+        </m:r>
+        <m:f>
+          <m:fPr>
+            <m:ctrlPr>
+              <w:rPr>
+                <w:rFonts w:ascii="Cambria Math" w:hAnsi="Cambria Math"/>
+                <w:i/>
+                <w:sz w:val="18"/>
+                <w:szCs w:val="18"/>
+              </w:rPr>
+            </m:ctrlPr>
+          </m:fPr>
+          <m:num>
+            <m:d>
+              <m:dPr>
+                <m:begChr m:val="‖"/>
+                <m:endChr m:val="‖"/>
+                <m:ctrlPr>
+                  <w:rPr>
+                    <w:rFonts w:ascii="Cambria Math" w:hAnsi="Cambria Math"/>
+                    <w:i/>
+                    <w:sz w:val="18"/>
+                    <w:szCs w:val="18"/>
+                  </w:rPr>
+                </m:ctrlPr>
+              </m:dPr>
+              <m:e>
+                <m:acc>
+                  <m:accPr>
+                    <m:ctrlPr>
+                      <w:rPr>
+                        <w:rFonts w:ascii="Cambria Math" w:hAnsi="Cambria Math"/>
+                        <w:i/>
+                        <w:sz w:val="18"/>
+                        <w:szCs w:val="18"/>
+                      </w:rPr>
+                    </m:ctrlPr>
+                  </m:accPr>
+                  <m:e>
+                    <m:r>
+                      <w:rPr>
+                        <w:rFonts w:ascii="Cambria Math" w:hAnsi="Cambria Math"/>
+                        <w:sz w:val="18"/>
+                        <w:szCs w:val="18"/>
+                      </w:rPr>
+                      <m:t>y</m:t>
+                    </m:r>
+                  </m:e>
+                </m:acc>
+                <m:sSub>
+                  <m:sSubPr>
+                    <m:ctrlPr>
+                      <w:rPr>
+                        <w:rFonts w:ascii="Cambria Math" w:hAnsi="Cambria Math"/>
+                        <w:i/>
+                        <w:sz w:val="18"/>
+                        <w:szCs w:val="18"/>
+                      </w:rPr>
+                    </m:ctrlPr>
+                  </m:sSubPr>
+                  <m:e>
+                    <m:r>
+                      <w:rPr>
+                        <w:rFonts w:ascii="Cambria Math" w:hAnsi="Cambria Math"/>
+                        <w:sz w:val="18"/>
+                        <w:szCs w:val="18"/>
+                      </w:rPr>
+                      <m:t>θ</m:t>
+                    </m:r>
+                  </m:e>
+                  <m:sub>
+                    <m:r>
+                      <w:rPr>
+                        <w:rFonts w:ascii="Cambria Math" w:hAnsi="Cambria Math"/>
+                        <w:sz w:val="18"/>
+                        <w:szCs w:val="18"/>
+                      </w:rPr>
+                      <m:t>i</m:t>
+                    </m:r>
+                  </m:sub>
+                </m:sSub>
+                <m:r>
+                  <w:rPr>
+                    <w:rFonts w:ascii="Cambria Math" w:hAnsi="Cambria Math"/>
+                    <w:sz w:val="18"/>
+                    <w:szCs w:val="18"/>
+                  </w:rPr>
+                  <m:t>+∆</m:t>
+                </m:r>
+                <m:sSub>
+                  <m:sSubPr>
+                    <m:ctrlPr>
+                      <w:rPr>
+                        <w:rFonts w:ascii="Cambria Math" w:hAnsi="Cambria Math"/>
+                        <w:i/>
+                        <w:sz w:val="18"/>
+                        <w:szCs w:val="18"/>
+                      </w:rPr>
+                    </m:ctrlPr>
+                  </m:sSubPr>
+                  <m:e>
+                    <m:r>
+                      <w:rPr>
+                        <w:rFonts w:ascii="Cambria Math" w:hAnsi="Cambria Math"/>
+                        <w:sz w:val="18"/>
+                        <w:szCs w:val="18"/>
+                      </w:rPr>
+                      <m:t>θ</m:t>
+                    </m:r>
+                  </m:e>
+                  <m:sub>
+                    <m:r>
+                      <w:rPr>
+                        <w:rFonts w:ascii="Cambria Math" w:hAnsi="Cambria Math"/>
+                        <w:sz w:val="18"/>
+                        <w:szCs w:val="18"/>
+                      </w:rPr>
+                      <m:t>i</m:t>
+                    </m:r>
+                  </m:sub>
+                </m:sSub>
+                <m:r>
+                  <w:rPr>
+                    <w:rFonts w:ascii="Cambria Math" w:hAnsi="Cambria Math"/>
+                    <w:sz w:val="18"/>
+                    <w:szCs w:val="18"/>
+                  </w:rPr>
+                  <m:t>-</m:t>
+                </m:r>
+                <m:acc>
+                  <m:accPr>
+                    <m:ctrlPr>
+                      <w:rPr>
+                        <w:rFonts w:ascii="Cambria Math" w:hAnsi="Cambria Math"/>
+                        <w:i/>
+                        <w:sz w:val="18"/>
+                        <w:szCs w:val="18"/>
+                      </w:rPr>
+                    </m:ctrlPr>
+                  </m:accPr>
+                  <m:e>
+                    <m:r>
+                      <w:rPr>
+                        <w:rFonts w:ascii="Cambria Math" w:hAnsi="Cambria Math"/>
+                        <w:sz w:val="18"/>
+                        <w:szCs w:val="18"/>
+                      </w:rPr>
+                      <m:t>y</m:t>
+                    </m:r>
+                  </m:e>
+                </m:acc>
+                <m:r>
+                  <w:rPr>
+                    <w:rFonts w:ascii="Cambria Math" w:hAnsi="Cambria Math"/>
+                    <w:sz w:val="18"/>
+                    <w:szCs w:val="18"/>
+                  </w:rPr>
+                  <m:t>θ</m:t>
+                </m:r>
+              </m:e>
+            </m:d>
+          </m:num>
+          <m:den>
+            <m:d>
+              <m:dPr>
+                <m:begChr m:val="‖"/>
+                <m:endChr m:val="‖"/>
+                <m:ctrlPr>
+                  <w:rPr>
+                    <w:rFonts w:ascii="Cambria Math" w:hAnsi="Cambria Math"/>
+                    <w:i/>
+                    <w:sz w:val="18"/>
+                    <w:szCs w:val="18"/>
+                  </w:rPr>
+                </m:ctrlPr>
+              </m:dPr>
+              <m:e>
+                <m:acc>
+                  <m:accPr>
+                    <m:ctrlPr>
+                      <w:rPr>
+                        <w:rFonts w:ascii="Cambria Math" w:hAnsi="Cambria Math"/>
+                        <w:i/>
+                        <w:sz w:val="18"/>
+                        <w:szCs w:val="18"/>
+                      </w:rPr>
+                    </m:ctrlPr>
+                  </m:accPr>
+                  <m:e>
+                    <m:r>
+                      <w:rPr>
+                        <w:rFonts w:ascii="Cambria Math" w:hAnsi="Cambria Math"/>
+                        <w:sz w:val="18"/>
+                        <w:szCs w:val="18"/>
+                      </w:rPr>
+                      <m:t>y</m:t>
+                    </m:r>
+                  </m:e>
+                </m:acc>
+                <m:r>
+                  <w:rPr>
+                    <w:rFonts w:ascii="Cambria Math" w:hAnsi="Cambria Math"/>
+                    <w:sz w:val="18"/>
+                    <w:szCs w:val="18"/>
+                  </w:rPr>
+                  <m:t>θ</m:t>
+                </m:r>
+              </m:e>
+            </m:d>
+          </m:den>
+        </m:f>
+        <m:r>
+          <w:rPr>
+            <w:rFonts w:ascii="Cambria Math" w:hAnsi="Cambria Math"/>
+            <w:sz w:val="18"/>
+            <w:szCs w:val="18"/>
+          </w:rPr>
+          <m:t>∙</m:t>
+        </m:r>
+        <m:f>
+          <m:fPr>
+            <m:ctrlPr>
+              <w:rPr>
+                <w:rFonts w:ascii="Cambria Math" w:hAnsi="Cambria Math"/>
+                <w:i/>
+                <w:sz w:val="18"/>
+                <w:szCs w:val="18"/>
+              </w:rPr>
+            </m:ctrlPr>
+          </m:fPr>
+          <m:num>
+            <m:r>
+              <w:rPr>
+                <w:rFonts w:ascii="Cambria Math" w:hAnsi="Cambria Math"/>
+                <w:sz w:val="18"/>
+                <w:szCs w:val="18"/>
+              </w:rPr>
+              <m:t>1</m:t>
+            </m:r>
+          </m:num>
+          <m:den>
+            <m:r>
+              <w:rPr>
+                <w:rFonts w:ascii="Cambria Math" w:hAnsi="Cambria Math"/>
+                <w:sz w:val="18"/>
+                <w:szCs w:val="18"/>
+              </w:rPr>
+              <m:t>∆</m:t>
+            </m:r>
+          </m:den>
+        </m:f>
+      </m:oMath>
+      <w:r>
+        <w:rPr>
+          <w:sz w:val="18"/>
+          <w:szCs w:val="18"/>
+        </w:rPr>
+        <w:t xml:space="preserve">                             (11)</w:t>
+      </w:r>
+    </w:p>
+    <w:p>
+      <w:pPr>
+        <w:jc w:val="center"/>
+      </w:pPr>
+      <m:oMathPara>
+        <m:oMath>
+          <m:r>
+            <w:rPr>
+              <w:rFonts w:ascii="Cambria Math" w:hAnsi="Cambria Math"/>
+              <w:sz w:val="18"/>
+              <w:szCs w:val="18"/>
+            </w:rPr>
+            <m:t>J</m:t>
+          </m:r>
+          <m:d>
+            <m:dPr>
+              <m:ctrlPr>
+                <w:rPr>
+                  <w:rFonts w:ascii="Cambria Math" w:hAnsi="Cambria Math"/>
+                  <w:i/>
+                  <w:sz w:val="18"/>
+                  <w:szCs w:val="18"/>
+                </w:rPr>
+              </m:ctrlPr>
+            </m:dPr>
+            <m:e>
+              <m:r>
+                <w:rPr>
+                  <w:rFonts w:ascii="Cambria Math" w:hAnsi="Cambria Math"/>
+                  <w:sz w:val="18"/>
+                  <w:szCs w:val="18"/>
+                </w:rPr>
+                <m:t>θ</m:t>
+              </m:r>
+            </m:e>
+          </m:d>
+          <m:r>
+            <w:rPr>
+              <w:rFonts w:ascii="Cambria Math" w:hAnsi="Cambria Math"/>
+              <w:sz w:val="18"/>
+              <w:szCs w:val="18"/>
+            </w:rPr>
+            <m:t xml:space="preserve">= </m:t>
+          </m:r>
+          <m:f>
+            <m:fPr>
+              <m:ctrlPr>
+                <w:rPr>
+                  <w:rFonts w:ascii="Cambria Math" w:hAnsi="Cambria Math"/>
+                  <w:i/>
+                  <w:sz w:val="18"/>
+                  <w:szCs w:val="18"/>
+                </w:rPr>
+              </m:ctrlPr>
+            </m:fPr>
+            <m:num>
+              <m:r>
+                <w:rPr>
+                  <w:rFonts w:ascii="Cambria Math" w:hAnsi="Cambria Math"/>
+                  <w:sz w:val="18"/>
+                  <w:szCs w:val="18"/>
+                </w:rPr>
+                <m:t>1</m:t>
+              </m:r>
+            </m:num>
+            <m:den>
+              <m:r>
+                <w:rPr>
+                  <w:rFonts w:ascii="Cambria Math" w:hAnsi="Cambria Math"/>
+                  <w:sz w:val="18"/>
+                  <w:szCs w:val="18"/>
+                </w:rPr>
+                <m:t>N</m:t>
+              </m:r>
+            </m:den>
+          </m:f>
+          <m:nary>
+            <m:naryPr>
+              <m:chr m:val="∑"/>
+              <m:limLoc m:val="undOvr"/>
+              <m:ctrlPr>
+                <w:rPr>
+                  <w:rFonts w:ascii="Cambria Math" w:hAnsi="Cambria Math"/>
+                  <w:i/>
+                  <w:sz w:val="18"/>
+                  <w:szCs w:val="18"/>
+                </w:rPr>
+              </m:ctrlPr>
+            </m:naryPr>
+            <m:sub>
+              <m:r>
+                <w:rPr>
+                  <w:rFonts w:ascii="Cambria Math" w:hAnsi="Cambria Math"/>
+                  <w:sz w:val="18"/>
+                  <w:szCs w:val="18"/>
+                </w:rPr>
+                <m:t>k=1</m:t>
+              </m:r>
+            </m:sub>
+            <m:sup>
+              <m:r>
+                <w:rPr>
+                  <w:rFonts w:ascii="Cambria Math" w:hAnsi="Cambria Math"/>
+                  <w:sz w:val="18"/>
+                  <w:szCs w:val="18"/>
+                </w:rPr>
+                <m:t>N</m:t>
+              </m:r>
+            </m:sup>
+            <m:e>
+              <m:sSup>
+                <m:sSupPr>
+                  <m:ctrlPr>
+                    <w:rPr>
+                      <w:rFonts w:ascii="Cambria Math" w:hAnsi="Cambria Math"/>
+                      <w:i/>
+                      <w:sz w:val="18"/>
+                      <w:szCs w:val="18"/>
+                    </w:rPr>
+                  </m:ctrlPr>
+                </m:sSupPr>
+                <m:e>
+                  <m:r>
+                    <w:rPr>
+                      <w:rFonts w:ascii="Cambria Math" w:hAnsi="Cambria Math"/>
+                      <w:sz w:val="18"/>
+                      <w:szCs w:val="18"/>
+                    </w:rPr>
+                    <m:t>(</m:t>
+                  </m:r>
+                  <m:sSub>
+                    <m:sSubPr>
+                      <m:ctrlPr>
+                        <w:rPr>
+                          <w:rFonts w:ascii="Cambria Math" w:hAnsi="Cambria Math"/>
+                          <w:i/>
+                          <w:sz w:val="18"/>
+                          <w:szCs w:val="18"/>
+                        </w:rPr>
+                      </m:ctrlPr>
+                    </m:sSubPr>
+                    <m:e>
+                      <m:r>
+                        <w:rPr>
+                          <w:rFonts w:ascii="Cambria Math" w:hAnsi="Cambria Math"/>
+                          <w:sz w:val="18"/>
+                          <w:szCs w:val="18"/>
+                        </w:rPr>
+                        <m:t>y</m:t>
+                      </m:r>
+                    </m:e>
+                    <m:sub>
+                      <m:r>
+                        <w:rPr>
+                          <w:rFonts w:ascii="Cambria Math" w:hAnsi="Cambria Math"/>
+                          <w:sz w:val="18"/>
+                          <w:szCs w:val="18"/>
+                        </w:rPr>
+                        <m:t>real</m:t>
+                      </m:r>
+                    </m:sub>
+                  </m:sSub>
+                  <m:d>
+                    <m:dPr>
+                      <m:ctrlPr>
+                        <w:rPr>
+                          <w:rFonts w:ascii="Cambria Math" w:hAnsi="Cambria Math"/>
+                          <w:i/>
+                          <w:sz w:val="18"/>
+                          <w:szCs w:val="18"/>
+                        </w:rPr>
+                      </m:ctrlPr>
+                    </m:dPr>
+                    <m:e>
+                      <m:r>
+                        <w:rPr>
+                          <w:rFonts w:ascii="Cambria Math" w:hAnsi="Cambria Math"/>
+                          <w:sz w:val="18"/>
+                          <w:szCs w:val="18"/>
+                        </w:rPr>
+                        <m:t>k</m:t>
+                      </m:r>
+                    </m:e>
+                  </m:d>
+                  <m:r>
+                    <w:rPr>
+                      <w:rFonts w:ascii="Cambria Math" w:hAnsi="Cambria Math"/>
+                      <w:sz w:val="18"/>
+                      <w:szCs w:val="18"/>
+                    </w:rPr>
+                    <m:t>-</m:t>
+                  </m:r>
+                  <m:sSub>
+                    <m:sSubPr>
+                      <m:ctrlPr>
+                        <w:rPr>
+                          <w:rFonts w:ascii="Cambria Math" w:hAnsi="Cambria Math"/>
+                          <w:i/>
+                          <w:sz w:val="18"/>
+                          <w:szCs w:val="18"/>
+                        </w:rPr>
+                      </m:ctrlPr>
+                    </m:sSubPr>
+                    <m:e>
+                      <m:r>
+                        <w:rPr>
+                          <w:rFonts w:ascii="Cambria Math" w:hAnsi="Cambria Math"/>
+                          <w:sz w:val="18"/>
+                          <w:szCs w:val="18"/>
+                        </w:rPr>
+                        <m:t>y</m:t>
+                      </m:r>
+                    </m:e>
+                    <m:sub>
+                      <m:r>
+                        <w:rPr>
+                          <w:rFonts w:ascii="Cambria Math" w:hAnsi="Cambria Math"/>
+                          <w:sz w:val="18"/>
+                          <w:szCs w:val="18"/>
+                        </w:rPr>
+                        <m:t>modelo</m:t>
+                      </m:r>
+                    </m:sub>
+                  </m:sSub>
+                  <m:r>
+                    <w:rPr>
+                      <w:rFonts w:ascii="Cambria Math" w:hAnsi="Cambria Math"/>
+                      <w:sz w:val="18"/>
+                      <w:szCs w:val="18"/>
+                    </w:rPr>
+                    <m:t>(k))</m:t>
+                  </m:r>
+                </m:e>
+                <m:sup>
+                  <m:r>
+                    <w:rPr>
+                      <w:rFonts w:ascii="Cambria Math" w:hAnsi="Cambria Math"/>
+                      <w:sz w:val="18"/>
+                      <w:szCs w:val="18"/>
+                    </w:rPr>
+                    <m:t>2</m:t>
+                  </m:r>
+                </m:sup>
+              </m:sSup>
+              <m:r>
+                <w:rPr>
+                  <w:rFonts w:ascii="Cambria Math" w:hAnsi="Cambria Math"/>
+                  <w:sz w:val="18"/>
+                  <w:szCs w:val="18"/>
+                </w:rPr>
+                <m:t xml:space="preserve">        (12)            </m:t>
+              </m:r>
+            </m:e>
+          </m:nary>
+        </m:oMath>
+      </m:oMathPara>
     </w:p>
     <w:p>
       <w:pPr>
@@ -1038,9 +4056,6 @@
           <w:tab w:val="clear" w:pos="8838"/>
           <w:tab w:val="left" w:pos="340"/>
         </w:tabs>
-        <w:rPr>
-          <w:lang w:val="es-ES"/>
-        </w:rPr>
       </w:pPr>
     </w:p>
     <w:p>
@@ -1102,75 +4117,13 @@
     </w:p>
     <w:p>
       <w:pPr>
-        <w:pStyle w:val="Sangra2detindependiente"/>
-        <w:tabs>
-          <w:tab w:val="left" w:pos="340"/>
-        </w:tabs>
-        <w:ind w:firstLine="0"/>
-        <w:rPr>
-          <w:lang w:val="es-ES"/>
-        </w:rPr>
-      </w:pPr>
-      <w:r>
-        <w:rPr>
-          <w:iCs/>
-          <w:lang w:val="es-ES"/>
-        </w:rPr>
-        <w:t>Todas las tablas deben ser mencionadas en el texto</w:t>
-      </w:r>
-      <w:r>
-        <w:rPr>
-          <w:iCs/>
-          <w:lang w:val="es-ES"/>
-        </w:rPr>
-        <w:t xml:space="preserve"> y deben tener su respectivo título el cuál explique por </w:t>
-      </w:r>
-      <w:proofErr w:type="spellStart"/>
-      <w:r>
-        <w:rPr>
-          <w:iCs/>
-          <w:lang w:val="es-ES"/>
-        </w:rPr>
-        <w:t>si</w:t>
-      </w:r>
-      <w:proofErr w:type="spellEnd"/>
-      <w:r>
-        <w:rPr>
-          <w:iCs/>
-          <w:lang w:val="es-ES"/>
-        </w:rPr>
-        <w:t xml:space="preserve"> sólo lo presentado en ella. No siempre es necesario el uso de tablas, en la metodología, esto depende de los autores. Generalmente se puede usar tal y como se presenta en la Tabla I, donde se describen todas las abreviaciones usadas y sus respectivas unidades.</w:t>
-      </w:r>
-      <w:r>
-        <w:rPr>
-          <w:lang w:val="es-ES"/>
-        </w:rPr>
-        <w:tab/>
-      </w:r>
-    </w:p>
-    <w:p>
-      <w:pPr>
-        <w:pStyle w:val="Sangra2detindependiente"/>
-        <w:tabs>
-          <w:tab w:val="left" w:pos="340"/>
-        </w:tabs>
-        <w:ind w:firstLine="0"/>
-        <w:rPr>
-          <w:sz w:val="14"/>
-          <w:szCs w:val="14"/>
-          <w:lang w:val="es-ES"/>
-        </w:rPr>
-      </w:pPr>
-    </w:p>
-    <w:p>
-      <w:pPr>
         <w:pStyle w:val="Descripcin"/>
         <w:keepNext/>
         <w:jc w:val="center"/>
         <w:rPr>
           <w:sz w:val="14"/>
           <w:szCs w:val="14"/>
-          <w:lang w:val="es-ES"/>
+          <w:lang w:val="es-CO"/>
         </w:rPr>
       </w:pPr>
       <w:r>
@@ -1185,15 +4138,7 @@
           <w:szCs w:val="16"/>
           <w:lang w:val="es-CO"/>
         </w:rPr>
-        <w:t>ABLA</w:t>
-      </w:r>
-      <w:r>
-        <w:rPr>
-          <w:sz w:val="16"/>
-          <w:szCs w:val="16"/>
-          <w:lang w:val="es-CO"/>
-        </w:rPr>
-        <w:t xml:space="preserve"> </w:t>
+        <w:t xml:space="preserve">ABLA </w:t>
       </w:r>
       <w:r>
         <w:rPr>
@@ -1245,29 +4190,25 @@
         <w:rPr>
           <w:sz w:val="14"/>
           <w:szCs w:val="14"/>
-          <w:lang w:val="es-ES"/>
-        </w:rPr>
-        <w:t>Variables registradas en sujetos sanos bajo ventilación mecánica</w:t>
-      </w:r>
-      <w:r>
-        <w:rPr>
-          <w:sz w:val="16"/>
-          <w:szCs w:val="16"/>
-          <w:lang w:val="es-ES"/>
-        </w:rPr>
-        <w:t>.</w:t>
+          <w:lang w:val="es-CO"/>
+        </w:rPr>
+        <w:t>Señales registradas durante dos momentos de la noche para identificación y validación del modelo.</w:t>
       </w:r>
     </w:p>
     <w:tbl>
       <w:tblPr>
-        <w:tblW w:w="0" w:type="auto"/>
+        <w:tblW w:w="5137" w:type="dxa"/>
         <w:jc w:val="center"/>
         <w:tblLook w:val="04A0" w:firstRow="1" w:lastRow="0" w:firstColumn="1" w:lastColumn="0" w:noHBand="0" w:noVBand="1"/>
       </w:tblPr>
       <w:tblGrid>
-        <w:gridCol w:w="2268"/>
-        <w:gridCol w:w="1061"/>
-        <w:gridCol w:w="1468"/>
+        <w:gridCol w:w="222"/>
+        <w:gridCol w:w="936"/>
+        <w:gridCol w:w="222"/>
+        <w:gridCol w:w="1114"/>
+        <w:gridCol w:w="990"/>
+        <w:gridCol w:w="693"/>
+        <w:gridCol w:w="960"/>
       </w:tblGrid>
       <w:tr>
         <w:trPr>
@@ -1277,7 +4218,112 @@
         </w:trPr>
         <w:tc>
           <w:tcPr>
-            <w:tcW w:w="2268" w:type="dxa"/>
+            <w:tcW w:w="222" w:type="dxa"/>
+            <w:tcBorders>
+              <w:top w:val="single" w:sz="12" w:space="0" w:color="auto"/>
+              <w:bottom w:val="single" w:sz="12" w:space="0" w:color="auto"/>
+            </w:tcBorders>
+          </w:tcPr>
+          <w:p>
+            <w:pPr>
+              <w:pStyle w:val="Cuadrculamedia21"/>
+              <w:jc w:val="center"/>
+              <w:rPr>
+                <w:rFonts w:ascii="Times New Roman" w:hAnsi="Times New Roman"/>
+                <w:sz w:val="16"/>
+                <w:szCs w:val="18"/>
+              </w:rPr>
+            </w:pPr>
+          </w:p>
+        </w:tc>
+        <w:tc>
+          <w:tcPr>
+            <w:tcW w:w="936" w:type="dxa"/>
+            <w:tcBorders>
+              <w:top w:val="single" w:sz="12" w:space="0" w:color="auto"/>
+              <w:bottom w:val="single" w:sz="12" w:space="0" w:color="auto"/>
+            </w:tcBorders>
+          </w:tcPr>
+          <w:p>
+            <w:pPr>
+              <w:pStyle w:val="Cuadrculamedia21"/>
+              <w:jc w:val="center"/>
+              <w:rPr>
+                <w:rFonts w:ascii="Times New Roman" w:hAnsi="Times New Roman"/>
+                <w:sz w:val="16"/>
+                <w:szCs w:val="18"/>
+                <w:lang w:val="en-US"/>
+              </w:rPr>
+            </w:pPr>
+            <w:proofErr w:type="spellStart"/>
+            <w:r>
+              <w:rPr>
+                <w:rFonts w:ascii="Times New Roman" w:hAnsi="Times New Roman"/>
+                <w:sz w:val="16"/>
+                <w:szCs w:val="18"/>
+                <w:lang w:val="en-US"/>
+              </w:rPr>
+              <w:t>Segmento</w:t>
+            </w:r>
+            <w:proofErr w:type="spellEnd"/>
+          </w:p>
+        </w:tc>
+        <w:tc>
+          <w:tcPr>
+            <w:tcW w:w="222" w:type="dxa"/>
+            <w:tcBorders>
+              <w:top w:val="single" w:sz="12" w:space="0" w:color="auto"/>
+              <w:bottom w:val="single" w:sz="12" w:space="0" w:color="auto"/>
+            </w:tcBorders>
+          </w:tcPr>
+          <w:p>
+            <w:pPr>
+              <w:pStyle w:val="Cuadrculamedia21"/>
+              <w:jc w:val="center"/>
+              <w:rPr>
+                <w:rFonts w:ascii="Times New Roman" w:hAnsi="Times New Roman"/>
+                <w:sz w:val="16"/>
+                <w:szCs w:val="18"/>
+                <w:lang w:val="en-US"/>
+              </w:rPr>
+            </w:pPr>
+          </w:p>
+        </w:tc>
+        <w:tc>
+          <w:tcPr>
+            <w:tcW w:w="1114" w:type="dxa"/>
+            <w:tcBorders>
+              <w:top w:val="single" w:sz="12" w:space="0" w:color="auto"/>
+              <w:bottom w:val="single" w:sz="12" w:space="0" w:color="auto"/>
+            </w:tcBorders>
+          </w:tcPr>
+          <w:p>
+            <w:pPr>
+              <w:pStyle w:val="Cuadrculamedia21"/>
+              <w:jc w:val="center"/>
+              <w:rPr>
+                <w:rFonts w:ascii="Times New Roman" w:hAnsi="Times New Roman"/>
+                <w:sz w:val="16"/>
+                <w:szCs w:val="18"/>
+                <w:lang w:val="en-US"/>
+              </w:rPr>
+            </w:pPr>
+            <w:proofErr w:type="spellStart"/>
+            <w:r>
+              <w:rPr>
+                <w:rFonts w:ascii="Times New Roman" w:hAnsi="Times New Roman"/>
+                <w:sz w:val="16"/>
+                <w:szCs w:val="18"/>
+                <w:lang w:val="en-US"/>
+              </w:rPr>
+              <w:t>Descripción</w:t>
+            </w:r>
+            <w:proofErr w:type="spellEnd"/>
+          </w:p>
+        </w:tc>
+        <w:tc>
+          <w:tcPr>
+            <w:tcW w:w="990" w:type="dxa"/>
             <w:tcBorders>
               <w:top w:val="single" w:sz="12" w:space="0" w:color="auto"/>
               <w:bottom w:val="single" w:sz="12" w:space="0" w:color="auto"/>
@@ -1302,13 +4348,13 @@
                 <w:szCs w:val="18"/>
                 <w:lang w:val="en-US"/>
               </w:rPr>
-              <w:t>Variable</w:t>
+              <w:t>Entrada</w:t>
             </w:r>
           </w:p>
         </w:tc>
         <w:tc>
           <w:tcPr>
-            <w:tcW w:w="993" w:type="dxa"/>
+            <w:tcW w:w="693" w:type="dxa"/>
             <w:tcBorders>
               <w:top w:val="single" w:sz="12" w:space="0" w:color="auto"/>
               <w:bottom w:val="single" w:sz="12" w:space="0" w:color="auto"/>
@@ -1333,13 +4379,13 @@
                 <w:szCs w:val="18"/>
                 <w:lang w:val="en-US"/>
               </w:rPr>
-              <w:t>Abbreviation</w:t>
+              <w:t>Salida</w:t>
             </w:r>
           </w:p>
         </w:tc>
         <w:tc>
           <w:tcPr>
-            <w:tcW w:w="1468" w:type="dxa"/>
+            <w:tcW w:w="960" w:type="dxa"/>
             <w:tcBorders>
               <w:top w:val="single" w:sz="12" w:space="0" w:color="auto"/>
               <w:bottom w:val="single" w:sz="12" w:space="0" w:color="auto"/>
@@ -1364,7 +4410,7 @@
                 <w:szCs w:val="18"/>
                 <w:lang w:val="en-US"/>
               </w:rPr>
-              <w:t>Unit</w:t>
+              <w:t>Tiempo</w:t>
             </w:r>
           </w:p>
         </w:tc>
@@ -1377,7 +4423,105 @@
         </w:trPr>
         <w:tc>
           <w:tcPr>
-            <w:tcW w:w="2268" w:type="dxa"/>
+            <w:tcW w:w="222" w:type="dxa"/>
+            <w:tcBorders>
+              <w:top w:val="single" w:sz="12" w:space="0" w:color="auto"/>
+            </w:tcBorders>
+          </w:tcPr>
+          <w:p>
+            <w:pPr>
+              <w:pStyle w:val="Cuadrculamedia21"/>
+              <w:jc w:val="both"/>
+              <w:rPr>
+                <w:rFonts w:ascii="Times New Roman" w:hAnsi="Times New Roman"/>
+                <w:sz w:val="16"/>
+                <w:szCs w:val="18"/>
+                <w:lang w:val="en-US"/>
+              </w:rPr>
+            </w:pPr>
+          </w:p>
+        </w:tc>
+        <w:tc>
+          <w:tcPr>
+            <w:tcW w:w="936" w:type="dxa"/>
+            <w:tcBorders>
+              <w:top w:val="single" w:sz="12" w:space="0" w:color="auto"/>
+            </w:tcBorders>
+          </w:tcPr>
+          <w:p>
+            <w:pPr>
+              <w:pStyle w:val="Cuadrculamedia21"/>
+              <w:jc w:val="both"/>
+              <w:rPr>
+                <w:rFonts w:ascii="Times New Roman" w:hAnsi="Times New Roman"/>
+                <w:sz w:val="16"/>
+                <w:szCs w:val="18"/>
+                <w:lang w:val="en-US"/>
+              </w:rPr>
+            </w:pPr>
+            <w:proofErr w:type="spellStart"/>
+            <w:r>
+              <w:rPr>
+                <w:rFonts w:ascii="Times New Roman" w:hAnsi="Times New Roman"/>
+                <w:sz w:val="16"/>
+                <w:szCs w:val="18"/>
+                <w:lang w:val="en-US"/>
+              </w:rPr>
+              <w:t>Estimación</w:t>
+            </w:r>
+            <w:proofErr w:type="spellEnd"/>
+          </w:p>
+        </w:tc>
+        <w:tc>
+          <w:tcPr>
+            <w:tcW w:w="222" w:type="dxa"/>
+            <w:tcBorders>
+              <w:top w:val="single" w:sz="12" w:space="0" w:color="auto"/>
+            </w:tcBorders>
+          </w:tcPr>
+          <w:p>
+            <w:pPr>
+              <w:pStyle w:val="Cuadrculamedia21"/>
+              <w:jc w:val="both"/>
+              <w:rPr>
+                <w:rFonts w:ascii="Times New Roman" w:hAnsi="Times New Roman"/>
+                <w:sz w:val="16"/>
+                <w:szCs w:val="18"/>
+                <w:lang w:val="en-US"/>
+              </w:rPr>
+            </w:pPr>
+          </w:p>
+        </w:tc>
+        <w:tc>
+          <w:tcPr>
+            <w:tcW w:w="1114" w:type="dxa"/>
+            <w:tcBorders>
+              <w:top w:val="single" w:sz="12" w:space="0" w:color="auto"/>
+            </w:tcBorders>
+          </w:tcPr>
+          <w:p>
+            <w:pPr>
+              <w:pStyle w:val="Cuadrculamedia21"/>
+              <w:jc w:val="both"/>
+              <w:rPr>
+                <w:rFonts w:ascii="Times New Roman" w:hAnsi="Times New Roman"/>
+                <w:sz w:val="16"/>
+                <w:szCs w:val="18"/>
+              </w:rPr>
+            </w:pPr>
+            <w:r>
+              <w:rPr>
+                <w:rFonts w:ascii="Times New Roman" w:hAnsi="Times New Roman"/>
+                <w:sz w:val="16"/>
+                <w:szCs w:val="18"/>
+              </w:rPr>
+              <w:t>Inicio de la noche, sujeto despierto en reposo</w:t>
+            </w:r>
+          </w:p>
+        </w:tc>
+        <w:tc>
+          <w:tcPr>
+            <w:tcW w:w="990" w:type="dxa"/>
             <w:tcBorders>
               <w:top w:val="single" w:sz="12" w:space="0" w:color="auto"/>
             </w:tcBorders>
@@ -1401,13 +4545,13 @@
                 <w:szCs w:val="18"/>
                 <w:lang w:val="en-US"/>
               </w:rPr>
-              <w:t>Respiratory Rate</w:t>
+              <w:t>U1</w:t>
             </w:r>
           </w:p>
         </w:tc>
         <w:tc>
           <w:tcPr>
-            <w:tcW w:w="993" w:type="dxa"/>
+            <w:tcW w:w="693" w:type="dxa"/>
             <w:tcBorders>
               <w:top w:val="single" w:sz="12" w:space="0" w:color="auto"/>
             </w:tcBorders>
@@ -1431,13 +4575,13 @@
                 <w:szCs w:val="18"/>
                 <w:lang w:val="en-US"/>
               </w:rPr>
-              <w:t>RR</w:t>
+              <w:t>Y1</w:t>
             </w:r>
           </w:p>
         </w:tc>
         <w:tc>
           <w:tcPr>
-            <w:tcW w:w="1468" w:type="dxa"/>
+            <w:tcW w:w="960" w:type="dxa"/>
             <w:tcBorders>
               <w:top w:val="single" w:sz="12" w:space="0" w:color="auto"/>
             </w:tcBorders>
@@ -1461,7 +4605,7 @@
                 <w:szCs w:val="18"/>
                 <w:lang w:val="en-US"/>
               </w:rPr>
-              <w:t>bpm</w:t>
+              <w:t>T1</w:t>
             </w:r>
           </w:p>
         </w:tc>
@@ -1474,7 +4618,93 @@
         </w:trPr>
         <w:tc>
           <w:tcPr>
-            <w:tcW w:w="2268" w:type="dxa"/>
+            <w:tcW w:w="222" w:type="dxa"/>
+          </w:tcPr>
+          <w:p>
+            <w:pPr>
+              <w:pStyle w:val="Cuadrculamedia21"/>
+              <w:jc w:val="both"/>
+              <w:rPr>
+                <w:rFonts w:ascii="Times New Roman" w:hAnsi="Times New Roman"/>
+                <w:sz w:val="16"/>
+                <w:szCs w:val="18"/>
+                <w:lang w:val="en-US"/>
+              </w:rPr>
+            </w:pPr>
+          </w:p>
+        </w:tc>
+        <w:tc>
+          <w:tcPr>
+            <w:tcW w:w="936" w:type="dxa"/>
+          </w:tcPr>
+          <w:p>
+            <w:pPr>
+              <w:pStyle w:val="Cuadrculamedia21"/>
+              <w:jc w:val="both"/>
+              <w:rPr>
+                <w:rFonts w:ascii="Times New Roman" w:hAnsi="Times New Roman"/>
+                <w:sz w:val="16"/>
+                <w:szCs w:val="18"/>
+                <w:lang w:val="en-US"/>
+              </w:rPr>
+            </w:pPr>
+            <w:proofErr w:type="spellStart"/>
+            <w:r>
+              <w:rPr>
+                <w:rFonts w:ascii="Times New Roman" w:hAnsi="Times New Roman"/>
+                <w:sz w:val="16"/>
+                <w:szCs w:val="18"/>
+                <w:lang w:val="en-US"/>
+              </w:rPr>
+              <w:t>Validación</w:t>
+            </w:r>
+            <w:proofErr w:type="spellEnd"/>
+          </w:p>
+        </w:tc>
+        <w:tc>
+          <w:tcPr>
+            <w:tcW w:w="222" w:type="dxa"/>
+          </w:tcPr>
+          <w:p>
+            <w:pPr>
+              <w:pStyle w:val="Cuadrculamedia21"/>
+              <w:jc w:val="both"/>
+              <w:rPr>
+                <w:rFonts w:ascii="Times New Roman" w:hAnsi="Times New Roman"/>
+                <w:sz w:val="16"/>
+                <w:szCs w:val="18"/>
+                <w:lang w:val="en-US"/>
+              </w:rPr>
+            </w:pPr>
+          </w:p>
+        </w:tc>
+        <w:tc>
+          <w:tcPr>
+            <w:tcW w:w="1114" w:type="dxa"/>
+          </w:tcPr>
+          <w:p>
+            <w:pPr>
+              <w:pStyle w:val="Cuadrculamedia21"/>
+              <w:jc w:val="both"/>
+              <w:rPr>
+                <w:rFonts w:ascii="Times New Roman" w:hAnsi="Times New Roman"/>
+                <w:sz w:val="16"/>
+                <w:szCs w:val="18"/>
+              </w:rPr>
+            </w:pPr>
+            <w:r>
+              <w:rPr>
+                <w:rFonts w:ascii="Times New Roman" w:hAnsi="Times New Roman"/>
+                <w:sz w:val="16"/>
+                <w:szCs w:val="18"/>
+              </w:rPr>
+              <w:t>Inicio de la noche, segmento independiente</w:t>
+            </w:r>
+          </w:p>
+        </w:tc>
+        <w:tc>
+          <w:tcPr>
+            <w:tcW w:w="990" w:type="dxa"/>
             <w:vAlign w:val="center"/>
           </w:tcPr>
           <w:p>
@@ -1495,13 +4725,13 @@
                 <w:szCs w:val="18"/>
                 <w:lang w:val="en-US"/>
               </w:rPr>
-              <w:t>Peak Flow</w:t>
+              <w:t>UV</w:t>
             </w:r>
           </w:p>
         </w:tc>
         <w:tc>
           <w:tcPr>
-            <w:tcW w:w="993" w:type="dxa"/>
+            <w:tcW w:w="693" w:type="dxa"/>
             <w:vAlign w:val="center"/>
           </w:tcPr>
           <w:p>
@@ -1515,7 +4745,6 @@
                 <w:lang w:val="en-US"/>
               </w:rPr>
             </w:pPr>
-            <w:proofErr w:type="spellStart"/>
             <w:r>
               <w:rPr>
                 <w:rFonts w:ascii="Times New Roman" w:hAnsi="Times New Roman"/>
@@ -1523,14 +4752,13 @@
                 <w:szCs w:val="18"/>
                 <w:lang w:val="en-US"/>
               </w:rPr>
-              <w:t>Qmax</w:t>
-            </w:r>
-            <w:proofErr w:type="spellEnd"/>
+              <w:t>YV</w:t>
+            </w:r>
           </w:p>
         </w:tc>
         <w:tc>
           <w:tcPr>
-            <w:tcW w:w="1468" w:type="dxa"/>
+            <w:tcW w:w="960" w:type="dxa"/>
             <w:vAlign w:val="center"/>
           </w:tcPr>
           <w:p>
@@ -1551,7 +4779,7 @@
                 <w:szCs w:val="18"/>
                 <w:lang w:val="en-US"/>
               </w:rPr>
-              <w:t>L/min</w:t>
+              <w:t>TV</w:t>
             </w:r>
           </w:p>
         </w:tc>
@@ -1563,7 +4791,93 @@
         </w:trPr>
         <w:tc>
           <w:tcPr>
-            <w:tcW w:w="2268" w:type="dxa"/>
+            <w:tcW w:w="222" w:type="dxa"/>
+          </w:tcPr>
+          <w:p>
+            <w:pPr>
+              <w:pStyle w:val="Cuadrculamedia21"/>
+              <w:jc w:val="both"/>
+              <w:rPr>
+                <w:rFonts w:ascii="Times New Roman" w:hAnsi="Times New Roman"/>
+                <w:sz w:val="16"/>
+                <w:szCs w:val="18"/>
+                <w:lang w:val="en-US"/>
+              </w:rPr>
+            </w:pPr>
+          </w:p>
+        </w:tc>
+        <w:tc>
+          <w:tcPr>
+            <w:tcW w:w="936" w:type="dxa"/>
+          </w:tcPr>
+          <w:p>
+            <w:pPr>
+              <w:pStyle w:val="Cuadrculamedia21"/>
+              <w:jc w:val="both"/>
+              <w:rPr>
+                <w:rFonts w:ascii="Times New Roman" w:hAnsi="Times New Roman"/>
+                <w:sz w:val="16"/>
+                <w:szCs w:val="18"/>
+                <w:lang w:val="en-US"/>
+              </w:rPr>
+            </w:pPr>
+            <w:proofErr w:type="spellStart"/>
+            <w:r>
+              <w:rPr>
+                <w:rFonts w:ascii="Times New Roman" w:hAnsi="Times New Roman"/>
+                <w:sz w:val="16"/>
+                <w:szCs w:val="18"/>
+                <w:lang w:val="en-US"/>
+              </w:rPr>
+              <w:t>Sueño</w:t>
+            </w:r>
+            <w:proofErr w:type="spellEnd"/>
+          </w:p>
+        </w:tc>
+        <w:tc>
+          <w:tcPr>
+            <w:tcW w:w="222" w:type="dxa"/>
+          </w:tcPr>
+          <w:p>
+            <w:pPr>
+              <w:pStyle w:val="Cuadrculamedia21"/>
+              <w:jc w:val="both"/>
+              <w:rPr>
+                <w:rFonts w:ascii="Times New Roman" w:hAnsi="Times New Roman"/>
+                <w:sz w:val="16"/>
+                <w:szCs w:val="18"/>
+                <w:lang w:val="en-US"/>
+              </w:rPr>
+            </w:pPr>
+          </w:p>
+        </w:tc>
+        <w:tc>
+          <w:tcPr>
+            <w:tcW w:w="1114" w:type="dxa"/>
+          </w:tcPr>
+          <w:p>
+            <w:pPr>
+              <w:pStyle w:val="Cuadrculamedia21"/>
+              <w:jc w:val="both"/>
+              <w:rPr>
+                <w:rFonts w:ascii="Times New Roman" w:hAnsi="Times New Roman"/>
+                <w:sz w:val="16"/>
+                <w:szCs w:val="18"/>
+              </w:rPr>
+            </w:pPr>
+            <w:r>
+              <w:rPr>
+                <w:rFonts w:ascii="Times New Roman" w:hAnsi="Times New Roman"/>
+                <w:sz w:val="16"/>
+                <w:szCs w:val="18"/>
+              </w:rPr>
+              <w:t>Etapa avanzada de la noche, sujeto dormid</w:t>
+            </w:r>
+          </w:p>
+        </w:tc>
+        <w:tc>
+          <w:tcPr>
+            <w:tcW w:w="990" w:type="dxa"/>
             <w:vAlign w:val="center"/>
           </w:tcPr>
           <w:p>
@@ -1582,927 +4896,14 @@
                 <w:rFonts w:ascii="Times New Roman" w:hAnsi="Times New Roman"/>
                 <w:sz w:val="16"/>
                 <w:szCs w:val="18"/>
-                <w:lang w:val="en-US"/>
-              </w:rPr>
-              <w:t>Tidal Volume</w:t>
+              </w:rPr>
+              <w:t>U2</w:t>
             </w:r>
           </w:p>
         </w:tc>
         <w:tc>
           <w:tcPr>
-            <w:tcW w:w="993" w:type="dxa"/>
-            <w:vAlign w:val="center"/>
-          </w:tcPr>
-          <w:p>
-            <w:pPr>
-              <w:pStyle w:val="Cuadrculamedia21"/>
-              <w:jc w:val="center"/>
-              <w:rPr>
-                <w:rFonts w:ascii="Times New Roman" w:hAnsi="Times New Roman"/>
-                <w:sz w:val="16"/>
-                <w:szCs w:val="18"/>
-                <w:lang w:val="en-US"/>
-              </w:rPr>
-            </w:pPr>
-            <w:r>
-              <w:rPr>
-                <w:rFonts w:ascii="Times New Roman" w:hAnsi="Times New Roman"/>
-                <w:sz w:val="16"/>
-                <w:szCs w:val="18"/>
-                <w:lang w:val="en-US"/>
-              </w:rPr>
-              <w:t>Vt</w:t>
-            </w:r>
-          </w:p>
-        </w:tc>
-        <w:tc>
-          <w:tcPr>
-            <w:tcW w:w="1468" w:type="dxa"/>
-            <w:vAlign w:val="center"/>
-          </w:tcPr>
-          <w:p>
-            <w:pPr>
-              <w:pStyle w:val="Cuadrculamedia21"/>
-              <w:jc w:val="center"/>
-              <w:rPr>
-                <w:rFonts w:ascii="Times New Roman" w:hAnsi="Times New Roman"/>
-                <w:sz w:val="16"/>
-                <w:szCs w:val="18"/>
-                <w:lang w:val="en-US"/>
-              </w:rPr>
-            </w:pPr>
-            <w:r>
-              <w:rPr>
-                <w:rFonts w:ascii="Times New Roman" w:hAnsi="Times New Roman"/>
-                <w:sz w:val="16"/>
-                <w:szCs w:val="18"/>
-                <w:lang w:val="en-US"/>
-              </w:rPr>
-              <w:t>mL</w:t>
-            </w:r>
-          </w:p>
-        </w:tc>
-      </w:tr>
-      <w:tr>
-        <w:trPr>
-          <w:trHeight w:val="227"/>
-          <w:jc w:val="center"/>
-        </w:trPr>
-        <w:tc>
-          <w:tcPr>
-            <w:tcW w:w="2268" w:type="dxa"/>
-            <w:vAlign w:val="center"/>
-          </w:tcPr>
-          <w:p>
-            <w:pPr>
-              <w:pStyle w:val="Cuadrculamedia21"/>
-              <w:jc w:val="both"/>
-              <w:rPr>
-                <w:rFonts w:ascii="Times New Roman" w:hAnsi="Times New Roman"/>
-                <w:sz w:val="16"/>
-                <w:szCs w:val="18"/>
-                <w:lang w:val="en-US"/>
-              </w:rPr>
-            </w:pPr>
-            <w:r>
-              <w:rPr>
-                <w:rFonts w:ascii="Times New Roman" w:hAnsi="Times New Roman"/>
-                <w:sz w:val="16"/>
-                <w:szCs w:val="18"/>
-                <w:lang w:val="en-US"/>
-              </w:rPr>
-              <w:t>Peak Pressure</w:t>
-            </w:r>
-          </w:p>
-        </w:tc>
-        <w:tc>
-          <w:tcPr>
-            <w:tcW w:w="993" w:type="dxa"/>
-            <w:vAlign w:val="center"/>
-          </w:tcPr>
-          <w:p>
-            <w:pPr>
-              <w:pStyle w:val="Cuadrculamedia21"/>
-              <w:jc w:val="center"/>
-              <w:rPr>
-                <w:rFonts w:ascii="Times New Roman" w:hAnsi="Times New Roman"/>
-                <w:sz w:val="16"/>
-                <w:szCs w:val="18"/>
-                <w:lang w:val="en-US"/>
-              </w:rPr>
-            </w:pPr>
-            <w:r>
-              <w:rPr>
-                <w:rFonts w:ascii="Times New Roman" w:hAnsi="Times New Roman"/>
-                <w:sz w:val="16"/>
-                <w:szCs w:val="18"/>
-                <w:lang w:val="en-US"/>
-              </w:rPr>
-              <w:t>Pmax</w:t>
-            </w:r>
-          </w:p>
-        </w:tc>
-        <w:tc>
-          <w:tcPr>
-            <w:tcW w:w="1468" w:type="dxa"/>
-            <w:vAlign w:val="center"/>
-          </w:tcPr>
-          <w:p>
-            <w:pPr>
-              <w:pStyle w:val="Cuadrculamedia21"/>
-              <w:jc w:val="center"/>
-              <w:rPr>
-                <w:rFonts w:ascii="Times New Roman" w:hAnsi="Times New Roman"/>
-                <w:sz w:val="16"/>
-                <w:szCs w:val="18"/>
-                <w:lang w:val="en-US"/>
-              </w:rPr>
-            </w:pPr>
-            <w:r>
-              <w:rPr>
-                <w:rFonts w:ascii="Times New Roman" w:hAnsi="Times New Roman"/>
-                <w:sz w:val="16"/>
-                <w:szCs w:val="18"/>
-                <w:lang w:val="en-US"/>
-              </w:rPr>
-              <w:t>cmH</w:t>
-            </w:r>
-            <w:r>
-              <w:rPr>
-                <w:rFonts w:ascii="Times New Roman" w:hAnsi="Times New Roman"/>
-                <w:sz w:val="16"/>
-                <w:szCs w:val="18"/>
-                <w:vertAlign w:val="subscript"/>
-                <w:lang w:val="en-US"/>
-              </w:rPr>
-              <w:t>2</w:t>
-            </w:r>
-            <w:r>
-              <w:rPr>
-                <w:rFonts w:ascii="Times New Roman" w:hAnsi="Times New Roman"/>
-                <w:sz w:val="16"/>
-                <w:szCs w:val="18"/>
-                <w:lang w:val="en-US"/>
-              </w:rPr>
-              <w:t>O</w:t>
-            </w:r>
-          </w:p>
-        </w:tc>
-      </w:tr>
-      <w:tr>
-        <w:trPr>
-          <w:trHeight w:val="227"/>
-          <w:jc w:val="center"/>
-        </w:trPr>
-        <w:tc>
-          <w:tcPr>
-            <w:tcW w:w="2268" w:type="dxa"/>
-            <w:vAlign w:val="center"/>
-          </w:tcPr>
-          <w:p>
-            <w:pPr>
-              <w:pStyle w:val="Cuadrculamedia21"/>
-              <w:jc w:val="both"/>
-              <w:rPr>
-                <w:rFonts w:ascii="Times New Roman" w:hAnsi="Times New Roman"/>
-                <w:sz w:val="16"/>
-                <w:szCs w:val="18"/>
-              </w:rPr>
-            </w:pPr>
-            <w:r>
-              <w:rPr>
-                <w:rFonts w:ascii="Times New Roman" w:hAnsi="Times New Roman"/>
-                <w:sz w:val="16"/>
-                <w:szCs w:val="18"/>
-                <w:lang w:val="en-US"/>
-              </w:rPr>
-              <w:t xml:space="preserve">Minute </w:t>
-            </w:r>
-            <w:proofErr w:type="spellStart"/>
-            <w:r>
-              <w:rPr>
-                <w:rFonts w:ascii="Times New Roman" w:hAnsi="Times New Roman"/>
-                <w:sz w:val="16"/>
-                <w:szCs w:val="18"/>
-              </w:rPr>
-              <w:t>Ventilation</w:t>
-            </w:r>
-            <w:proofErr w:type="spellEnd"/>
-          </w:p>
-        </w:tc>
-        <w:tc>
-          <w:tcPr>
-            <w:tcW w:w="993" w:type="dxa"/>
-            <w:vAlign w:val="center"/>
-          </w:tcPr>
-          <w:p>
-            <w:pPr>
-              <w:pStyle w:val="Cuadrculamedia21"/>
-              <w:rPr>
-                <w:rFonts w:ascii="Times New Roman" w:hAnsi="Times New Roman"/>
-                <w:sz w:val="16"/>
-                <w:szCs w:val="18"/>
-              </w:rPr>
-            </w:pPr>
-            <w:r>
-              <w:rPr>
-                <w:rFonts w:ascii="Times New Roman" w:hAnsi="Times New Roman"/>
-                <w:sz w:val="16"/>
-                <w:szCs w:val="18"/>
-              </w:rPr>
-              <w:t xml:space="preserve">         </w:t>
-            </w:r>
-            <w:r>
-              <w:rPr>
-                <w:rFonts w:ascii="Times New Roman" w:hAnsi="Times New Roman"/>
-                <w:sz w:val="16"/>
-                <w:szCs w:val="18"/>
-              </w:rPr>
-              <w:t xml:space="preserve"> </w:t>
-            </w:r>
-            <w:r>
-              <w:rPr>
-                <w:rFonts w:ascii="Times New Roman" w:hAnsi="Times New Roman"/>
-                <w:sz w:val="16"/>
-                <w:szCs w:val="18"/>
-              </w:rPr>
-              <w:t>Ve</w:t>
-            </w:r>
-          </w:p>
-        </w:tc>
-        <w:tc>
-          <w:tcPr>
-            <w:tcW w:w="1468" w:type="dxa"/>
-            <w:vAlign w:val="center"/>
-          </w:tcPr>
-          <w:p>
-            <w:pPr>
-              <w:pStyle w:val="Cuadrculamedia21"/>
-              <w:jc w:val="center"/>
-              <w:rPr>
-                <w:rFonts w:ascii="Times New Roman" w:hAnsi="Times New Roman"/>
-                <w:sz w:val="16"/>
-                <w:szCs w:val="18"/>
-              </w:rPr>
-            </w:pPr>
-            <w:r>
-              <w:rPr>
-                <w:rFonts w:ascii="Times New Roman" w:hAnsi="Times New Roman"/>
-                <w:sz w:val="16"/>
-                <w:szCs w:val="18"/>
-              </w:rPr>
-              <w:t>L/min</w:t>
-            </w:r>
-          </w:p>
-        </w:tc>
-      </w:tr>
-      <w:tr>
-        <w:trPr>
-          <w:trHeight w:val="227"/>
-          <w:jc w:val="center"/>
-        </w:trPr>
-        <w:tc>
-          <w:tcPr>
-            <w:tcW w:w="2268" w:type="dxa"/>
-            <w:vAlign w:val="center"/>
-          </w:tcPr>
-          <w:p>
-            <w:pPr>
-              <w:pStyle w:val="Cuadrculamedia21"/>
-              <w:jc w:val="both"/>
-              <w:rPr>
-                <w:rFonts w:ascii="Times New Roman" w:hAnsi="Times New Roman"/>
-                <w:sz w:val="16"/>
-                <w:szCs w:val="18"/>
-                <w:vertAlign w:val="subscript"/>
-              </w:rPr>
-            </w:pPr>
-            <w:r>
-              <w:rPr>
-                <w:rFonts w:ascii="Times New Roman" w:hAnsi="Times New Roman"/>
-                <w:sz w:val="16"/>
-                <w:szCs w:val="18"/>
-              </w:rPr>
-              <w:t>End-</w:t>
-            </w:r>
-            <w:proofErr w:type="spellStart"/>
-            <w:r>
-              <w:rPr>
-                <w:rFonts w:ascii="Times New Roman" w:hAnsi="Times New Roman"/>
-                <w:sz w:val="16"/>
-                <w:szCs w:val="18"/>
-              </w:rPr>
-              <w:t>tidal</w:t>
-            </w:r>
-            <w:proofErr w:type="spellEnd"/>
-            <w:r>
-              <w:rPr>
-                <w:rFonts w:ascii="Times New Roman" w:hAnsi="Times New Roman"/>
-                <w:sz w:val="16"/>
-                <w:szCs w:val="18"/>
-              </w:rPr>
-              <w:t xml:space="preserve"> CO</w:t>
-            </w:r>
-            <w:r>
-              <w:rPr>
-                <w:rFonts w:ascii="Times New Roman" w:hAnsi="Times New Roman"/>
-                <w:sz w:val="16"/>
-                <w:szCs w:val="18"/>
-                <w:vertAlign w:val="subscript"/>
-              </w:rPr>
-              <w:t>2</w:t>
-            </w:r>
-          </w:p>
-        </w:tc>
-        <w:tc>
-          <w:tcPr>
-            <w:tcW w:w="993" w:type="dxa"/>
-            <w:vAlign w:val="center"/>
-          </w:tcPr>
-          <w:p>
-            <w:pPr>
-              <w:pStyle w:val="Cuadrculamedia21"/>
-              <w:jc w:val="center"/>
-              <w:rPr>
-                <w:rFonts w:ascii="Times New Roman" w:hAnsi="Times New Roman"/>
-                <w:sz w:val="16"/>
-                <w:szCs w:val="18"/>
-                <w:vertAlign w:val="subscript"/>
-              </w:rPr>
-            </w:pPr>
-            <w:r>
-              <w:rPr>
-                <w:rFonts w:ascii="Times New Roman" w:hAnsi="Times New Roman"/>
-                <w:sz w:val="16"/>
-                <w:szCs w:val="18"/>
-              </w:rPr>
-              <w:t>PetCO</w:t>
-            </w:r>
-            <w:r>
-              <w:rPr>
-                <w:rFonts w:ascii="Times New Roman" w:hAnsi="Times New Roman"/>
-                <w:sz w:val="16"/>
-                <w:szCs w:val="18"/>
-                <w:vertAlign w:val="subscript"/>
-              </w:rPr>
-              <w:t>2</w:t>
-            </w:r>
-          </w:p>
-        </w:tc>
-        <w:tc>
-          <w:tcPr>
-            <w:tcW w:w="1468" w:type="dxa"/>
-            <w:vAlign w:val="center"/>
-          </w:tcPr>
-          <w:p>
-            <w:pPr>
-              <w:pStyle w:val="Cuadrculamedia21"/>
-              <w:jc w:val="center"/>
-              <w:rPr>
-                <w:rFonts w:ascii="Times New Roman" w:hAnsi="Times New Roman"/>
-                <w:sz w:val="16"/>
-                <w:szCs w:val="18"/>
-              </w:rPr>
-            </w:pPr>
-            <w:proofErr w:type="spellStart"/>
-            <w:r>
-              <w:rPr>
-                <w:rFonts w:ascii="Times New Roman" w:hAnsi="Times New Roman"/>
-                <w:sz w:val="16"/>
-                <w:szCs w:val="18"/>
-              </w:rPr>
-              <w:t>mmHg</w:t>
-            </w:r>
-            <w:proofErr w:type="spellEnd"/>
-          </w:p>
-        </w:tc>
-      </w:tr>
-      <w:tr>
-        <w:trPr>
-          <w:trHeight w:val="227"/>
-          <w:jc w:val="center"/>
-        </w:trPr>
-        <w:tc>
-          <w:tcPr>
-            <w:tcW w:w="2268" w:type="dxa"/>
-            <w:vAlign w:val="center"/>
-          </w:tcPr>
-          <w:p>
-            <w:pPr>
-              <w:pStyle w:val="Cuadrculamedia21"/>
-              <w:jc w:val="both"/>
-              <w:rPr>
-                <w:rFonts w:ascii="Times New Roman" w:hAnsi="Times New Roman"/>
-                <w:sz w:val="16"/>
-                <w:szCs w:val="18"/>
-                <w:vertAlign w:val="subscript"/>
-              </w:rPr>
-            </w:pPr>
-            <w:proofErr w:type="spellStart"/>
-            <w:r>
-              <w:rPr>
-                <w:rFonts w:ascii="Times New Roman" w:hAnsi="Times New Roman"/>
-                <w:sz w:val="16"/>
-                <w:szCs w:val="18"/>
-              </w:rPr>
-              <w:t>Partial</w:t>
-            </w:r>
-            <w:proofErr w:type="spellEnd"/>
-            <w:r>
-              <w:rPr>
-                <w:rFonts w:ascii="Times New Roman" w:hAnsi="Times New Roman"/>
-                <w:sz w:val="16"/>
-                <w:szCs w:val="18"/>
-              </w:rPr>
-              <w:t xml:space="preserve"> </w:t>
-            </w:r>
-            <w:proofErr w:type="spellStart"/>
-            <w:r>
-              <w:rPr>
-                <w:rFonts w:ascii="Times New Roman" w:hAnsi="Times New Roman"/>
-                <w:sz w:val="16"/>
-                <w:szCs w:val="18"/>
-              </w:rPr>
-              <w:t>Pressure</w:t>
-            </w:r>
-            <w:proofErr w:type="spellEnd"/>
-            <w:r>
-              <w:rPr>
-                <w:rFonts w:ascii="Times New Roman" w:hAnsi="Times New Roman"/>
-                <w:sz w:val="16"/>
-                <w:szCs w:val="18"/>
-              </w:rPr>
-              <w:t xml:space="preserve"> CO</w:t>
-            </w:r>
-            <w:r>
-              <w:rPr>
-                <w:rFonts w:ascii="Times New Roman" w:hAnsi="Times New Roman"/>
-                <w:sz w:val="16"/>
-                <w:szCs w:val="18"/>
-                <w:vertAlign w:val="subscript"/>
-              </w:rPr>
-              <w:t>2</w:t>
-            </w:r>
-          </w:p>
-        </w:tc>
-        <w:tc>
-          <w:tcPr>
-            <w:tcW w:w="993" w:type="dxa"/>
-            <w:vAlign w:val="center"/>
-          </w:tcPr>
-          <w:p>
-            <w:pPr>
-              <w:pStyle w:val="Cuadrculamedia21"/>
-              <w:jc w:val="center"/>
-              <w:rPr>
-                <w:rFonts w:ascii="Times New Roman" w:hAnsi="Times New Roman"/>
-                <w:sz w:val="16"/>
-                <w:szCs w:val="18"/>
-              </w:rPr>
-            </w:pPr>
-            <w:r>
-              <w:rPr>
-                <w:rFonts w:ascii="Times New Roman" w:hAnsi="Times New Roman"/>
-                <w:sz w:val="16"/>
-                <w:szCs w:val="18"/>
-              </w:rPr>
-              <w:t>PaCO</w:t>
-            </w:r>
-            <w:r>
-              <w:rPr>
-                <w:rFonts w:ascii="Times New Roman" w:hAnsi="Times New Roman"/>
-                <w:sz w:val="16"/>
-                <w:szCs w:val="18"/>
-                <w:vertAlign w:val="subscript"/>
-              </w:rPr>
-              <w:t>2</w:t>
-            </w:r>
-          </w:p>
-        </w:tc>
-        <w:tc>
-          <w:tcPr>
-            <w:tcW w:w="1468" w:type="dxa"/>
-            <w:vAlign w:val="center"/>
-          </w:tcPr>
-          <w:p>
-            <w:pPr>
-              <w:pStyle w:val="Cuadrculamedia21"/>
-              <w:jc w:val="center"/>
-              <w:rPr>
-                <w:rFonts w:ascii="Times New Roman" w:hAnsi="Times New Roman"/>
-                <w:sz w:val="16"/>
-                <w:szCs w:val="18"/>
-              </w:rPr>
-            </w:pPr>
-            <w:proofErr w:type="spellStart"/>
-            <w:r>
-              <w:rPr>
-                <w:rFonts w:ascii="Times New Roman" w:hAnsi="Times New Roman"/>
-                <w:sz w:val="16"/>
-                <w:szCs w:val="18"/>
-              </w:rPr>
-              <w:t>mmHg</w:t>
-            </w:r>
-            <w:proofErr w:type="spellEnd"/>
-          </w:p>
-        </w:tc>
-      </w:tr>
-      <w:tr>
-        <w:trPr>
-          <w:trHeight w:val="227"/>
-          <w:jc w:val="center"/>
-        </w:trPr>
-        <w:tc>
-          <w:tcPr>
-            <w:tcW w:w="2268" w:type="dxa"/>
-            <w:vAlign w:val="center"/>
-          </w:tcPr>
-          <w:p>
-            <w:pPr>
-              <w:pStyle w:val="Cuadrculamedia21"/>
-              <w:jc w:val="both"/>
-              <w:rPr>
-                <w:rFonts w:ascii="Times New Roman" w:hAnsi="Times New Roman"/>
-                <w:sz w:val="16"/>
-                <w:szCs w:val="18"/>
-                <w:vertAlign w:val="subscript"/>
-              </w:rPr>
-            </w:pPr>
-            <w:proofErr w:type="spellStart"/>
-            <w:r>
-              <w:rPr>
-                <w:rFonts w:ascii="Times New Roman" w:hAnsi="Times New Roman"/>
-                <w:sz w:val="16"/>
-                <w:szCs w:val="18"/>
-              </w:rPr>
-              <w:t>Inspiratory</w:t>
-            </w:r>
-            <w:proofErr w:type="spellEnd"/>
-            <w:r>
-              <w:rPr>
-                <w:rFonts w:ascii="Times New Roman" w:hAnsi="Times New Roman"/>
-                <w:sz w:val="16"/>
-                <w:szCs w:val="18"/>
-              </w:rPr>
-              <w:t xml:space="preserve"> </w:t>
-            </w:r>
-            <w:proofErr w:type="spellStart"/>
-            <w:r>
-              <w:rPr>
-                <w:rFonts w:ascii="Times New Roman" w:hAnsi="Times New Roman"/>
-                <w:sz w:val="16"/>
-                <w:szCs w:val="18"/>
-              </w:rPr>
-              <w:t>Pressure</w:t>
-            </w:r>
-            <w:proofErr w:type="spellEnd"/>
-            <w:r>
-              <w:rPr>
-                <w:rFonts w:ascii="Times New Roman" w:hAnsi="Times New Roman"/>
-                <w:sz w:val="16"/>
-                <w:szCs w:val="18"/>
-              </w:rPr>
-              <w:t xml:space="preserve"> CO</w:t>
-            </w:r>
-            <w:r>
-              <w:rPr>
-                <w:rFonts w:ascii="Times New Roman" w:hAnsi="Times New Roman"/>
-                <w:sz w:val="16"/>
-                <w:szCs w:val="18"/>
-                <w:vertAlign w:val="subscript"/>
-              </w:rPr>
-              <w:t>2</w:t>
-            </w:r>
-          </w:p>
-        </w:tc>
-        <w:tc>
-          <w:tcPr>
-            <w:tcW w:w="993" w:type="dxa"/>
-            <w:vAlign w:val="center"/>
-          </w:tcPr>
-          <w:p>
-            <w:pPr>
-              <w:pStyle w:val="Cuadrculamedia21"/>
-              <w:jc w:val="center"/>
-              <w:rPr>
-                <w:rFonts w:ascii="Times New Roman" w:hAnsi="Times New Roman"/>
-                <w:sz w:val="16"/>
-                <w:szCs w:val="18"/>
-              </w:rPr>
-            </w:pPr>
-            <w:r>
-              <w:rPr>
-                <w:rFonts w:ascii="Times New Roman" w:hAnsi="Times New Roman"/>
-                <w:sz w:val="16"/>
-                <w:szCs w:val="18"/>
-              </w:rPr>
-              <w:t>PiCO</w:t>
-            </w:r>
-            <w:r>
-              <w:rPr>
-                <w:rFonts w:ascii="Times New Roman" w:hAnsi="Times New Roman"/>
-                <w:sz w:val="16"/>
-                <w:szCs w:val="18"/>
-                <w:vertAlign w:val="subscript"/>
-              </w:rPr>
-              <w:t>2</w:t>
-            </w:r>
-          </w:p>
-        </w:tc>
-        <w:tc>
-          <w:tcPr>
-            <w:tcW w:w="1468" w:type="dxa"/>
-            <w:vAlign w:val="center"/>
-          </w:tcPr>
-          <w:p>
-            <w:pPr>
-              <w:pStyle w:val="Cuadrculamedia21"/>
-              <w:jc w:val="center"/>
-              <w:rPr>
-                <w:rFonts w:ascii="Times New Roman" w:hAnsi="Times New Roman"/>
-                <w:sz w:val="16"/>
-                <w:szCs w:val="18"/>
-              </w:rPr>
-            </w:pPr>
-            <w:proofErr w:type="spellStart"/>
-            <w:r>
-              <w:rPr>
-                <w:rFonts w:ascii="Times New Roman" w:hAnsi="Times New Roman"/>
-                <w:sz w:val="16"/>
-                <w:szCs w:val="18"/>
-              </w:rPr>
-              <w:t>mmHg</w:t>
-            </w:r>
-            <w:proofErr w:type="spellEnd"/>
-          </w:p>
-        </w:tc>
-      </w:tr>
-      <w:tr>
-        <w:trPr>
-          <w:trHeight w:val="227"/>
-          <w:jc w:val="center"/>
-        </w:trPr>
-        <w:tc>
-          <w:tcPr>
-            <w:tcW w:w="2268" w:type="dxa"/>
-            <w:vAlign w:val="center"/>
-          </w:tcPr>
-          <w:p>
-            <w:pPr>
-              <w:pStyle w:val="Cuadrculamedia21"/>
-              <w:jc w:val="both"/>
-              <w:rPr>
-                <w:rFonts w:ascii="Times New Roman" w:hAnsi="Times New Roman"/>
-                <w:sz w:val="16"/>
-                <w:szCs w:val="18"/>
-              </w:rPr>
-            </w:pPr>
-            <w:proofErr w:type="spellStart"/>
-            <w:r>
-              <w:rPr>
-                <w:rFonts w:ascii="Times New Roman" w:hAnsi="Times New Roman"/>
-                <w:sz w:val="16"/>
-                <w:szCs w:val="18"/>
-              </w:rPr>
-              <w:t>Compliance</w:t>
-            </w:r>
-            <w:proofErr w:type="spellEnd"/>
-          </w:p>
-        </w:tc>
-        <w:tc>
-          <w:tcPr>
-            <w:tcW w:w="993" w:type="dxa"/>
-            <w:vAlign w:val="center"/>
-          </w:tcPr>
-          <w:p>
-            <w:pPr>
-              <w:pStyle w:val="Cuadrculamedia21"/>
-              <w:jc w:val="center"/>
-              <w:rPr>
-                <w:rFonts w:ascii="Times New Roman" w:hAnsi="Times New Roman"/>
-                <w:sz w:val="16"/>
-                <w:szCs w:val="18"/>
-              </w:rPr>
-            </w:pPr>
-            <w:r>
-              <w:rPr>
-                <w:rFonts w:ascii="Times New Roman" w:hAnsi="Times New Roman"/>
-                <w:sz w:val="16"/>
-                <w:szCs w:val="18"/>
-              </w:rPr>
-              <w:t>C</w:t>
-            </w:r>
-          </w:p>
-        </w:tc>
-        <w:tc>
-          <w:tcPr>
-            <w:tcW w:w="1468" w:type="dxa"/>
-            <w:vAlign w:val="center"/>
-          </w:tcPr>
-          <w:p>
-            <w:pPr>
-              <w:pStyle w:val="Cuadrculamedia21"/>
-              <w:jc w:val="center"/>
-              <w:rPr>
-                <w:rFonts w:ascii="Times New Roman" w:hAnsi="Times New Roman"/>
-                <w:sz w:val="16"/>
-                <w:szCs w:val="18"/>
-              </w:rPr>
-            </w:pPr>
-            <w:proofErr w:type="spellStart"/>
-            <w:r>
-              <w:rPr>
-                <w:rFonts w:ascii="Times New Roman" w:hAnsi="Times New Roman"/>
-                <w:sz w:val="16"/>
-                <w:szCs w:val="18"/>
-              </w:rPr>
-              <w:t>mL</w:t>
-            </w:r>
-            <w:proofErr w:type="spellEnd"/>
-            <w:r>
-              <w:rPr>
-                <w:rFonts w:ascii="Times New Roman" w:hAnsi="Times New Roman"/>
-                <w:sz w:val="16"/>
-                <w:szCs w:val="18"/>
-              </w:rPr>
-              <w:t>/cmH</w:t>
-            </w:r>
-            <w:r>
-              <w:rPr>
-                <w:rFonts w:ascii="Times New Roman" w:hAnsi="Times New Roman"/>
-                <w:sz w:val="16"/>
-                <w:szCs w:val="18"/>
-                <w:vertAlign w:val="subscript"/>
-              </w:rPr>
-              <w:t>2</w:t>
-            </w:r>
-            <w:r>
-              <w:rPr>
-                <w:rFonts w:ascii="Times New Roman" w:hAnsi="Times New Roman"/>
-                <w:sz w:val="16"/>
-                <w:szCs w:val="18"/>
-              </w:rPr>
-              <w:t>O</w:t>
-            </w:r>
-          </w:p>
-        </w:tc>
-      </w:tr>
-      <w:tr>
-        <w:trPr>
-          <w:trHeight w:val="227"/>
-          <w:jc w:val="center"/>
-        </w:trPr>
-        <w:tc>
-          <w:tcPr>
-            <w:tcW w:w="2268" w:type="dxa"/>
-            <w:vAlign w:val="center"/>
-          </w:tcPr>
-          <w:p>
-            <w:pPr>
-              <w:pStyle w:val="Cuadrculamedia21"/>
-              <w:jc w:val="both"/>
-              <w:rPr>
-                <w:rFonts w:ascii="Times New Roman" w:hAnsi="Times New Roman"/>
-                <w:sz w:val="16"/>
-                <w:szCs w:val="18"/>
-              </w:rPr>
-            </w:pPr>
-            <w:proofErr w:type="spellStart"/>
-            <w:r>
-              <w:rPr>
-                <w:rFonts w:ascii="Times New Roman" w:hAnsi="Times New Roman"/>
-                <w:sz w:val="16"/>
-                <w:szCs w:val="18"/>
-              </w:rPr>
-              <w:t>Resistance</w:t>
-            </w:r>
-            <w:proofErr w:type="spellEnd"/>
-          </w:p>
-        </w:tc>
-        <w:tc>
-          <w:tcPr>
-            <w:tcW w:w="993" w:type="dxa"/>
-            <w:vAlign w:val="center"/>
-          </w:tcPr>
-          <w:p>
-            <w:pPr>
-              <w:pStyle w:val="Cuadrculamedia21"/>
-              <w:jc w:val="center"/>
-              <w:rPr>
-                <w:rFonts w:ascii="Times New Roman" w:hAnsi="Times New Roman"/>
-                <w:sz w:val="16"/>
-                <w:szCs w:val="18"/>
-              </w:rPr>
-            </w:pPr>
-            <w:r>
-              <w:rPr>
-                <w:rFonts w:ascii="Times New Roman" w:hAnsi="Times New Roman"/>
-                <w:sz w:val="16"/>
-                <w:szCs w:val="18"/>
-              </w:rPr>
-              <w:t>R</w:t>
-            </w:r>
-          </w:p>
-        </w:tc>
-        <w:tc>
-          <w:tcPr>
-            <w:tcW w:w="1468" w:type="dxa"/>
-            <w:vAlign w:val="center"/>
-          </w:tcPr>
-          <w:p>
-            <w:pPr>
-              <w:pStyle w:val="Cuadrculamedia21"/>
-              <w:jc w:val="center"/>
-              <w:rPr>
-                <w:rFonts w:ascii="Times New Roman" w:hAnsi="Times New Roman"/>
-                <w:sz w:val="16"/>
-                <w:szCs w:val="18"/>
-              </w:rPr>
-            </w:pPr>
-            <w:r>
-              <w:rPr>
-                <w:rFonts w:ascii="Times New Roman" w:hAnsi="Times New Roman"/>
-                <w:sz w:val="16"/>
-                <w:szCs w:val="18"/>
-              </w:rPr>
-              <w:t>cmH</w:t>
-            </w:r>
-            <w:r>
-              <w:rPr>
-                <w:rFonts w:ascii="Times New Roman" w:hAnsi="Times New Roman"/>
-                <w:sz w:val="16"/>
-                <w:szCs w:val="18"/>
-                <w:vertAlign w:val="subscript"/>
-              </w:rPr>
-              <w:t>2</w:t>
-            </w:r>
-            <w:r>
-              <w:rPr>
-                <w:rFonts w:ascii="Times New Roman" w:hAnsi="Times New Roman"/>
-                <w:sz w:val="16"/>
-                <w:szCs w:val="18"/>
-              </w:rPr>
-              <w:t>O/L/s</w:t>
-            </w:r>
-          </w:p>
-        </w:tc>
-      </w:tr>
-      <w:tr>
-        <w:trPr>
-          <w:trHeight w:val="227"/>
-          <w:jc w:val="center"/>
-        </w:trPr>
-        <w:tc>
-          <w:tcPr>
-            <w:tcW w:w="2268" w:type="dxa"/>
-            <w:tcBorders>
-              <w:bottom w:val="single" w:sz="12" w:space="0" w:color="auto"/>
-            </w:tcBorders>
-            <w:vAlign w:val="center"/>
-          </w:tcPr>
-          <w:p>
-            <w:pPr>
-              <w:pStyle w:val="Cuadrculamedia21"/>
-              <w:jc w:val="both"/>
-              <w:rPr>
-                <w:rFonts w:ascii="Times New Roman" w:hAnsi="Times New Roman"/>
-                <w:sz w:val="16"/>
-                <w:szCs w:val="18"/>
-              </w:rPr>
-            </w:pPr>
-            <w:proofErr w:type="spellStart"/>
-            <w:r>
-              <w:rPr>
-                <w:rFonts w:ascii="Times New Roman" w:hAnsi="Times New Roman"/>
-                <w:sz w:val="16"/>
-                <w:szCs w:val="18"/>
-              </w:rPr>
-              <w:t>Dead-space</w:t>
-            </w:r>
-            <w:proofErr w:type="spellEnd"/>
-            <w:r>
-              <w:rPr>
-                <w:rFonts w:ascii="Times New Roman" w:hAnsi="Times New Roman"/>
-                <w:sz w:val="16"/>
-                <w:szCs w:val="18"/>
-              </w:rPr>
-              <w:t xml:space="preserve"> </w:t>
-            </w:r>
-            <w:proofErr w:type="spellStart"/>
-            <w:r>
-              <w:rPr>
-                <w:rFonts w:ascii="Times New Roman" w:hAnsi="Times New Roman"/>
-                <w:sz w:val="16"/>
-                <w:szCs w:val="18"/>
-              </w:rPr>
-              <w:t>volume</w:t>
-            </w:r>
-            <w:proofErr w:type="spellEnd"/>
-          </w:p>
-        </w:tc>
-        <w:tc>
-          <w:tcPr>
-            <w:tcW w:w="993" w:type="dxa"/>
+            <w:tcW w:w="693" w:type="dxa"/>
             <w:tcBorders>
               <w:bottom w:val="single" w:sz="12" w:space="0" w:color="auto"/>
             </w:tcBorders>
@@ -2515,26 +4916,23 @@
               <w:rPr>
                 <w:rFonts w:ascii="Times New Roman" w:hAnsi="Times New Roman"/>
                 <w:sz w:val="16"/>
-                <w:szCs w:val="16"/>
+                <w:szCs w:val="18"/>
                 <w:lang w:val="en-US"/>
               </w:rPr>
             </w:pPr>
-            <w:proofErr w:type="spellStart"/>
             <w:r>
               <w:rPr>
                 <w:rFonts w:ascii="Times New Roman" w:hAnsi="Times New Roman"/>
                 <w:sz w:val="16"/>
-                <w:szCs w:val="16"/>
-                <w:lang w:val="en-US"/>
-              </w:rPr>
-              <w:t>Vds</w:t>
-            </w:r>
-            <w:proofErr w:type="spellEnd"/>
+                <w:szCs w:val="18"/>
+              </w:rPr>
+              <w:t>Y2</w:t>
+            </w:r>
           </w:p>
         </w:tc>
         <w:tc>
           <w:tcPr>
-            <w:tcW w:w="1468" w:type="dxa"/>
+            <w:tcW w:w="960" w:type="dxa"/>
             <w:tcBorders>
               <w:bottom w:val="single" w:sz="12" w:space="0" w:color="auto"/>
             </w:tcBorders>
@@ -2548,18 +4946,17 @@
                 <w:rFonts w:ascii="Times New Roman" w:hAnsi="Times New Roman"/>
                 <w:sz w:val="16"/>
                 <w:szCs w:val="18"/>
+                <w:lang w:val="en-US"/>
               </w:rPr>
             </w:pPr>
-            <w:proofErr w:type="spellStart"/>
             <w:r>
               <w:rPr>
                 <w:rFonts w:ascii="Times New Roman" w:hAnsi="Times New Roman"/>
                 <w:sz w:val="16"/>
                 <w:szCs w:val="18"/>
               </w:rPr>
-              <w:t>mL</w:t>
-            </w:r>
-            <w:proofErr w:type="spellEnd"/>
+              <w:t>T2</w:t>
+            </w:r>
           </w:p>
         </w:tc>
       </w:tr>
@@ -2567,34 +4964,7 @@
     <w:p>
       <w:pPr>
         <w:pStyle w:val="Sangra2detindependiente"/>
-        <w:tabs>
-          <w:tab w:val="left" w:pos="340"/>
-        </w:tabs>
-        <w:ind w:firstLine="0"/>
-        <w:rPr>
-          <w:lang w:val="en-GB"/>
-        </w:rPr>
-      </w:pPr>
-      <w:r>
-        <w:rPr>
-          <w:lang w:val="en-GB"/>
-        </w:rPr>
-        <w:tab/>
-      </w:r>
-    </w:p>
-    <w:p>
-      <w:pPr>
-        <w:pStyle w:val="Sangra2detindependiente"/>
-        <w:rPr>
-          <w:i/>
-          <w:iCs/>
-          <w:lang w:val="en-GB"/>
-        </w:rPr>
-      </w:pPr>
-    </w:p>
-    <w:p>
-      <w:pPr>
-        <w:pStyle w:val="Sangra2detindependiente"/>
+        <w:ind w:left="360" w:firstLine="0"/>
         <w:rPr>
           <w:i/>
           <w:iCs/>
@@ -2647,107 +5017,20 @@
     <w:p>
       <w:pPr>
         <w:pStyle w:val="Sangra2detindependiente"/>
+        <w:keepNext/>
         <w:ind w:firstLine="0"/>
+      </w:pPr>
+      <w:r>
         <w:rPr>
           <w:iCs/>
           <w:lang w:val="es-ES"/>
         </w:rPr>
-      </w:pPr>
-      <w:r>
-        <w:rPr>
-          <w:iCs/>
-          <w:lang w:val="es-ES"/>
-        </w:rPr>
-        <w:t>A</w:t>
-      </w:r>
-      <w:r>
-        <w:rPr>
-          <w:iCs/>
-          <w:lang w:val="es-ES"/>
-        </w:rPr>
-        <w:t xml:space="preserve">lgunas veces en la </w:t>
-      </w:r>
-      <w:r>
-        <w:rPr>
-          <w:iCs/>
-          <w:lang w:val="es-ES"/>
-        </w:rPr>
-        <w:t>metodología</w:t>
-      </w:r>
-      <w:r>
-        <w:rPr>
-          <w:iCs/>
-          <w:lang w:val="es-ES"/>
-        </w:rPr>
-        <w:t xml:space="preserve"> se requieren figuras que acompañen el texto, sean diagramas de flujos o explicaci</w:t>
-      </w:r>
-      <w:r>
-        <w:rPr>
-          <w:iCs/>
-          <w:lang w:val="es-ES"/>
-        </w:rPr>
-        <w:t xml:space="preserve">ón de obtención de variables, tal y como se presenta </w:t>
-      </w:r>
-      <w:r>
-        <w:rPr>
-          <w:iCs/>
-          <w:lang w:val="es-ES"/>
-        </w:rPr>
-        <w:t>en la</w:t>
-      </w:r>
-      <w:r>
-        <w:rPr>
-          <w:iCs/>
-          <w:lang w:val="es-ES"/>
-        </w:rPr>
-        <w:t xml:space="preserve"> Fig 1. Las figuras tam</w:t>
-      </w:r>
-      <w:r>
-        <w:rPr>
-          <w:iCs/>
-          <w:lang w:val="es-ES"/>
-        </w:rPr>
-        <w:t>bién se deben nombrar dentro del</w:t>
-      </w:r>
-      <w:r>
-        <w:rPr>
-          <w:iCs/>
-          <w:lang w:val="es-ES"/>
-        </w:rPr>
-        <w:t xml:space="preserve"> texto y deben tener un título explicativo. </w:t>
-      </w:r>
-    </w:p>
-    <w:p>
-      <w:pPr>
-        <w:pStyle w:val="Sangra2detindependiente"/>
-        <w:ind w:firstLine="0"/>
-        <w:rPr>
-          <w:iCs/>
-          <w:lang w:val="es-ES"/>
-        </w:rPr>
-      </w:pPr>
-    </w:p>
-    <w:p>
-      <w:pPr>
-        <w:pStyle w:val="Sangra2detindependiente"/>
-        <w:tabs>
-          <w:tab w:val="left" w:pos="340"/>
-        </w:tabs>
-        <w:ind w:firstLine="0"/>
-        <w:rPr>
-          <w:lang w:val="en-GB"/>
-        </w:rPr>
-      </w:pPr>
-      <w:r>
-        <w:rPr>
-          <w:noProof/>
-          <w:lang w:val="es-ES_tradnl" w:eastAsia="es-ES_tradnl"/>
-        </w:rPr>
+        <w:lastRenderedPageBreak/>
         <w:drawing>
-          <wp:inline distT="0" distB="0" distL="0" distR="0" wp14:anchorId="0DEE7333" wp14:editId="0FC62D05">
-            <wp:extent cx="3362325" cy="2555240"/>
+          <wp:inline distT="0" distB="0" distL="0" distR="0" wp14:anchorId="6F36634F" wp14:editId="67E26144">
+            <wp:extent cx="3055330" cy="1794933"/>
             <wp:effectExtent l="0" t="0" r="0" b="0"/>
-            <wp:docPr id="6" name="Picture 6"/>
+            <wp:docPr id="177573111" name="Imagen 1"/>
             <wp:cNvGraphicFramePr>
               <a:graphicFrameLocks xmlns:a="http://schemas.openxmlformats.org/drawingml/2006/main" noChangeAspect="1"/>
             </wp:cNvGraphicFramePr>
@@ -2755,30 +5038,23 @@
               <a:graphicData uri="http://schemas.openxmlformats.org/drawingml/2006/picture">
                 <pic:pic xmlns:pic="http://schemas.openxmlformats.org/drawingml/2006/picture">
                   <pic:nvPicPr>
-                    <pic:cNvPr id="6" name="Fig1.tif"/>
+                    <pic:cNvPr id="177573111" name=""/>
                     <pic:cNvPicPr/>
                   </pic:nvPicPr>
-                  <pic:blipFill rotWithShape="1">
+                  <pic:blipFill>
                     <a:blip r:embed="rId11"/>
-                    <a:srcRect r="5860"/>
-                    <a:stretch/>
+                    <a:stretch>
+                      <a:fillRect/>
+                    </a:stretch>
                   </pic:blipFill>
-                  <pic:spPr bwMode="auto">
+                  <pic:spPr>
                     <a:xfrm>
                       <a:off x="0" y="0"/>
-                      <a:ext cx="3372986" cy="2563342"/>
+                      <a:ext cx="3109260" cy="1826615"/>
                     </a:xfrm>
                     <a:prstGeom prst="rect">
                       <a:avLst/>
                     </a:prstGeom>
-                    <a:ln>
-                      <a:noFill/>
-                    </a:ln>
-                    <a:extLst>
-                      <a:ext uri="{53640926-AAD7-44D8-BBD7-CCE9431645EC}">
-                        <a14:shadowObscured xmlns:a14="http://schemas.microsoft.com/office/drawing/2010/main"/>
-                      </a:ext>
-                    </a:extLst>
                   </pic:spPr>
                 </pic:pic>
               </a:graphicData>
@@ -2789,205 +5065,64 @@
     </w:p>
     <w:p>
       <w:pPr>
-        <w:pStyle w:val="Sangra2detindependiente"/>
-        <w:tabs>
-          <w:tab w:val="left" w:pos="340"/>
-        </w:tabs>
-        <w:jc w:val="center"/>
-        <w:rPr>
-          <w:sz w:val="16"/>
-          <w:szCs w:val="16"/>
-          <w:lang w:val="es-ES"/>
-        </w:rPr>
-      </w:pPr>
-      <w:r>
-        <w:rPr>
-          <w:sz w:val="16"/>
-          <w:szCs w:val="16"/>
+        <w:pStyle w:val="Descripcin"/>
+        <w:rPr>
+          <w:iCs/>
           <w:lang w:val="es-CO"/>
         </w:rPr>
-        <w:t xml:space="preserve">Fig. 1. </w:t>
-      </w:r>
-      <w:proofErr w:type="spellStart"/>
-      <w:r>
-        <w:rPr>
-          <w:sz w:val="16"/>
-          <w:szCs w:val="16"/>
-          <w:lang w:val="es-ES"/>
-        </w:rPr>
-        <w:t>Capnografía</w:t>
-      </w:r>
-      <w:proofErr w:type="spellEnd"/>
-      <w:r>
-        <w:rPr>
-          <w:sz w:val="16"/>
-          <w:szCs w:val="16"/>
-          <w:lang w:val="es-ES"/>
-        </w:rPr>
-        <w:t xml:space="preserve"> volumétrica</w:t>
-      </w:r>
-      <w:r>
-        <w:rPr>
-          <w:sz w:val="16"/>
-          <w:szCs w:val="16"/>
-          <w:lang w:val="es-ES"/>
-        </w:rPr>
-        <w:t xml:space="preserve">. </w:t>
-      </w:r>
-      <w:r>
-        <w:rPr>
-          <w:sz w:val="16"/>
-          <w:szCs w:val="16"/>
-          <w:lang w:val="es-ES"/>
-        </w:rPr>
-        <w:t xml:space="preserve">Se presentan </w:t>
-      </w:r>
-      <w:r>
-        <w:rPr>
-          <w:sz w:val="16"/>
-          <w:szCs w:val="16"/>
-          <w:lang w:val="es-ES"/>
-        </w:rPr>
-        <w:t>P</w:t>
-      </w:r>
-      <w:r>
-        <w:rPr>
-          <w:sz w:val="16"/>
-          <w:szCs w:val="16"/>
-          <w:vertAlign w:val="subscript"/>
-          <w:lang w:val="es-ES"/>
-        </w:rPr>
-        <w:t>A</w:t>
-      </w:r>
-      <w:r>
-        <w:rPr>
-          <w:sz w:val="16"/>
-          <w:szCs w:val="16"/>
-          <w:lang w:val="es-ES"/>
-        </w:rPr>
-        <w:t>CO</w:t>
-      </w:r>
-      <w:r>
-        <w:rPr>
-          <w:sz w:val="16"/>
-          <w:szCs w:val="16"/>
-          <w:vertAlign w:val="subscript"/>
-          <w:lang w:val="es-ES"/>
-        </w:rPr>
-        <w:t xml:space="preserve">2 </w:t>
-      </w:r>
-      <w:r>
-        <w:rPr>
-          <w:sz w:val="16"/>
-          <w:szCs w:val="16"/>
-          <w:lang w:val="es-ES"/>
-        </w:rPr>
-        <w:t>,PeCO</w:t>
-      </w:r>
-      <w:r>
-        <w:rPr>
-          <w:sz w:val="16"/>
-          <w:szCs w:val="16"/>
-          <w:vertAlign w:val="subscript"/>
-          <w:lang w:val="es-ES"/>
-        </w:rPr>
-        <w:t>2</w:t>
-      </w:r>
-      <w:r>
-        <w:rPr>
-          <w:sz w:val="16"/>
-          <w:szCs w:val="16"/>
-          <w:lang w:val="es-ES"/>
-        </w:rPr>
-        <w:t>, PetCO</w:t>
-      </w:r>
-      <w:r>
-        <w:rPr>
-          <w:sz w:val="16"/>
-          <w:szCs w:val="16"/>
-          <w:vertAlign w:val="subscript"/>
-          <w:lang w:val="es-ES"/>
-        </w:rPr>
-        <w:t>2</w:t>
-      </w:r>
-      <w:r>
-        <w:rPr>
-          <w:sz w:val="16"/>
-          <w:szCs w:val="16"/>
-          <w:lang w:val="es-ES"/>
-        </w:rPr>
-        <w:t xml:space="preserve"> </w:t>
-      </w:r>
-      <w:r>
-        <w:rPr>
-          <w:sz w:val="16"/>
-          <w:szCs w:val="16"/>
-          <w:lang w:val="es-ES"/>
-        </w:rPr>
-        <w:t>y</w:t>
-      </w:r>
-      <w:r>
-        <w:rPr>
-          <w:sz w:val="16"/>
-          <w:szCs w:val="16"/>
-          <w:lang w:val="es-ES"/>
-        </w:rPr>
-        <w:t xml:space="preserve"> PiCO</w:t>
-      </w:r>
-      <w:r>
-        <w:rPr>
-          <w:sz w:val="16"/>
-          <w:szCs w:val="16"/>
-          <w:vertAlign w:val="subscript"/>
-          <w:lang w:val="es-ES"/>
-        </w:rPr>
-        <w:t>2.</w:t>
-      </w:r>
-    </w:p>
-    <w:p>
-      <w:pPr>
-        <w:pStyle w:val="Sangra2detindependiente"/>
-        <w:tabs>
-          <w:tab w:val="left" w:pos="340"/>
-        </w:tabs>
-        <w:jc w:val="center"/>
-        <w:rPr>
-          <w:sz w:val="16"/>
-          <w:szCs w:val="16"/>
-          <w:lang w:val="es-ES"/>
-        </w:rPr>
-      </w:pPr>
-    </w:p>
-    <w:p>
-      <w:pPr>
-        <w:pStyle w:val="Sangra2detindependiente"/>
-        <w:tabs>
-          <w:tab w:val="left" w:pos="340"/>
-        </w:tabs>
-        <w:rPr>
-          <w:b/>
-          <w:szCs w:val="16"/>
-          <w:lang w:val="es-ES"/>
-        </w:rPr>
-      </w:pPr>
-      <w:r>
-        <w:rPr>
-          <w:b/>
-          <w:szCs w:val="16"/>
-          <w:lang w:val="es-ES"/>
-        </w:rPr>
-        <w:t>Nota: En esta sección un 15% corresponde a los códigos entregados por los estudiantes, los cuales deben corresponder con lo reportado en el informe</w:t>
-      </w:r>
-    </w:p>
-    <w:p>
-      <w:pPr>
-        <w:pStyle w:val="Sangra2detindependiente"/>
-        <w:ind w:firstLine="0"/>
-        <w:rPr>
-          <w:iCs/>
-          <w:lang w:val="es-ES"/>
-        </w:rPr>
-      </w:pPr>
+      </w:pPr>
+      <w:r>
+        <w:rPr>
+          <w:lang w:val="es-CO"/>
+        </w:rPr>
+        <w:t xml:space="preserve">Figura </w:t>
+      </w:r>
+      <w:r>
+        <w:fldChar w:fldCharType="begin"/>
+      </w:r>
+      <w:r>
+        <w:rPr>
+          <w:lang w:val="es-CO"/>
+        </w:rPr>
+        <w:instrText xml:space="preserve"> SEQ Figura \* ARABIC </w:instrText>
+      </w:r>
+      <w:r>
+        <w:fldChar w:fldCharType="separate"/>
+      </w:r>
+      <w:r>
+        <w:rPr>
+          <w:noProof/>
+          <w:lang w:val="es-CO"/>
+        </w:rPr>
+        <w:t>1</w:t>
+      </w:r>
+      <w:r>
+        <w:fldChar w:fldCharType="end"/>
+      </w:r>
+      <w:r>
+        <w:rPr>
+          <w:lang w:val="es-CO"/>
+        </w:rPr>
+        <w:t xml:space="preserve">. Densidad </w:t>
+      </w:r>
+      <w:r>
+        <w:rPr>
+          <w:lang w:val="es-CO"/>
+        </w:rPr>
+        <w:t>es</w:t>
+      </w:r>
+      <w:r>
+        <w:rPr>
+          <w:lang w:val="es-CO"/>
+        </w:rPr>
+        <w:t>pectral de p</w:t>
+      </w:r>
+      <w:r>
+        <w:rPr>
+          <w:lang w:val="es-CO"/>
+        </w:rPr>
+        <w:t>otencia</w:t>
+      </w:r>
     </w:p>
     <w:p>
       <w:pPr>
@@ -3126,7 +5261,13 @@
         <w:rPr>
           <w:lang w:val="es-ES"/>
         </w:rPr>
-        <w:t>texto donde se resalte lo más importante presentado en cada uno de ellos. En la Tabla II se presenta un ejemplo de una tabla donde se requiere el uso de las dos columnas debido a su tamaño.</w:t>
+        <w:t xml:space="preserve">texto donde se resalte lo más importante </w:t>
+      </w:r>
+      <w:r>
+        <w:rPr>
+          <w:lang w:val="es-ES"/>
+        </w:rPr>
+        <w:t>presentado en cada uno de ellos. En la Tabla II se presenta un ejemplo de una tabla donde se requiere el uso de las dos columnas debido a su tamaño.</w:t>
       </w:r>
     </w:p>
     <w:p>
@@ -5883,130 +8024,249 @@
           <w:snapToGrid w:val="0"/>
           <w:sz w:val="16"/>
           <w:szCs w:val="16"/>
-          <w:lang w:val="es-ES" w:eastAsia="en-US"/>
-        </w:rPr>
-      </w:pPr>
-      <w:r>
+          <w:lang w:val="en-NZ" w:eastAsia="en-US"/>
+        </w:rPr>
+      </w:pPr>
+      <w:r>
+        <w:rPr>
+          <w:snapToGrid w:val="0"/>
+          <w:sz w:val="16"/>
+          <w:szCs w:val="16"/>
+          <w:lang w:val="en-NZ" w:eastAsia="en-US"/>
+        </w:rPr>
+        <w:t>REFERENC</w:t>
+      </w:r>
+      <w:r>
+        <w:rPr>
+          <w:snapToGrid w:val="0"/>
+          <w:sz w:val="16"/>
+          <w:szCs w:val="16"/>
+          <w:lang w:val="en-NZ" w:eastAsia="en-US"/>
+        </w:rPr>
+        <w:t>IAS</w:t>
+      </w:r>
+      <w:r>
+        <w:rPr>
+          <w:snapToGrid w:val="0"/>
+          <w:sz w:val="16"/>
+          <w:szCs w:val="16"/>
+          <w:lang w:val="en-NZ" w:eastAsia="en-US"/>
+        </w:rPr>
+        <w:t xml:space="preserve"> </w:t>
+      </w:r>
+    </w:p>
+    <w:p>
+      <w:pPr>
+        <w:tabs>
+          <w:tab w:val="left" w:pos="340"/>
+        </w:tabs>
+        <w:jc w:val="center"/>
+        <w:rPr>
+          <w:snapToGrid w:val="0"/>
+          <w:sz w:val="16"/>
+          <w:szCs w:val="16"/>
+          <w:lang w:val="en-NZ" w:eastAsia="en-US"/>
+        </w:rPr>
+      </w:pPr>
+    </w:p>
+    <w:p>
+      <w:pPr>
+        <w:tabs>
+          <w:tab w:val="left" w:pos="340"/>
+        </w:tabs>
         <w:rPr>
           <w:snapToGrid w:val="0"/>
           <w:sz w:val="16"/>
           <w:szCs w:val="16"/>
           <w:lang w:val="es-ES" w:eastAsia="en-US"/>
         </w:rPr>
-        <w:t>REFERENC</w:t>
-      </w:r>
-      <w:r>
+      </w:pPr>
+      <w:r>
+        <w:rPr>
+          <w:snapToGrid w:val="0"/>
+          <w:sz w:val="16"/>
+          <w:szCs w:val="16"/>
+          <w:lang w:val="en-NZ" w:eastAsia="en-US"/>
+        </w:rPr>
+        <w:t>[1] N. J. Douglas, D. P. White, C. K. Pickett, J. V. Weil, and C. W.</w:t>
+      </w:r>
+      <w:r>
+        <w:rPr>
+          <w:snapToGrid w:val="0"/>
+          <w:sz w:val="16"/>
+          <w:szCs w:val="16"/>
+          <w:lang w:val="en-NZ" w:eastAsia="en-US"/>
+        </w:rPr>
+        <w:t xml:space="preserve"> </w:t>
+      </w:r>
+      <w:proofErr w:type="spellStart"/>
+      <w:r>
+        <w:rPr>
+          <w:snapToGrid w:val="0"/>
+          <w:sz w:val="16"/>
+          <w:szCs w:val="16"/>
+          <w:lang w:val="en-NZ" w:eastAsia="en-US"/>
+        </w:rPr>
+        <w:t>Zwillich</w:t>
+      </w:r>
+      <w:proofErr w:type="spellEnd"/>
+      <w:r>
+        <w:rPr>
+          <w:snapToGrid w:val="0"/>
+          <w:sz w:val="16"/>
+          <w:szCs w:val="16"/>
+          <w:lang w:val="en-NZ" w:eastAsia="en-US"/>
+        </w:rPr>
+        <w:t xml:space="preserve">, "Respiration during sleep in normal man," </w:t>
+      </w:r>
+      <w:r>
+        <w:rPr>
+          <w:i/>
+          <w:iCs/>
+          <w:snapToGrid w:val="0"/>
+          <w:sz w:val="16"/>
+          <w:szCs w:val="16"/>
+          <w:lang w:val="en-NZ" w:eastAsia="en-US"/>
+        </w:rPr>
+        <w:t>Thorax</w:t>
+      </w:r>
+      <w:r>
+        <w:rPr>
+          <w:snapToGrid w:val="0"/>
+          <w:sz w:val="16"/>
+          <w:szCs w:val="16"/>
+          <w:lang w:val="en-NZ" w:eastAsia="en-US"/>
+        </w:rPr>
+        <w:t xml:space="preserve">, vol. 37, no. </w:t>
+      </w:r>
+      <w:r>
+        <w:rPr>
+          <w:snapToGrid w:val="0"/>
+          <w:sz w:val="16"/>
+          <w:szCs w:val="16"/>
+          <w:lang w:val="en-NZ" w:eastAsia="en-US"/>
+        </w:rPr>
+        <w:t xml:space="preserve">11, pp. 840–844, Nov. 1982. [Online]. Available: </w:t>
+      </w:r>
+      <w:hyperlink r:id="rId13" w:history="1">
+        <w:r>
+          <w:rPr>
+            <w:rStyle w:val="Hipervnculo"/>
+            <w:snapToGrid w:val="0"/>
+            <w:sz w:val="16"/>
+            <w:szCs w:val="16"/>
+            <w:lang w:val="en-NZ" w:eastAsia="en-US"/>
+          </w:rPr>
+          <w:t>https://thorax.bmj.com/conten</w:t>
+        </w:r>
+        <w:r>
+          <w:rPr>
+            <w:rStyle w:val="Hipervnculo"/>
+            <w:snapToGrid w:val="0"/>
+            <w:sz w:val="16"/>
+            <w:szCs w:val="16"/>
+            <w:lang w:val="en-NZ" w:eastAsia="en-US"/>
+          </w:rPr>
+          <w:t>t</w:t>
+        </w:r>
+        <w:r>
+          <w:rPr>
+            <w:rStyle w:val="Hipervnculo"/>
+            <w:snapToGrid w:val="0"/>
+            <w:sz w:val="16"/>
+            <w:szCs w:val="16"/>
+            <w:lang w:val="en-NZ" w:eastAsia="en-US"/>
+          </w:rPr>
+          <w:t>/37/11/840</w:t>
+        </w:r>
+      </w:hyperlink>
+    </w:p>
+    <w:p>
+      <w:pPr>
+        <w:tabs>
+          <w:tab w:val="left" w:pos="340"/>
+        </w:tabs>
+        <w:rPr>
+          <w:snapToGrid w:val="0"/>
+          <w:sz w:val="16"/>
+          <w:szCs w:val="16"/>
+          <w:lang w:val="en-NZ" w:eastAsia="en-US"/>
+        </w:rPr>
+      </w:pPr>
+    </w:p>
+    <w:p>
+      <w:pPr>
+        <w:tabs>
+          <w:tab w:val="left" w:pos="340"/>
+        </w:tabs>
         <w:rPr>
           <w:snapToGrid w:val="0"/>
           <w:sz w:val="16"/>
           <w:szCs w:val="16"/>
           <w:lang w:val="es-ES" w:eastAsia="en-US"/>
         </w:rPr>
-        <w:t>IAS</w:t>
-      </w:r>
+      </w:pPr>
       <w:r>
         <w:rPr>
           <w:snapToGrid w:val="0"/>
           <w:sz w:val="16"/>
           <w:szCs w:val="16"/>
-          <w:lang w:val="es-ES" w:eastAsia="en-US"/>
-        </w:rPr>
-        <w:t xml:space="preserve"> (5%)</w:t>
-      </w:r>
-    </w:p>
-    <w:p>
-      <w:pPr>
-        <w:tabs>
-          <w:tab w:val="left" w:pos="340"/>
-        </w:tabs>
-        <w:jc w:val="center"/>
-        <w:rPr>
+          <w:lang w:val="en-NZ" w:eastAsia="en-US"/>
+        </w:rPr>
+        <w:t xml:space="preserve">[2] L. Ljung, </w:t>
+      </w:r>
+      <w:r>
+        <w:rPr>
+          <w:i/>
+          <w:iCs/>
           <w:snapToGrid w:val="0"/>
           <w:sz w:val="16"/>
           <w:szCs w:val="16"/>
-          <w:lang w:val="es-ES" w:eastAsia="en-US"/>
-        </w:rPr>
-      </w:pPr>
-    </w:p>
-    <w:p>
-      <w:pPr>
-        <w:tabs>
-          <w:tab w:val="left" w:pos="340"/>
-        </w:tabs>
-        <w:jc w:val="both"/>
+          <w:lang w:val="en-NZ" w:eastAsia="en-US"/>
+        </w:rPr>
+        <w:t>System Identification: Theory for the User</w:t>
+      </w:r>
+      <w:r>
         <w:rPr>
           <w:snapToGrid w:val="0"/>
           <w:sz w:val="16"/>
           <w:szCs w:val="16"/>
-          <w:lang w:val="es-ES" w:eastAsia="en-US"/>
-        </w:rPr>
-      </w:pPr>
-      <w:r>
-        <w:rPr>
-          <w:snapToGrid w:val="0"/>
-          <w:sz w:val="16"/>
-          <w:szCs w:val="16"/>
-          <w:lang w:val="es-ES" w:eastAsia="en-US"/>
-        </w:rPr>
-        <w:t>Est</w:t>
-      </w:r>
-      <w:r>
-        <w:rPr>
-          <w:snapToGrid w:val="0"/>
-          <w:sz w:val="16"/>
-          <w:szCs w:val="16"/>
-          <w:lang w:val="es-ES" w:eastAsia="en-US"/>
-        </w:rPr>
-        <w:t xml:space="preserve">e es un ejemplo de </w:t>
-      </w:r>
-      <w:proofErr w:type="spellStart"/>
-      <w:r>
-        <w:rPr>
-          <w:snapToGrid w:val="0"/>
-          <w:sz w:val="16"/>
-          <w:szCs w:val="16"/>
-          <w:lang w:val="es-ES" w:eastAsia="en-US"/>
-        </w:rPr>
-        <w:t>como</w:t>
-      </w:r>
-      <w:proofErr w:type="spellEnd"/>
-      <w:r>
-        <w:rPr>
-          <w:snapToGrid w:val="0"/>
-          <w:sz w:val="16"/>
-          <w:szCs w:val="16"/>
-          <w:lang w:val="es-ES" w:eastAsia="en-US"/>
-        </w:rPr>
-        <w:t xml:space="preserve"> se deberían citar revistas y libros respectivamente. Recuerden que durante la realización del informe se debe contar con al menos 3 referencias. Es obligatorio que dentro de la introducción y la discusión estas sean citadas correctamente</w:t>
-      </w:r>
-    </w:p>
-    <w:p>
-      <w:pPr>
-        <w:tabs>
-          <w:tab w:val="left" w:pos="340"/>
-        </w:tabs>
-        <w:jc w:val="center"/>
-        <w:rPr>
-          <w:snapToGrid w:val="0"/>
-          <w:sz w:val="16"/>
-          <w:szCs w:val="16"/>
-          <w:lang w:val="es-ES" w:eastAsia="en-US"/>
-        </w:rPr>
-      </w:pPr>
-    </w:p>
-    <w:p>
-      <w:pPr>
-        <w:tabs>
-          <w:tab w:val="left" w:pos="340"/>
-        </w:tabs>
-        <w:jc w:val="center"/>
-        <w:rPr>
-          <w:snapToGrid w:val="0"/>
-          <w:sz w:val="16"/>
-          <w:szCs w:val="16"/>
-          <w:lang w:val="es-ES" w:eastAsia="en-US"/>
-        </w:rPr>
-      </w:pPr>
+          <w:lang w:val="en-NZ" w:eastAsia="en-US"/>
+        </w:rPr>
+        <w:t xml:space="preserve">, 2nd ed. Upper Saddle River, NJ, USA: Prentice Hall, 1999. [Online]. Available: </w:t>
+      </w:r>
+      <w:hyperlink r:id="rId14" w:history="1">
+        <w:r>
+          <w:rPr>
+            <w:rStyle w:val="Hipervnculo"/>
+            <w:snapToGrid w:val="0"/>
+            <w:sz w:val="16"/>
+            <w:szCs w:val="16"/>
+            <w:lang w:val="en-NZ" w:eastAsia="en-US"/>
+          </w:rPr>
+          <w:t>https://www.pearson.com/en-us/subject-catalog/p/system-identification-theory-for-the-user/P20000000</w:t>
+        </w:r>
+        <w:r>
+          <w:rPr>
+            <w:rStyle w:val="Hipervnculo"/>
+            <w:snapToGrid w:val="0"/>
+            <w:sz w:val="16"/>
+            <w:szCs w:val="16"/>
+            <w:lang w:val="en-NZ" w:eastAsia="en-US"/>
+          </w:rPr>
+          <w:t>3</w:t>
+        </w:r>
+        <w:r>
+          <w:rPr>
+            <w:rStyle w:val="Hipervnculo"/>
+            <w:snapToGrid w:val="0"/>
+            <w:sz w:val="16"/>
+            <w:szCs w:val="16"/>
+            <w:lang w:val="en-NZ" w:eastAsia="en-US"/>
+          </w:rPr>
+          <w:t>226</w:t>
+        </w:r>
+      </w:hyperlink>
     </w:p>
     <w:p>
       <w:pPr>
@@ -6016,86 +8276,12 @@
         <w:adjustRightInd w:val="0"/>
         <w:ind w:left="640" w:hanging="640"/>
         <w:rPr>
-          <w:noProof/>
-          <w:sz w:val="16"/>
-          <w:szCs w:val="24"/>
-          <w:lang w:val="es-ES"/>
-        </w:rPr>
-      </w:pPr>
-      <w:r>
-        <w:rPr>
           <w:snapToGrid w:val="0"/>
           <w:sz w:val="16"/>
           <w:szCs w:val="16"/>
-          <w:lang w:eastAsia="en-US"/>
-        </w:rPr>
-        <w:fldChar w:fldCharType="begin" w:fldLock="1"/>
-      </w:r>
-      <w:r>
-        <w:rPr>
-          <w:snapToGrid w:val="0"/>
-          <w:sz w:val="16"/>
-          <w:szCs w:val="16"/>
-          <w:lang w:eastAsia="en-US"/>
-        </w:rPr>
-        <w:instrText xml:space="preserve">ADDIN Mendeley Bibliography CSL_BIBLIOGRAPHY </w:instrText>
-      </w:r>
-      <w:r>
-        <w:rPr>
-          <w:snapToGrid w:val="0"/>
-          <w:sz w:val="16"/>
-          <w:szCs w:val="16"/>
-          <w:lang w:eastAsia="en-US"/>
-        </w:rPr>
-        <w:fldChar w:fldCharType="separate"/>
-      </w:r>
-      <w:r>
-        <w:rPr>
-          <w:noProof/>
-          <w:sz w:val="16"/>
-          <w:szCs w:val="24"/>
-        </w:rPr>
-        <w:t>[1]</w:t>
-      </w:r>
-      <w:r>
-        <w:rPr>
-          <w:noProof/>
-          <w:sz w:val="16"/>
-          <w:szCs w:val="24"/>
-        </w:rPr>
-        <w:tab/>
-        <w:t xml:space="preserve">S. K. Epstein and N. Singh, “Respiratory acidosis.,” </w:t>
-      </w:r>
-      <w:r>
-        <w:rPr>
-          <w:i/>
-          <w:iCs/>
-          <w:noProof/>
-          <w:sz w:val="16"/>
-          <w:szCs w:val="24"/>
-        </w:rPr>
-        <w:t xml:space="preserve">Respir. </w:t>
-      </w:r>
-      <w:r>
-        <w:rPr>
-          <w:i/>
-          <w:iCs/>
-          <w:noProof/>
-          <w:sz w:val="16"/>
-          <w:szCs w:val="24"/>
-          <w:lang w:val="es-ES"/>
-        </w:rPr>
-        <w:t>Care</w:t>
-      </w:r>
-      <w:r>
-        <w:rPr>
-          <w:noProof/>
-          <w:sz w:val="16"/>
-          <w:szCs w:val="24"/>
-          <w:lang w:val="es-ES"/>
-        </w:rPr>
-        <w:t>, vol. 46, no. 4, pp. 366–83, 2001.</w:t>
-      </w:r>
+          <w:lang w:val="en-NZ" w:eastAsia="en-US"/>
+        </w:rPr>
+      </w:pPr>
     </w:p>
     <w:p>
       <w:pPr>
@@ -6105,98 +8291,10 @@
         <w:adjustRightInd w:val="0"/>
         <w:ind w:left="640" w:hanging="640"/>
         <w:rPr>
-          <w:noProof/>
-          <w:sz w:val="16"/>
-          <w:lang w:val="es-ES"/>
-        </w:rPr>
-      </w:pPr>
-      <w:r>
-        <w:rPr>
-          <w:noProof/>
-          <w:sz w:val="16"/>
-          <w:szCs w:val="24"/>
-          <w:lang w:val="es-ES"/>
-        </w:rPr>
-        <w:t>[2]</w:t>
-      </w:r>
-      <w:r>
-        <w:rPr>
-          <w:noProof/>
-          <w:sz w:val="16"/>
-          <w:szCs w:val="24"/>
-          <w:lang w:val="es-ES"/>
-        </w:rPr>
-        <w:tab/>
-        <w:t xml:space="preserve">R. Rodríguez-Roisín, “Insuficiencia respiratoria,” </w:t>
-      </w:r>
-      <w:r>
-        <w:rPr>
-          <w:i/>
-          <w:iCs/>
-          <w:noProof/>
-          <w:sz w:val="16"/>
-          <w:szCs w:val="24"/>
-          <w:lang w:val="es-ES"/>
-        </w:rPr>
-        <w:t xml:space="preserve">Farreras-Rozman. </w:t>
-      </w:r>
-      <w:r>
-        <w:rPr>
-          <w:i/>
-          <w:iCs/>
-          <w:noProof/>
-          <w:sz w:val="16"/>
-          <w:szCs w:val="24"/>
-          <w:lang w:val="es-ES"/>
-        </w:rPr>
-        <w:t>Medicina Interna</w:t>
-      </w:r>
-      <w:r>
-        <w:rPr>
-          <w:noProof/>
-          <w:sz w:val="16"/>
-          <w:szCs w:val="24"/>
-          <w:lang w:val="es-ES"/>
-        </w:rPr>
-        <w:t>, 2004. .</w:t>
-      </w:r>
-    </w:p>
-    <w:p>
-      <w:pPr>
-        <w:widowControl w:val="0"/>
-        <w:autoSpaceDE w:val="0"/>
-        <w:autoSpaceDN w:val="0"/>
-        <w:adjustRightInd w:val="0"/>
-        <w:ind w:left="640" w:hanging="640"/>
-        <w:rPr>
           <w:snapToGrid w:val="0"/>
           <w:sz w:val="16"/>
           <w:szCs w:val="16"/>
-          <w:lang w:val="es-ES" w:eastAsia="en-US"/>
-        </w:rPr>
-      </w:pPr>
-      <w:r>
-        <w:rPr>
-          <w:snapToGrid w:val="0"/>
-          <w:sz w:val="16"/>
-          <w:szCs w:val="16"/>
-          <w:lang w:eastAsia="en-US"/>
-        </w:rPr>
-        <w:fldChar w:fldCharType="end"/>
-      </w:r>
-    </w:p>
-    <w:p>
-      <w:pPr>
-        <w:widowControl w:val="0"/>
-        <w:autoSpaceDE w:val="0"/>
-        <w:autoSpaceDN w:val="0"/>
-        <w:adjustRightInd w:val="0"/>
-        <w:ind w:left="640" w:hanging="640"/>
-        <w:rPr>
-          <w:snapToGrid w:val="0"/>
-          <w:sz w:val="16"/>
-          <w:szCs w:val="16"/>
-          <w:lang w:val="es-ES" w:eastAsia="en-US"/>
+          <w:lang w:val="en-NZ" w:eastAsia="en-US"/>
         </w:rPr>
       </w:pPr>
     </w:p>
@@ -7186,6 +9284,95 @@
     </w:lvl>
   </w:abstractNum>
   <w:abstractNum w:abstractNumId="13" w15:restartNumberingAfterBreak="0">
+    <w:nsid w:val="55637831"/>
+    <w:multiLevelType w:val="hybridMultilevel"/>
+    <w:tmpl w:val="44062EBC"/>
+    <w:lvl w:ilvl="0" w:tplc="240A0019">
+      <w:start w:val="3"/>
+      <w:numFmt w:val="lowerLetter"/>
+      <w:lvlText w:val="%1."/>
+      <w:lvlJc w:val="left"/>
+      <w:pPr>
+        <w:ind w:left="720" w:hanging="360"/>
+      </w:pPr>
+      <w:rPr>
+        <w:rFonts w:hint="default"/>
+      </w:rPr>
+    </w:lvl>
+    <w:lvl w:ilvl="1" w:tplc="240A0019" w:tentative="1">
+      <w:start w:val="1"/>
+      <w:numFmt w:val="lowerLetter"/>
+      <w:lvlText w:val="%2."/>
+      <w:lvlJc w:val="left"/>
+      <w:pPr>
+        <w:ind w:left="1440" w:hanging="360"/>
+      </w:pPr>
+    </w:lvl>
+    <w:lvl w:ilvl="2" w:tplc="240A001B" w:tentative="1">
+      <w:start w:val="1"/>
+      <w:numFmt w:val="lowerRoman"/>
+      <w:lvlText w:val="%3."/>
+      <w:lvlJc w:val="right"/>
+      <w:pPr>
+        <w:ind w:left="2160" w:hanging="180"/>
+      </w:pPr>
+    </w:lvl>
+    <w:lvl w:ilvl="3" w:tplc="240A000F" w:tentative="1">
+      <w:start w:val="1"/>
+      <w:numFmt w:val="decimal"/>
+      <w:lvlText w:val="%4."/>
+      <w:lvlJc w:val="left"/>
+      <w:pPr>
+        <w:ind w:left="2880" w:hanging="360"/>
+      </w:pPr>
+    </w:lvl>
+    <w:lvl w:ilvl="4" w:tplc="240A0019" w:tentative="1">
+      <w:start w:val="1"/>
+      <w:numFmt w:val="lowerLetter"/>
+      <w:lvlText w:val="%5."/>
+      <w:lvlJc w:val="left"/>
+      <w:pPr>
+        <w:ind w:left="3600" w:hanging="360"/>
+      </w:pPr>
+    </w:lvl>
+    <w:lvl w:ilvl="5" w:tplc="240A001B" w:tentative="1">
+      <w:start w:val="1"/>
+      <w:numFmt w:val="lowerRoman"/>
+      <w:lvlText w:val="%6."/>
+      <w:lvlJc w:val="right"/>
+      <w:pPr>
+        <w:ind w:left="4320" w:hanging="180"/>
+      </w:pPr>
+    </w:lvl>
+    <w:lvl w:ilvl="6" w:tplc="240A000F" w:tentative="1">
+      <w:start w:val="1"/>
+      <w:numFmt w:val="decimal"/>
+      <w:lvlText w:val="%7."/>
+      <w:lvlJc w:val="left"/>
+      <w:pPr>
+        <w:ind w:left="5040" w:hanging="360"/>
+      </w:pPr>
+    </w:lvl>
+    <w:lvl w:ilvl="7" w:tplc="240A0019" w:tentative="1">
+      <w:start w:val="1"/>
+      <w:numFmt w:val="lowerLetter"/>
+      <w:lvlText w:val="%8."/>
+      <w:lvlJc w:val="left"/>
+      <w:pPr>
+        <w:ind w:left="5760" w:hanging="360"/>
+      </w:pPr>
+    </w:lvl>
+    <w:lvl w:ilvl="8" w:tplc="240A001B" w:tentative="1">
+      <w:start w:val="1"/>
+      <w:numFmt w:val="lowerRoman"/>
+      <w:lvlText w:val="%9."/>
+      <w:lvlJc w:val="right"/>
+      <w:pPr>
+        <w:ind w:left="6480" w:hanging="180"/>
+      </w:pPr>
+    </w:lvl>
+  </w:abstractNum>
+  <w:abstractNum w:abstractNumId="14" w15:restartNumberingAfterBreak="0">
     <w:nsid w:val="65E72C11"/>
     <w:multiLevelType w:val="hybridMultilevel"/>
     <w:tmpl w:val="764E186A"/>
@@ -7298,7 +9485,7 @@
       </w:pPr>
     </w:lvl>
   </w:abstractNum>
-  <w:abstractNum w:abstractNumId="14" w15:restartNumberingAfterBreak="0">
+  <w:abstractNum w:abstractNumId="15" w15:restartNumberingAfterBreak="0">
     <w:nsid w:val="6DC3293B"/>
     <w:multiLevelType w:val="singleLevel"/>
     <w:tmpl w:val="3A8EC28E"/>
@@ -7315,7 +9502,7 @@
       </w:pPr>
     </w:lvl>
   </w:abstractNum>
-  <w:abstractNum w:abstractNumId="15" w15:restartNumberingAfterBreak="0">
+  <w:abstractNum w:abstractNumId="16" w15:restartNumberingAfterBreak="0">
     <w:nsid w:val="779023BF"/>
     <w:multiLevelType w:val="hybridMultilevel"/>
     <w:tmpl w:val="FE9C7034"/>
@@ -7450,10 +9637,10 @@
     <w:abstractNumId w:val="9"/>
   </w:num>
   <w:num w:numId="7" w16cid:durableId="659500842">
-    <w:abstractNumId w:val="14"/>
+    <w:abstractNumId w:val="15"/>
   </w:num>
   <w:num w:numId="8" w16cid:durableId="659046703">
-    <w:abstractNumId w:val="13"/>
+    <w:abstractNumId w:val="14"/>
   </w:num>
   <w:num w:numId="9" w16cid:durableId="1303654441">
     <w:abstractNumId w:val="11"/>
@@ -7462,7 +9649,7 @@
     <w:abstractNumId w:val="6"/>
   </w:num>
   <w:num w:numId="11" w16cid:durableId="2095473379">
-    <w:abstractNumId w:val="15"/>
+    <w:abstractNumId w:val="16"/>
   </w:num>
   <w:num w:numId="12" w16cid:durableId="1606884166">
     <w:abstractNumId w:val="4"/>
@@ -7478,6 +9665,9 @@
   </w:num>
   <w:num w:numId="16" w16cid:durableId="303434711">
     <w:abstractNumId w:val="8"/>
+  </w:num>
+  <w:num w:numId="17" w16cid:durableId="568466290">
+    <w:abstractNumId w:val="13"/>
   </w:num>
 </w:numbering>
 </file>
@@ -7935,10 +10125,32 @@
       <w:lang w:eastAsia="en-US"/>
     </w:rPr>
   </w:style>
+  <w:style w:type="paragraph" w:styleId="Ttulo4">
+    <w:name w:val="heading 4"/>
+    <w:basedOn w:val="Normal"/>
+    <w:next w:val="Normal"/>
+    <w:link w:val="Ttulo4Car"/>
+    <w:uiPriority w:val="9"/>
+    <w:semiHidden/>
+    <w:unhideWhenUsed/>
+    <w:qFormat/>
+    <w:rsid w:val="005876B6"/>
+    <w:pPr>
+      <w:keepNext/>
+      <w:keepLines/>
+      <w:spacing w:before="40"/>
+      <w:outlineLvl w:val="3"/>
+    </w:pPr>
+    <w:rPr>
+      <w:rFonts w:asciiTheme="majorHAnsi" w:eastAsiaTheme="majorEastAsia" w:hAnsiTheme="majorHAnsi" w:cstheme="majorBidi"/>
+      <w:i/>
+      <w:iCs/>
+      <w:color w:val="2F5496" w:themeColor="accent1" w:themeShade="BF"/>
+    </w:rPr>
+  </w:style>
   <w:style w:type="character" w:default="1" w:styleId="Fuentedeprrafopredeter">
     <w:name w:val="Default Paragraph Font"/>
     <w:uiPriority w:val="1"/>
-    <w:semiHidden/>
     <w:unhideWhenUsed/>
   </w:style>
   <w:style w:type="table" w:default="1" w:styleId="Tablanormal">
@@ -8651,6 +10863,43 @@
     <w:basedOn w:val="Fuentedeprrafopredeter"/>
     <w:rsid w:val="003F0EC9"/>
   </w:style>
+  <w:style w:type="character" w:customStyle="1" w:styleId="Ttulo4Car">
+    <w:name w:val="Título 4 Car"/>
+    <w:basedOn w:val="Fuentedeprrafopredeter"/>
+    <w:link w:val="Ttulo4"/>
+    <w:uiPriority w:val="9"/>
+    <w:semiHidden/>
+    <w:rsid w:val="005876B6"/>
+    <w:rPr>
+      <w:rFonts w:asciiTheme="majorHAnsi" w:eastAsiaTheme="majorEastAsia" w:hAnsiTheme="majorHAnsi" w:cstheme="majorBidi"/>
+      <w:i/>
+      <w:iCs/>
+      <w:color w:val="2F5496" w:themeColor="accent1" w:themeShade="BF"/>
+      <w:lang w:val="en-US" w:eastAsia="es-ES"/>
+    </w:rPr>
+  </w:style>
+  <w:style w:type="character" w:styleId="Mencinsinresolver">
+    <w:name w:val="Unresolved Mention"/>
+    <w:basedOn w:val="Fuentedeprrafopredeter"/>
+    <w:uiPriority w:val="99"/>
+    <w:rsid w:val="005876B6"/>
+    <w:rPr>
+      <w:color w:val="605E5C"/>
+      <w:shd w:val="clear" w:color="auto" w:fill="E1DFDD"/>
+    </w:rPr>
+  </w:style>
+  <w:style w:type="character" w:styleId="Hipervnculovisitado">
+    <w:name w:val="FollowedHyperlink"/>
+    <w:basedOn w:val="Fuentedeprrafopredeter"/>
+    <w:uiPriority w:val="99"/>
+    <w:semiHidden/>
+    <w:unhideWhenUsed/>
+    <w:rsid w:val="005876B6"/>
+    <w:rPr>
+      <w:color w:val="954F72" w:themeColor="followedHyperlink"/>
+      <w:u w:val="single"/>
+    </w:rPr>
+  </w:style>
 </w:styles>
 </file>
 
@@ -8950,30 +11199,6 @@
 </file>
 
 <file path=customXml/item1.xml><?xml version="1.0" encoding="utf-8"?>
-<?mso-contentType ?>
-<FormTemplates xmlns="http://schemas.microsoft.com/sharepoint/v3/contenttype/forms">
-  <Display>DocumentLibraryForm</Display>
-  <Edit>DocumentLibraryForm</Edit>
-  <New>DocumentLibraryForm</New>
-</FormTemplates>
-</file>
-
-<file path=customXml/item2.xml><?xml version="1.0" encoding="utf-8"?>
-<p:properties xmlns:p="http://schemas.microsoft.com/office/2006/metadata/properties" xmlns:xsi="http://www.w3.org/2001/XMLSchema-instance" xmlns:pc="http://schemas.microsoft.com/office/infopath/2007/PartnerControls">
-  <documentManagement>
-    <lcf76f155ced4ddcb4097134ff3c332f xmlns="6b3e670a-8621-442a-bbcd-82c90abdc9f4">
-      <Terms xmlns="http://schemas.microsoft.com/office/infopath/2007/PartnerControls"/>
-    </lcf76f155ced4ddcb4097134ff3c332f>
-    <TaxCatchAll xmlns="d8eae7da-2600-4d80-bd09-ef671bb79614" xsi:nil="true"/>
-  </documentManagement>
-</p:properties>
-</file>
-
-<file path=customXml/item3.xml><?xml version="1.0" encoding="utf-8"?>
-<b:Sources xmlns:b="http://schemas.openxmlformats.org/officeDocument/2006/bibliography" xmlns="http://schemas.openxmlformats.org/officeDocument/2006/bibliography" SelectedStyle="\APASixthEditionOfficeOnline.xsl" StyleName="APA" Version="6"/>
-</file>
-
-<file path=customXml/item4.xml><?xml version="1.0" encoding="utf-8"?>
 <ct:contentTypeSchema xmlns:ct="http://schemas.microsoft.com/office/2006/metadata/contentType" xmlns:ma="http://schemas.microsoft.com/office/2006/metadata/properties/metaAttributes" ct:_="" ma:_="" ma:contentTypeName="Documento" ma:contentTypeID="0x010100EFB3E5BBFA06F545A899778B47BC62FE" ma:contentTypeVersion="11" ma:contentTypeDescription="Crear nuevo documento." ma:contentTypeScope="" ma:versionID="d3575bae9349fe3d4235f080d30587a6">
   <xsd:schema xmlns:xsd="http://www.w3.org/2001/XMLSchema" xmlns:xs="http://www.w3.org/2001/XMLSchema" xmlns:p="http://schemas.microsoft.com/office/2006/metadata/properties" xmlns:ns2="6b3e670a-8621-442a-bbcd-82c90abdc9f4" xmlns:ns3="d8eae7da-2600-4d80-bd09-ef671bb79614" targetNamespace="http://schemas.microsoft.com/office/2006/metadata/properties" ma:root="true" ma:fieldsID="cf2e4ff6051415d04aec1eaf643f5b01" ns2:_="" ns3:_="">
     <xsd:import namespace="6b3e670a-8621-442a-bbcd-82c90abdc9f4"/>
@@ -9168,34 +11393,31 @@
 </ct:contentTypeSchema>
 </file>
 
-<file path=customXml/itemProps1.xml><?xml version="1.0" encoding="utf-8"?>
-<ds:datastoreItem xmlns:ds="http://schemas.openxmlformats.org/officeDocument/2006/customXml" ds:itemID="{7F9CBBEB-C19C-47AD-A7C2-953A2A9A2CA0}">
-  <ds:schemaRefs>
-    <ds:schemaRef ds:uri="http://schemas.microsoft.com/sharepoint/v3/contenttype/forms"/>
-  </ds:schemaRefs>
-</ds:datastoreItem>
+<file path=customXml/item2.xml><?xml version="1.0" encoding="utf-8"?>
+<b:Sources xmlns:b="http://schemas.openxmlformats.org/officeDocument/2006/bibliography" xmlns="http://schemas.openxmlformats.org/officeDocument/2006/bibliography" SelectedStyle="\APASixthEditionOfficeOnline.xsl" StyleName="APA" Version="6"/>
 </file>
 
-<file path=customXml/itemProps2.xml><?xml version="1.0" encoding="utf-8"?>
-<ds:datastoreItem xmlns:ds="http://schemas.openxmlformats.org/officeDocument/2006/customXml" ds:itemID="{B2111B38-BA7C-4535-876E-0E94641BA35B}">
-  <ds:schemaRefs>
-    <ds:schemaRef ds:uri="http://schemas.microsoft.com/office/2006/metadata/properties"/>
-    <ds:schemaRef ds:uri="http://schemas.microsoft.com/office/infopath/2007/PartnerControls"/>
-    <ds:schemaRef ds:uri="6b3e670a-8621-442a-bbcd-82c90abdc9f4"/>
-    <ds:schemaRef ds:uri="d8eae7da-2600-4d80-bd09-ef671bb79614"/>
-  </ds:schemaRefs>
-</ds:datastoreItem>
+<file path=customXml/item3.xml><?xml version="1.0" encoding="utf-8"?>
+<p:properties xmlns:p="http://schemas.microsoft.com/office/2006/metadata/properties" xmlns:xsi="http://www.w3.org/2001/XMLSchema-instance" xmlns:pc="http://schemas.microsoft.com/office/infopath/2007/PartnerControls">
+  <documentManagement>
+    <lcf76f155ced4ddcb4097134ff3c332f xmlns="6b3e670a-8621-442a-bbcd-82c90abdc9f4">
+      <Terms xmlns="http://schemas.microsoft.com/office/infopath/2007/PartnerControls"/>
+    </lcf76f155ced4ddcb4097134ff3c332f>
+    <TaxCatchAll xmlns="d8eae7da-2600-4d80-bd09-ef671bb79614" xsi:nil="true"/>
+  </documentManagement>
+</p:properties>
 </file>
 
-<file path=customXml/itemProps3.xml><?xml version="1.0" encoding="utf-8"?>
-<ds:datastoreItem xmlns:ds="http://schemas.openxmlformats.org/officeDocument/2006/customXml" ds:itemID="{DDD216FE-D5A4-4057-9B09-8E4E514BB00C}">
-  <ds:schemaRefs>
-    <ds:schemaRef ds:uri="http://schemas.openxmlformats.org/officeDocument/2006/bibliography"/>
-  </ds:schemaRefs>
-</ds:datastoreItem>
+<file path=customXml/item4.xml><?xml version="1.0" encoding="utf-8"?>
+<?mso-contentType ?>
+<FormTemplates xmlns="http://schemas.microsoft.com/sharepoint/v3/contenttype/forms">
+  <Display>DocumentLibraryForm</Display>
+  <Edit>DocumentLibraryForm</Edit>
+  <New>DocumentLibraryForm</New>
+</FormTemplates>
 </file>
 
-<file path=customXml/itemProps4.xml><?xml version="1.0" encoding="utf-8"?>
+<file path=customXml/itemProps1.xml><?xml version="1.0" encoding="utf-8"?>
 <ds:datastoreItem xmlns:ds="http://schemas.openxmlformats.org/officeDocument/2006/customXml" ds:itemID="{48EA3B7F-5152-44BD-8DEB-F829ACC69A50}">
   <ds:schemaRefs>
     <ds:schemaRef ds:uri="http://schemas.microsoft.com/office/2006/metadata/contentType"/>
@@ -9212,4 +11434,31 @@
     <ds:schemaRef ds:uri="http://schemas.microsoft.com/internal/obd"/>
   </ds:schemaRefs>
 </ds:datastoreItem>
+</file>
+
+<file path=customXml/itemProps2.xml><?xml version="1.0" encoding="utf-8"?>
+<ds:datastoreItem xmlns:ds="http://schemas.openxmlformats.org/officeDocument/2006/customXml" ds:itemID="{DDD216FE-D5A4-4057-9B09-8E4E514BB00C}">
+  <ds:schemaRefs>
+    <ds:schemaRef ds:uri="http://schemas.openxmlformats.org/officeDocument/2006/bibliography"/>
+  </ds:schemaRefs>
+</ds:datastoreItem>
+</file>
+
+<file path=customXml/itemProps3.xml><?xml version="1.0" encoding="utf-8"?>
+<ds:datastoreItem xmlns:ds="http://schemas.openxmlformats.org/officeDocument/2006/customXml" ds:itemID="{B2111B38-BA7C-4535-876E-0E94641BA35B}">
+  <ds:schemaRefs>
+    <ds:schemaRef ds:uri="http://schemas.microsoft.com/office/2006/metadata/properties"/>
+    <ds:schemaRef ds:uri="http://schemas.microsoft.com/office/infopath/2007/PartnerControls"/>
+    <ds:schemaRef ds:uri="6b3e670a-8621-442a-bbcd-82c90abdc9f4"/>
+    <ds:schemaRef ds:uri="d8eae7da-2600-4d80-bd09-ef671bb79614"/>
+  </ds:schemaRefs>
+</ds:datastoreItem>
+</file>
+
+<file path=customXml/itemProps4.xml><?xml version="1.0" encoding="utf-8"?>
+<ds:datastoreItem xmlns:ds="http://schemas.openxmlformats.org/officeDocument/2006/customXml" ds:itemID="{7F9CBBEB-C19C-47AD-A7C2-953A2A9A2CA0}">
+  <ds:schemaRefs>
+    <ds:schemaRef ds:uri="http://schemas.microsoft.com/sharepoint/v3/contenttype/forms"/>
+  </ds:schemaRefs>
+</ds:datastoreItem>
 </file>